--- a/Day4/Product_prd.docx
+++ b/Day4/Product_prd.docx
@@ -62,6 +62,89 @@
         <w:rPr>
           <w:b/>
           <w:bCs/>
+        </w:rPr>
+      </w:pPr>
+      <w:r>
+        <w:rPr>
+          <w:b/>
+          <w:bCs/>
+        </w:rPr>
+        <w:t>Product Overview</w:t>
+      </w:r>
+    </w:p>
+    <w:p>
+      <w:pPr>
+        <w:rPr>
+          <w:b/>
+          <w:bCs/>
+        </w:rPr>
+      </w:pPr>
+      <w:r>
+        <w:rPr>
+          <w:b/>
+          <w:bCs/>
+        </w:rPr>
+        <w:t>Problem Statement</w:t>
+      </w:r>
+    </w:p>
+    <w:p>
+      <w:r>
+        <w:t>Managing a housing society is inefficient because resident records, maintenance payments, financial statements, and society notices are maintained across Excel sheets, WhatsApp chats, and manual registers, making it difficult to organize information, track finances, and monitor daily operations efficiently.</w:t>
+      </w:r>
+    </w:p>
+    <w:p>
+      <w:pPr>
+        <w:rPr>
+          <w:b/>
+          <w:bCs/>
+        </w:rPr>
+      </w:pPr>
+      <w:r>
+        <w:rPr>
+          <w:b/>
+          <w:bCs/>
+        </w:rPr>
+        <w:t>Solution</w:t>
+      </w:r>
+    </w:p>
+    <w:p>
+      <w:r>
+        <w:t>Develop a centralized Smart Society ERP that enables housing society committee members to manage resident information, maintenance payments, accounting, financial records, and society notices in one secure web application. The system replaces Excel sheets, WhatsApp chats, and manual registers with a single digital platform, making it easier to organize data, track finances, generate reports, and manage society operations efficiently. It also includes an AI-powered Notice Generator using the Anthropic Claude API to help create professional society notices quickly and efficiently.</w:t>
+      </w:r>
+    </w:p>
+    <w:p>
+      <w:pPr>
+        <w:rPr>
+          <w:b/>
+          <w:bCs/>
+        </w:rPr>
+      </w:pPr>
+      <w:r>
+        <w:rPr>
+          <w:b/>
+          <w:bCs/>
+        </w:rPr>
+        <w:t>Introduction</w:t>
+      </w:r>
+    </w:p>
+    <w:p>
+      <w:r>
+        <w:t>Smart Society ERP is a web-based housing society management system designed to help society committee members manage resident records, maintenance payments, accounting, financial statements, and society notices through a centralized platform. It replaces manual processes that rely on Excel sheets, WhatsApp chats, and paper registers, making daily administrative tasks more organized, efficient, and accurate. The system also includes an AI-powered Notice Generator that enables the society secretary to create clear, professional, and well-structured notices from simple prompts using the Anthropic Claude API.</w:t>
+      </w:r>
+    </w:p>
+    <w:p>
+      <w:pPr>
+        <w:rPr>
+          <w:b/>
+          <w:bCs/>
+        </w:rPr>
+      </w:pPr>
+    </w:p>
+    <w:p>
+      <w:pPr>
+        <w:rPr>
+          <w:b/>
+          <w:bCs/>
           <w:sz w:val="24"/>
           <w:szCs w:val="24"/>
         </w:rPr>
@@ -73,45 +156,87 @@
           <w:sz w:val="24"/>
           <w:szCs w:val="24"/>
         </w:rPr>
-        <w:t>Product Overview:</w:t>
-      </w:r>
-    </w:p>
-    <w:p>
-      <w:r>
-        <w:rPr>
-          <w:b/>
-          <w:bCs/>
-        </w:rPr>
-        <w:t>P</w:t>
-      </w:r>
-      <w:r>
-        <w:rPr>
-          <w:b/>
-          <w:bCs/>
-        </w:rPr>
-        <w:t>roblem statement:</w:t>
-      </w:r>
-      <w:r>
-        <w:t xml:space="preserve"> Managing a housing society is inefficient because resident records, maintenance payments, financial statements, and society notices are maintained across Excel sheets, WhatsApp chats, and manual registers, making it difficult to organize information, track finances, and monitor daily operations efficiently.</w:t>
-      </w:r>
-    </w:p>
-    <w:p>
-      <w:r>
-        <w:rPr>
-          <w:b/>
-          <w:bCs/>
-        </w:rPr>
-        <w:t>Solution:</w:t>
-      </w:r>
-      <w:r>
-        <w:t xml:space="preserve"> </w:t>
-      </w:r>
-    </w:p>
-    <w:p>
-      <w:r>
-        <w:t>Develop a centralized Smart Society ERP that allows housing societies to manage resident information, maintenance payments, financial records, complaints, and society notices in one secure web application. The system replaces Excel sheets, WhatsApp chats, and manual registers with a single digital platform, making it easier to organize data, track finances, generate reports, and improve communication between the society committee and residents.</w:t>
-      </w:r>
-    </w:p>
+        <w:t>Goals &amp; Objectives</w:t>
+      </w:r>
+    </w:p>
+    <w:p>
+      <w:pPr>
+        <w:numPr>
+          <w:ilvl w:val="0"/>
+          <w:numId w:val="52"/>
+        </w:numPr>
+      </w:pPr>
+      <w:r>
+        <w:t>Develop a centralized web-based system for managing housing society operations.</w:t>
+      </w:r>
+    </w:p>
+    <w:p>
+      <w:pPr>
+        <w:numPr>
+          <w:ilvl w:val="0"/>
+          <w:numId w:val="52"/>
+        </w:numPr>
+      </w:pPr>
+      <w:r>
+        <w:t>Digitize resident records, maintenance payments, financial statements, and society notices.</w:t>
+      </w:r>
+    </w:p>
+    <w:p>
+      <w:pPr>
+        <w:numPr>
+          <w:ilvl w:val="0"/>
+          <w:numId w:val="52"/>
+        </w:numPr>
+      </w:pPr>
+      <w:r>
+        <w:t>Reduce dependency on Excel sheets, WhatsApp chats, and manual registers.</w:t>
+      </w:r>
+    </w:p>
+    <w:p>
+      <w:pPr>
+        <w:numPr>
+          <w:ilvl w:val="0"/>
+          <w:numId w:val="52"/>
+        </w:numPr>
+      </w:pPr>
+      <w:r>
+        <w:t>Improve the accuracy and organization of society records.</w:t>
+      </w:r>
+    </w:p>
+    <w:p>
+      <w:pPr>
+        <w:numPr>
+          <w:ilvl w:val="0"/>
+          <w:numId w:val="52"/>
+        </w:numPr>
+      </w:pPr>
+      <w:r>
+        <w:t>Provide a dashboard for quick access to important society information and financial summaries.</w:t>
+      </w:r>
+    </w:p>
+    <w:p>
+      <w:pPr>
+        <w:numPr>
+          <w:ilvl w:val="0"/>
+          <w:numId w:val="52"/>
+        </w:numPr>
+      </w:pPr>
+      <w:r>
+        <w:t>Simplify daily administrative tasks for society committee members.</w:t>
+      </w:r>
+    </w:p>
+    <w:p>
+      <w:pPr>
+        <w:numPr>
+          <w:ilvl w:val="0"/>
+          <w:numId w:val="52"/>
+        </w:numPr>
+      </w:pPr>
+      <w:r>
+        <w:t>Use AI to simplify the creation of society notices and reduce manual writing effort.</w:t>
+      </w:r>
+    </w:p>
+    <w:p/>
     <w:p>
       <w:pPr>
         <w:rPr>
@@ -131,27 +256,15 @@
           <w:szCs w:val="24"/>
         </w:rPr>
       </w:pPr>
-      <w:r>
+    </w:p>
+    <w:p>
+      <w:pPr>
         <w:rPr>
           <w:b/>
           <w:bCs/>
           <w:sz w:val="24"/>
           <w:szCs w:val="24"/>
         </w:rPr>
-        <w:t>Introduction:</w:t>
-      </w:r>
-    </w:p>
-    <w:p>
-      <w:r>
-        <w:t>Smart Society ERP is a web-based housing society management system designed to help society committee members manage resident records, maintenance payments, accounting, financial statements, and society notices through a centralized platform. It replaces manual processes that rely on Excel sheets, WhatsApp chats, and paper registers, making daily administrative tasks more organized, efficient, and accurate.</w:t>
-      </w:r>
-    </w:p>
-    <w:p>
-      <w:pPr>
-        <w:rPr>
-          <w:b/>
-          <w:bCs/>
-        </w:rPr>
       </w:pPr>
     </w:p>
     <w:p>
@@ -170,76 +283,31 @@
           <w:sz w:val="24"/>
           <w:szCs w:val="24"/>
         </w:rPr>
-        <w:t>Goals &amp; Objectives</w:t>
-      </w:r>
-    </w:p>
-    <w:p>
-      <w:pPr>
-        <w:numPr>
-          <w:ilvl w:val="0"/>
-          <w:numId w:val="52"/>
-        </w:numPr>
-      </w:pPr>
-      <w:r>
-        <w:t>Develop a centralized web-based system for managing housing society operations.</w:t>
-      </w:r>
-    </w:p>
-    <w:p>
-      <w:pPr>
-        <w:numPr>
-          <w:ilvl w:val="0"/>
-          <w:numId w:val="52"/>
-        </w:numPr>
-      </w:pPr>
-      <w:r>
-        <w:t>Digitize resident records, maintenance payments, financial statements, and society notices.</w:t>
-      </w:r>
-    </w:p>
-    <w:p>
-      <w:pPr>
-        <w:numPr>
-          <w:ilvl w:val="0"/>
-          <w:numId w:val="52"/>
-        </w:numPr>
-      </w:pPr>
-      <w:r>
-        <w:t>Reduce dependency on Excel sheets, WhatsApp chats, and manual registers.</w:t>
-      </w:r>
-    </w:p>
-    <w:p>
-      <w:pPr>
-        <w:numPr>
-          <w:ilvl w:val="0"/>
-          <w:numId w:val="52"/>
-        </w:numPr>
-      </w:pPr>
-      <w:r>
-        <w:t>Improve the accuracy and organization of society records.</w:t>
-      </w:r>
-    </w:p>
-    <w:p>
-      <w:pPr>
-        <w:numPr>
-          <w:ilvl w:val="0"/>
-          <w:numId w:val="52"/>
-        </w:numPr>
-      </w:pPr>
-      <w:r>
-        <w:t>Provide a dashboard for quick access to important society information and financial summaries.</w:t>
-      </w:r>
-    </w:p>
-    <w:p>
-      <w:pPr>
-        <w:numPr>
-          <w:ilvl w:val="0"/>
-          <w:numId w:val="52"/>
-        </w:numPr>
-      </w:pPr>
-      <w:r>
-        <w:t>Simplify daily administrative tasks for society committee members.</w:t>
-      </w:r>
-    </w:p>
-    <w:p/>
+        <w:t>Target Users</w:t>
+      </w:r>
+    </w:p>
+    <w:p>
+      <w:r>
+        <w:rPr>
+          <w:b/>
+          <w:bCs/>
+        </w:rPr>
+        <w:tab/>
+      </w:r>
+      <w:r>
+        <w:t>1) Society Treasurer</w:t>
+      </w:r>
+    </w:p>
+    <w:p>
+      <w:r>
+        <w:t xml:space="preserve">              2) Society Secretary</w:t>
+      </w:r>
+    </w:p>
+    <w:p>
+      <w:r>
+        <w:t xml:space="preserve">              3) Society Chairman</w:t>
+      </w:r>
+    </w:p>
     <w:p>
       <w:pPr>
         <w:rPr>
@@ -249,36 +317,33 @@
           <w:szCs w:val="24"/>
         </w:rPr>
       </w:pPr>
-    </w:p>
-    <w:p>
-      <w:pPr>
+      <w:r>
         <w:rPr>
           <w:b/>
           <w:bCs/>
           <w:sz w:val="24"/>
           <w:szCs w:val="24"/>
         </w:rPr>
-      </w:pPr>
-    </w:p>
-    <w:p>
-      <w:pPr>
+        <w:t>U</w:t>
+      </w:r>
+      <w:r>
         <w:rPr>
           <w:b/>
           <w:bCs/>
           <w:sz w:val="24"/>
           <w:szCs w:val="24"/>
         </w:rPr>
-      </w:pPr>
-    </w:p>
-    <w:p>
-      <w:pPr>
+        <w:t xml:space="preserve">ser </w:t>
+      </w:r>
+      <w:r>
         <w:rPr>
           <w:b/>
           <w:bCs/>
           <w:sz w:val="24"/>
           <w:szCs w:val="24"/>
         </w:rPr>
-      </w:pPr>
+        <w:t>P</w:t>
+      </w:r>
       <w:r>
         <w:rPr>
           <w:b/>
@@ -286,32 +351,411 @@
           <w:sz w:val="24"/>
           <w:szCs w:val="24"/>
         </w:rPr>
+        <w:t>ersonas</w:t>
+      </w:r>
+    </w:p>
+    <w:p>
+      <w:r>
+        <w:t>Persona 1: Society Treasurer</w:t>
+      </w:r>
+    </w:p>
+    <w:p>
+      <w:r>
+        <w:t>Name: Mr Prakash Shinde</w:t>
+      </w:r>
+      <w:r>
+        <w:br/>
+        <w:t>Role: Society Treasurer</w:t>
+      </w:r>
+    </w:p>
+    <w:p>
+      <w:r>
+        <w:t>Goals</w:t>
+      </w:r>
+    </w:p>
+    <w:p>
+      <w:pPr>
+        <w:numPr>
+          <w:ilvl w:val="0"/>
+          <w:numId w:val="1"/>
+        </w:numPr>
+      </w:pPr>
+      <w:r>
+        <w:t xml:space="preserve">Maintain accurate resident records. </w:t>
+      </w:r>
+    </w:p>
+    <w:p>
+      <w:pPr>
+        <w:numPr>
+          <w:ilvl w:val="0"/>
+          <w:numId w:val="1"/>
+        </w:numPr>
+      </w:pPr>
+      <w:r>
+        <w:t xml:space="preserve">Record and track maintenance payments. </w:t>
+      </w:r>
+    </w:p>
+    <w:p>
+      <w:pPr>
+        <w:numPr>
+          <w:ilvl w:val="0"/>
+          <w:numId w:val="1"/>
+        </w:numPr>
+      </w:pPr>
+      <w:r>
+        <w:t xml:space="preserve">Generate financial statements and reports. </w:t>
+      </w:r>
+    </w:p>
+    <w:p>
+      <w:pPr>
+        <w:numPr>
+          <w:ilvl w:val="0"/>
+          <w:numId w:val="1"/>
+        </w:numPr>
+      </w:pPr>
+      <w:r>
+        <w:t xml:space="preserve">Monitor pending maintenance dues. </w:t>
+      </w:r>
+    </w:p>
+    <w:p>
+      <w:r>
+        <w:t>Frustrations</w:t>
+      </w:r>
+    </w:p>
+    <w:p>
+      <w:pPr>
+        <w:numPr>
+          <w:ilvl w:val="0"/>
+          <w:numId w:val="2"/>
+        </w:numPr>
+      </w:pPr>
+      <w:r>
+        <w:t xml:space="preserve">Resident and payment records are spread across Excel files and paper registers. </w:t>
+      </w:r>
+    </w:p>
+    <w:p>
+      <w:pPr>
+        <w:numPr>
+          <w:ilvl w:val="0"/>
+          <w:numId w:val="2"/>
+        </w:numPr>
+      </w:pPr>
+      <w:r>
+        <w:t xml:space="preserve">Preparing monthly financial reports is time-consuming. </w:t>
+      </w:r>
+    </w:p>
+    <w:p>
+      <w:pPr>
+        <w:numPr>
+          <w:ilvl w:val="0"/>
+          <w:numId w:val="2"/>
+        </w:numPr>
+      </w:pPr>
+      <w:r>
+        <w:t xml:space="preserve">Finding payment history takes longer than it should. </w:t>
+      </w:r>
+    </w:p>
+    <w:p>
+      <w:pPr>
+        <w:numPr>
+          <w:ilvl w:val="0"/>
+          <w:numId w:val="2"/>
+        </w:numPr>
+      </w:pPr>
+      <w:r>
+        <w:t xml:space="preserve">Manual calculations can lead to errors. </w:t>
+      </w:r>
+    </w:p>
+    <w:p>
+      <w:r>
+        <w:t>Context</w:t>
+      </w:r>
+    </w:p>
+    <w:p>
+      <w:r>
+        <w:t>My father manages the finances of a housing society with around 56 flats. He spends several hours each week updating Excel sheets, maintaining registers, and preparing financial reports.</w:t>
+      </w:r>
+    </w:p>
+    <w:p/>
+    <w:p>
+      <w:r>
+        <w:t>Persona 2: Society Secretary</w:t>
+      </w:r>
+    </w:p>
+    <w:p>
+      <w:pPr>
+        <w:rPr>
+          <w:b/>
+          <w:bCs/>
+        </w:rPr>
+      </w:pPr>
+      <w:r>
+        <w:t>Name</w:t>
+      </w:r>
+      <w:r>
+        <w:rPr>
+          <w:b/>
+          <w:bCs/>
+        </w:rPr>
+        <w:t>:</w:t>
+      </w:r>
+      <w:r>
+        <w:t xml:space="preserve"> Mr Bablu Blkhande</w:t>
+      </w:r>
+      <w:r>
+        <w:br/>
+      </w:r>
+      <w:r>
+        <w:t>Role: Society Secretary</w:t>
+      </w:r>
+    </w:p>
+    <w:p>
+      <w:r>
+        <w:t>Goals</w:t>
+      </w:r>
+    </w:p>
+    <w:p>
+      <w:pPr>
+        <w:numPr>
+          <w:ilvl w:val="0"/>
+          <w:numId w:val="3"/>
+        </w:numPr>
+      </w:pPr>
+      <w:r>
+        <w:t xml:space="preserve">Maintain resident information. </w:t>
+      </w:r>
+    </w:p>
+    <w:p>
+      <w:pPr>
+        <w:numPr>
+          <w:ilvl w:val="0"/>
+          <w:numId w:val="3"/>
+        </w:numPr>
+      </w:pPr>
+      <w:r>
+        <w:t xml:space="preserve">Publish society notices. </w:t>
+      </w:r>
+    </w:p>
+    <w:p>
+      <w:pPr>
+        <w:numPr>
+          <w:ilvl w:val="0"/>
+          <w:numId w:val="3"/>
+        </w:numPr>
+      </w:pPr>
+      <w:r>
         <w:lastRenderedPageBreak/>
-        <w:t>Target Users</w:t>
-      </w:r>
-    </w:p>
-    <w:p>
-      <w:r>
-        <w:rPr>
-          <w:b/>
-          <w:bCs/>
-        </w:rPr>
-        <w:tab/>
-      </w:r>
-      <w:r>
-        <w:t>1) Society Treasurer</w:t>
-      </w:r>
-    </w:p>
-    <w:p>
-      <w:r>
-        <w:t xml:space="preserve">              2) Society Secretary</w:t>
-      </w:r>
-    </w:p>
-    <w:p>
-      <w:r>
-        <w:t xml:space="preserve">              3) Society Chairman</w:t>
-      </w:r>
-    </w:p>
+        <w:t xml:space="preserve">Keep records organized. </w:t>
+      </w:r>
+    </w:p>
+    <w:p>
+      <w:pPr>
+        <w:numPr>
+          <w:ilvl w:val="0"/>
+          <w:numId w:val="3"/>
+        </w:numPr>
+      </w:pPr>
+      <w:r>
+        <w:t xml:space="preserve">Coordinate daily administrative tasks. </w:t>
+      </w:r>
+    </w:p>
+    <w:p>
+      <w:r>
+        <w:t>Frustrations</w:t>
+      </w:r>
+    </w:p>
+    <w:p>
+      <w:pPr>
+        <w:numPr>
+          <w:ilvl w:val="0"/>
+          <w:numId w:val="4"/>
+        </w:numPr>
+      </w:pPr>
+      <w:r>
+        <w:t xml:space="preserve">Notices are shared through WhatsApp and are difficult to track later. </w:t>
+      </w:r>
+    </w:p>
+    <w:p>
+      <w:pPr>
+        <w:numPr>
+          <w:ilvl w:val="0"/>
+          <w:numId w:val="4"/>
+        </w:numPr>
+      </w:pPr>
+      <w:r>
+        <w:t xml:space="preserve">Resident information is stored in multiple files. </w:t>
+      </w:r>
+    </w:p>
+    <w:p>
+      <w:pPr>
+        <w:numPr>
+          <w:ilvl w:val="0"/>
+          <w:numId w:val="4"/>
+        </w:numPr>
+      </w:pPr>
+      <w:r>
+        <w:t xml:space="preserve">Finding old notices or resident details takes time. </w:t>
+      </w:r>
+    </w:p>
+    <w:p>
+      <w:pPr>
+        <w:numPr>
+          <w:ilvl w:val="0"/>
+          <w:numId w:val="4"/>
+        </w:numPr>
+      </w:pPr>
+      <w:r>
+        <w:t xml:space="preserve">Managing records across different tools is confusing. </w:t>
+      </w:r>
+    </w:p>
+    <w:p>
+      <w:r>
+        <w:t>Context</w:t>
+      </w:r>
+    </w:p>
+    <w:p>
+      <w:r>
+        <w:t>Mr Dhangmale sir handles the day-to-day administration of the society. He updates resident information, shares announcements, and coordinates with the committee.</w:t>
+      </w:r>
+    </w:p>
+    <w:p/>
+    <w:p>
+      <w:r>
+        <w:t>Persona 3: Society Chairman</w:t>
+      </w:r>
+    </w:p>
+    <w:p>
+      <w:r>
+        <w:t>Name:</w:t>
+      </w:r>
+      <w:r>
+        <w:t xml:space="preserve"> Mr Bablu Blkhande</w:t>
+      </w:r>
+      <w:r>
+        <w:br/>
+      </w:r>
+      <w:r>
+        <w:t>Role:</w:t>
+      </w:r>
+      <w:r>
+        <w:t xml:space="preserve"> Society Chairman</w:t>
+      </w:r>
+    </w:p>
+    <w:p>
+      <w:r>
+        <w:t>Goals</w:t>
+      </w:r>
+    </w:p>
+    <w:p>
+      <w:pPr>
+        <w:numPr>
+          <w:ilvl w:val="0"/>
+          <w:numId w:val="5"/>
+        </w:numPr>
+      </w:pPr>
+      <w:r>
+        <w:t xml:space="preserve">Monitor society operations through a dashboard. </w:t>
+      </w:r>
+    </w:p>
+    <w:p>
+      <w:pPr>
+        <w:numPr>
+          <w:ilvl w:val="0"/>
+          <w:numId w:val="5"/>
+        </w:numPr>
+      </w:pPr>
+      <w:r>
+        <w:t xml:space="preserve">Review maintenance collections and financial summaries. </w:t>
+      </w:r>
+    </w:p>
+    <w:p>
+      <w:pPr>
+        <w:numPr>
+          <w:ilvl w:val="0"/>
+          <w:numId w:val="5"/>
+        </w:numPr>
+      </w:pPr>
+      <w:r>
+        <w:t xml:space="preserve">Access important reports quickly. </w:t>
+      </w:r>
+    </w:p>
+    <w:p>
+      <w:pPr>
+        <w:numPr>
+          <w:ilvl w:val="0"/>
+          <w:numId w:val="5"/>
+        </w:numPr>
+      </w:pPr>
+      <w:r>
+        <w:t xml:space="preserve">Make informed decisions during committee meetings. </w:t>
+      </w:r>
+    </w:p>
+    <w:p>
+      <w:r>
+        <w:t>Frustrations</w:t>
+      </w:r>
+    </w:p>
+    <w:p>
+      <w:pPr>
+        <w:numPr>
+          <w:ilvl w:val="0"/>
+          <w:numId w:val="6"/>
+        </w:numPr>
+      </w:pPr>
+      <w:r>
+        <w:t xml:space="preserve">Has to ask different committee members for updates. </w:t>
+      </w:r>
+    </w:p>
+    <w:p>
+      <w:pPr>
+        <w:numPr>
+          <w:ilvl w:val="0"/>
+          <w:numId w:val="6"/>
+        </w:numPr>
+      </w:pPr>
+      <w:r>
+        <w:t xml:space="preserve">Financial information is not available in one place. </w:t>
+      </w:r>
+    </w:p>
+    <w:p>
+      <w:pPr>
+        <w:numPr>
+          <w:ilvl w:val="0"/>
+          <w:numId w:val="6"/>
+        </w:numPr>
+      </w:pPr>
+      <w:r>
+        <w:t xml:space="preserve">Difficult to get an overall view of society operations. </w:t>
+      </w:r>
+    </w:p>
+    <w:p>
+      <w:pPr>
+        <w:numPr>
+          <w:ilvl w:val="0"/>
+          <w:numId w:val="6"/>
+        </w:numPr>
+      </w:pPr>
+      <w:r>
+        <w:t xml:space="preserve">Manual reports are not always up to date. </w:t>
+      </w:r>
+    </w:p>
+    <w:p>
+      <w:r>
+        <w:t>Context</w:t>
+      </w:r>
+    </w:p>
+    <w:p>
+      <w:pPr>
+        <w:rPr>
+          <w:b/>
+          <w:bCs/>
+        </w:rPr>
+      </w:pPr>
+      <w:r>
+        <w:t>Mr Bablu Blkhande oversees the overall functioning of the housing society. He wants quick access to accurate information about finances, residents, and administrative activities without relying on multiple spreadsheets or registers.</w:t>
+      </w:r>
+    </w:p>
+    <w:p/>
     <w:p>
       <w:pPr>
         <w:rPr>
@@ -321,33 +765,36 @@
           <w:szCs w:val="24"/>
         </w:rPr>
       </w:pPr>
-      <w:r>
+    </w:p>
+    <w:p>
+      <w:pPr>
         <w:rPr>
           <w:b/>
           <w:bCs/>
           <w:sz w:val="24"/>
           <w:szCs w:val="24"/>
         </w:rPr>
-        <w:t>U</w:t>
-      </w:r>
-      <w:r>
+      </w:pPr>
+    </w:p>
+    <w:p>
+      <w:pPr>
         <w:rPr>
           <w:b/>
           <w:bCs/>
           <w:sz w:val="24"/>
           <w:szCs w:val="24"/>
         </w:rPr>
-        <w:t xml:space="preserve">ser </w:t>
-      </w:r>
-      <w:r>
+      </w:pPr>
+    </w:p>
+    <w:p>
+      <w:pPr>
         <w:rPr>
           <w:b/>
           <w:bCs/>
           <w:sz w:val="24"/>
           <w:szCs w:val="24"/>
         </w:rPr>
-        <w:t>P</w:t>
-      </w:r>
+      </w:pPr>
       <w:r>
         <w:rPr>
           <w:b/>
@@ -355,411 +802,15 @@
           <w:sz w:val="24"/>
           <w:szCs w:val="24"/>
         </w:rPr>
-        <w:t>ersonas</w:t>
-      </w:r>
-    </w:p>
-    <w:p>
-      <w:r>
-        <w:t>Persona 1: Society Treasurer</w:t>
-      </w:r>
-    </w:p>
-    <w:p>
-      <w:r>
-        <w:t>Name: Mr Prakash Shinde</w:t>
-      </w:r>
-      <w:r>
-        <w:br/>
-        <w:t>Role: Society Treasurer</w:t>
-      </w:r>
-    </w:p>
-    <w:p>
-      <w:r>
-        <w:t>Goals</w:t>
-      </w:r>
-    </w:p>
-    <w:p>
-      <w:pPr>
-        <w:numPr>
-          <w:ilvl w:val="0"/>
-          <w:numId w:val="1"/>
-        </w:numPr>
-      </w:pPr>
-      <w:r>
-        <w:t xml:space="preserve">Maintain accurate resident records. </w:t>
-      </w:r>
-    </w:p>
-    <w:p>
-      <w:pPr>
-        <w:numPr>
-          <w:ilvl w:val="0"/>
-          <w:numId w:val="1"/>
-        </w:numPr>
-      </w:pPr>
-      <w:r>
-        <w:t xml:space="preserve">Record and track maintenance payments. </w:t>
-      </w:r>
-    </w:p>
-    <w:p>
-      <w:pPr>
-        <w:numPr>
-          <w:ilvl w:val="0"/>
-          <w:numId w:val="1"/>
-        </w:numPr>
-      </w:pPr>
-      <w:r>
-        <w:t xml:space="preserve">Generate financial statements and reports. </w:t>
-      </w:r>
-    </w:p>
-    <w:p>
-      <w:pPr>
-        <w:numPr>
-          <w:ilvl w:val="0"/>
-          <w:numId w:val="1"/>
-        </w:numPr>
-      </w:pPr>
-      <w:r>
-        <w:t xml:space="preserve">Monitor pending maintenance dues. </w:t>
-      </w:r>
-    </w:p>
-    <w:p>
-      <w:r>
-        <w:t>Frustrations</w:t>
-      </w:r>
-    </w:p>
-    <w:p>
-      <w:pPr>
-        <w:numPr>
-          <w:ilvl w:val="0"/>
-          <w:numId w:val="2"/>
-        </w:numPr>
-      </w:pPr>
-      <w:r>
-        <w:t xml:space="preserve">Resident and payment records are spread across Excel files and paper registers. </w:t>
-      </w:r>
-    </w:p>
-    <w:p>
-      <w:pPr>
-        <w:numPr>
-          <w:ilvl w:val="0"/>
-          <w:numId w:val="2"/>
-        </w:numPr>
-      </w:pPr>
-      <w:r>
-        <w:t xml:space="preserve">Preparing monthly financial reports is time-consuming. </w:t>
-      </w:r>
-    </w:p>
-    <w:p>
-      <w:pPr>
-        <w:numPr>
-          <w:ilvl w:val="0"/>
-          <w:numId w:val="2"/>
-        </w:numPr>
-      </w:pPr>
-      <w:r>
-        <w:t xml:space="preserve">Finding payment history takes longer than it should. </w:t>
-      </w:r>
-    </w:p>
-    <w:p>
-      <w:pPr>
-        <w:numPr>
-          <w:ilvl w:val="0"/>
-          <w:numId w:val="2"/>
-        </w:numPr>
-      </w:pPr>
-      <w:r>
-        <w:t xml:space="preserve">Manual calculations can lead to errors. </w:t>
-      </w:r>
-    </w:p>
-    <w:p>
-      <w:r>
-        <w:t>Context</w:t>
-      </w:r>
-    </w:p>
-    <w:p>
-      <w:r>
-        <w:t>My father manages the finances of a housing society with around 56 flats. He spends several hours each week updating Excel sheets, maintaining registers, and preparing financial reports.</w:t>
-      </w:r>
-    </w:p>
-    <w:p/>
-    <w:p>
-      <w:r>
-        <w:t>Persona 2: Society Secretary</w:t>
-      </w:r>
-    </w:p>
-    <w:p>
-      <w:pPr>
-        <w:rPr>
-          <w:b/>
-          <w:bCs/>
-        </w:rPr>
-      </w:pPr>
-      <w:r>
-        <w:t>Name</w:t>
-      </w:r>
-      <w:r>
-        <w:rPr>
-          <w:b/>
-          <w:bCs/>
-        </w:rPr>
-        <w:t>:</w:t>
-      </w:r>
-      <w:r>
-        <w:t xml:space="preserve"> Mr Bablu Blkhande</w:t>
-      </w:r>
-      <w:r>
-        <w:br/>
-      </w:r>
-      <w:r>
-        <w:t>Role: Society Secretary</w:t>
-      </w:r>
-    </w:p>
-    <w:p>
-      <w:r>
-        <w:t>Goals</w:t>
-      </w:r>
-    </w:p>
-    <w:p>
-      <w:pPr>
-        <w:numPr>
-          <w:ilvl w:val="0"/>
-          <w:numId w:val="3"/>
-        </w:numPr>
-      </w:pPr>
-      <w:r>
-        <w:t xml:space="preserve">Maintain resident information. </w:t>
-      </w:r>
-    </w:p>
-    <w:p>
-      <w:pPr>
-        <w:numPr>
-          <w:ilvl w:val="0"/>
-          <w:numId w:val="3"/>
-        </w:numPr>
-      </w:pPr>
-      <w:r>
-        <w:t xml:space="preserve">Publish society notices. </w:t>
-      </w:r>
-    </w:p>
-    <w:p>
-      <w:pPr>
-        <w:numPr>
-          <w:ilvl w:val="0"/>
-          <w:numId w:val="3"/>
-        </w:numPr>
-      </w:pPr>
-      <w:r>
-        <w:t xml:space="preserve">Keep records organized. </w:t>
-      </w:r>
-    </w:p>
-    <w:p>
-      <w:pPr>
-        <w:numPr>
-          <w:ilvl w:val="0"/>
-          <w:numId w:val="3"/>
-        </w:numPr>
-      </w:pPr>
-      <w:r>
-        <w:t xml:space="preserve">Coordinate daily administrative tasks. </w:t>
-      </w:r>
-    </w:p>
-    <w:p>
-      <w:r>
-        <w:t>Frustrations</w:t>
-      </w:r>
-    </w:p>
-    <w:p>
-      <w:pPr>
-        <w:numPr>
-          <w:ilvl w:val="0"/>
-          <w:numId w:val="4"/>
-        </w:numPr>
-      </w:pPr>
-      <w:r>
-        <w:t xml:space="preserve">Notices are shared through WhatsApp and are difficult to track later. </w:t>
-      </w:r>
-    </w:p>
-    <w:p>
-      <w:pPr>
-        <w:numPr>
-          <w:ilvl w:val="0"/>
-          <w:numId w:val="4"/>
-        </w:numPr>
-      </w:pPr>
-      <w:r>
         <w:lastRenderedPageBreak/>
-        <w:t xml:space="preserve">Resident information is stored in multiple files. </w:t>
-      </w:r>
-    </w:p>
-    <w:p>
-      <w:pPr>
-        <w:numPr>
-          <w:ilvl w:val="0"/>
-          <w:numId w:val="4"/>
-        </w:numPr>
-      </w:pPr>
-      <w:r>
-        <w:t xml:space="preserve">Finding old notices or resident details takes time. </w:t>
-      </w:r>
-    </w:p>
-    <w:p>
-      <w:pPr>
-        <w:numPr>
-          <w:ilvl w:val="0"/>
-          <w:numId w:val="4"/>
-        </w:numPr>
-      </w:pPr>
-      <w:r>
-        <w:t xml:space="preserve">Managing records across different tools is confusing. </w:t>
-      </w:r>
-    </w:p>
-    <w:p>
-      <w:r>
-        <w:t>Context</w:t>
-      </w:r>
-    </w:p>
-    <w:p>
-      <w:r>
-        <w:t>Mr Dhangmale sir handles the day-to-day administration of the society. He updates resident information, shares announcements, and coordinates with the committee.</w:t>
-      </w:r>
-    </w:p>
-    <w:p/>
-    <w:p>
-      <w:r>
-        <w:t>Persona 3: Society Chairman</w:t>
-      </w:r>
-    </w:p>
-    <w:p>
-      <w:r>
-        <w:t>Name:</w:t>
-      </w:r>
-      <w:r>
-        <w:t xml:space="preserve"> Mr Bablu Blkhande</w:t>
-      </w:r>
-      <w:r>
-        <w:br/>
-      </w:r>
-      <w:r>
-        <w:t>Role:</w:t>
-      </w:r>
-      <w:r>
-        <w:t xml:space="preserve"> Society Chairman</w:t>
-      </w:r>
-    </w:p>
-    <w:p>
-      <w:r>
-        <w:t>Goals</w:t>
-      </w:r>
-    </w:p>
-    <w:p>
-      <w:pPr>
-        <w:numPr>
-          <w:ilvl w:val="0"/>
-          <w:numId w:val="5"/>
-        </w:numPr>
-      </w:pPr>
-      <w:r>
-        <w:t xml:space="preserve">Monitor society operations through a dashboard. </w:t>
-      </w:r>
-    </w:p>
-    <w:p>
-      <w:pPr>
-        <w:numPr>
-          <w:ilvl w:val="0"/>
-          <w:numId w:val="5"/>
-        </w:numPr>
-      </w:pPr>
-      <w:r>
-        <w:t xml:space="preserve">Review maintenance collections and financial summaries. </w:t>
-      </w:r>
-    </w:p>
-    <w:p>
-      <w:pPr>
-        <w:numPr>
-          <w:ilvl w:val="0"/>
-          <w:numId w:val="5"/>
-        </w:numPr>
-      </w:pPr>
-      <w:r>
-        <w:t xml:space="preserve">Access important reports quickly. </w:t>
-      </w:r>
-    </w:p>
-    <w:p>
-      <w:pPr>
-        <w:numPr>
-          <w:ilvl w:val="0"/>
-          <w:numId w:val="5"/>
-        </w:numPr>
-      </w:pPr>
-      <w:r>
-        <w:t xml:space="preserve">Make informed decisions during committee meetings. </w:t>
-      </w:r>
-    </w:p>
-    <w:p>
-      <w:r>
-        <w:t>Frustrations</w:t>
-      </w:r>
-    </w:p>
-    <w:p>
-      <w:pPr>
-        <w:numPr>
-          <w:ilvl w:val="0"/>
-          <w:numId w:val="6"/>
-        </w:numPr>
-      </w:pPr>
-      <w:r>
-        <w:t xml:space="preserve">Has to ask different committee members for updates. </w:t>
-      </w:r>
-    </w:p>
-    <w:p>
-      <w:pPr>
-        <w:numPr>
-          <w:ilvl w:val="0"/>
-          <w:numId w:val="6"/>
-        </w:numPr>
-      </w:pPr>
-      <w:r>
-        <w:t xml:space="preserve">Financial information is not available in one place. </w:t>
-      </w:r>
-    </w:p>
-    <w:p>
-      <w:pPr>
-        <w:numPr>
-          <w:ilvl w:val="0"/>
-          <w:numId w:val="6"/>
-        </w:numPr>
-      </w:pPr>
-      <w:r>
-        <w:t xml:space="preserve">Difficult to get an overall view of society operations. </w:t>
-      </w:r>
-    </w:p>
-    <w:p>
-      <w:pPr>
-        <w:numPr>
-          <w:ilvl w:val="0"/>
-          <w:numId w:val="6"/>
-        </w:numPr>
-      </w:pPr>
-      <w:r>
-        <w:t xml:space="preserve">Manual reports are not always up to date. </w:t>
-      </w:r>
-    </w:p>
-    <w:p>
-      <w:r>
-        <w:t>Context</w:t>
-      </w:r>
-    </w:p>
-    <w:p>
-      <w:pPr>
-        <w:rPr>
-          <w:b/>
-          <w:bCs/>
-        </w:rPr>
-      </w:pPr>
-      <w:r>
-        <w:t>Mr Bablu Blkhande oversees the overall functioning of the housing society. He wants quick access to accurate information about finances, residents, and administrative activities without relying on multiple spreadsheets or registers.</w:t>
-      </w:r>
-    </w:p>
-    <w:p/>
+        <w:t xml:space="preserve">Value proposition: </w:t>
+      </w:r>
+    </w:p>
+    <w:p>
+      <w:r>
+        <w:t>For housing society committee members who need an efficient way to manage resident records, maintenance payments, financial statements, and society notices, our product provides a centralized management system that organizes all society information in one place, unlike Excel sheets, WhatsApp chats, and manual registers.</w:t>
+      </w:r>
+    </w:p>
     <w:p>
       <w:pPr>
         <w:rPr>
@@ -769,29 +820,26 @@
           <w:szCs w:val="24"/>
         </w:rPr>
       </w:pPr>
-      <w:r>
+    </w:p>
+    <w:p>
+      <w:pPr>
         <w:rPr>
           <w:b/>
           <w:bCs/>
           <w:sz w:val="24"/>
           <w:szCs w:val="24"/>
         </w:rPr>
-        <w:t>V</w:t>
-      </w:r>
-      <w:r>
+      </w:pPr>
+    </w:p>
+    <w:p>
+      <w:pPr>
         <w:rPr>
           <w:b/>
           <w:bCs/>
           <w:sz w:val="24"/>
           <w:szCs w:val="24"/>
         </w:rPr>
-        <w:t xml:space="preserve">alue proposition: </w:t>
-      </w:r>
-    </w:p>
-    <w:p>
-      <w:r>
-        <w:t>For housing society committee members who need an efficient way to manage resident records, maintenance payments, financial statements, and society notices, our product provides a centralized management system that organizes all society information in one place, unlike Excel sheets, WhatsApp chats, and manual registers.</w:t>
-      </w:r>
+      </w:pPr>
     </w:p>
     <w:p>
       <w:pPr>
@@ -802,27 +850,164 @@
           <w:szCs w:val="24"/>
         </w:rPr>
       </w:pPr>
-    </w:p>
-    <w:p>
-      <w:pPr>
+      <w:r>
         <w:rPr>
           <w:b/>
           <w:bCs/>
           <w:sz w:val="24"/>
           <w:szCs w:val="24"/>
         </w:rPr>
-      </w:pPr>
-    </w:p>
-    <w:p>
-      <w:pPr>
+        <w:t>Competitor</w:t>
+      </w:r>
+      <w:r>
         <w:rPr>
           <w:b/>
           <w:bCs/>
           <w:sz w:val="24"/>
           <w:szCs w:val="24"/>
         </w:rPr>
-      </w:pPr>
-    </w:p>
+        <w:t xml:space="preserve"> Analysis</w:t>
+      </w:r>
+    </w:p>
+    <w:p>
+      <w:pPr>
+        <w:rPr>
+          <w:b/>
+          <w:bCs/>
+        </w:rPr>
+      </w:pPr>
+      <w:r>
+        <w:rPr>
+          <w:b/>
+          <w:bCs/>
+        </w:rPr>
+        <w:t>1) My Gate</w:t>
+      </w:r>
+    </w:p>
+    <w:p>
+      <w:r>
+        <w:t>What it offers:</w:t>
+      </w:r>
+    </w:p>
+    <w:p>
+      <w:r>
+        <w:t>Visitor management, resident communication, maintenance billing, notices, and community management.</w:t>
+      </w:r>
+    </w:p>
+    <w:p>
+      <w:r>
+        <w:t>Strength:</w:t>
+      </w:r>
+    </w:p>
+    <w:p>
+      <w:r>
+        <w:t>Popular, feature-rich, widely used in apartment societies.</w:t>
+      </w:r>
+    </w:p>
+    <w:p>
+      <w:r>
+        <w:t>Limitations:</w:t>
+      </w:r>
+    </w:p>
+    <w:p>
+      <w:r>
+        <w:t>Can be more complex and expensive for smaller societies.</w:t>
+      </w:r>
+    </w:p>
+    <w:p/>
+    <w:p>
+      <w:pPr>
+        <w:rPr>
+          <w:b/>
+          <w:bCs/>
+        </w:rPr>
+      </w:pPr>
+      <w:r>
+        <w:rPr>
+          <w:b/>
+          <w:bCs/>
+        </w:rPr>
+        <w:t>2) NoBrokerHood</w:t>
+      </w:r>
+    </w:p>
+    <w:p>
+      <w:r>
+        <w:t>What it offers:</w:t>
+      </w:r>
+    </w:p>
+    <w:p>
+      <w:r>
+        <w:t>Visitor management, maintenance billing, accounting, notices, and resident communication.</w:t>
+      </w:r>
+    </w:p>
+    <w:p>
+      <w:r>
+        <w:t>Strength:</w:t>
+      </w:r>
+    </w:p>
+    <w:p>
+      <w:r>
+        <w:t>Comprehensive solution with mobile app support.</w:t>
+      </w:r>
+    </w:p>
+    <w:p>
+      <w:r>
+        <w:t>Limitations:</w:t>
+      </w:r>
+    </w:p>
+    <w:p>
+      <w:r>
+        <w:t>Includes many advanced features that small societies may not need.</w:t>
+      </w:r>
+    </w:p>
+    <w:p/>
+    <w:p>
+      <w:pPr>
+        <w:rPr>
+          <w:b/>
+          <w:bCs/>
+        </w:rPr>
+      </w:pPr>
+      <w:r>
+        <w:rPr>
+          <w:b/>
+          <w:bCs/>
+        </w:rPr>
+        <w:t>3) ApartmentADDA</w:t>
+      </w:r>
+    </w:p>
+    <w:p>
+      <w:r>
+        <w:t>What it offers:</w:t>
+      </w:r>
+    </w:p>
+    <w:p>
+      <w:r>
+        <w:t>Resident management, accounting, maintenance billing, notices, helpdesk, and reports.</w:t>
+      </w:r>
+    </w:p>
+    <w:p>
+      <w:r>
+        <w:t>Strength:</w:t>
+      </w:r>
+    </w:p>
+    <w:p>
+      <w:r>
+        <w:t>Strong accounting and administrative features.</w:t>
+      </w:r>
+    </w:p>
+    <w:p>
+      <w:r>
+        <w:t>Limitations:</w:t>
+      </w:r>
+    </w:p>
+    <w:p>
+      <w:r>
+        <w:lastRenderedPageBreak/>
+        <w:t>May require training because of its large feature set.</w:t>
+      </w:r>
+    </w:p>
+    <w:p/>
     <w:p>
       <w:pPr>
         <w:rPr>
@@ -832,164 +1017,27 @@
           <w:szCs w:val="24"/>
         </w:rPr>
       </w:pPr>
-      <w:r>
+    </w:p>
+    <w:p>
+      <w:pPr>
         <w:rPr>
           <w:b/>
           <w:bCs/>
           <w:sz w:val="24"/>
           <w:szCs w:val="24"/>
         </w:rPr>
-        <w:lastRenderedPageBreak/>
-        <w:t>Competitor</w:t>
-      </w:r>
-      <w:r>
+      </w:pPr>
+    </w:p>
+    <w:p>
+      <w:pPr>
         <w:rPr>
           <w:b/>
           <w:bCs/>
           <w:sz w:val="24"/>
           <w:szCs w:val="24"/>
         </w:rPr>
-        <w:t xml:space="preserve"> Analysis</w:t>
-      </w:r>
-    </w:p>
-    <w:p>
-      <w:pPr>
-        <w:rPr>
-          <w:b/>
-          <w:bCs/>
-        </w:rPr>
-      </w:pPr>
-      <w:r>
-        <w:rPr>
-          <w:b/>
-          <w:bCs/>
-        </w:rPr>
-        <w:t>1) My Gate</w:t>
-      </w:r>
-    </w:p>
-    <w:p>
-      <w:r>
-        <w:t>What it offers:</w:t>
-      </w:r>
-    </w:p>
-    <w:p>
-      <w:r>
-        <w:t>Visitor management, resident communication, maintenance billing, notices, and community management.</w:t>
-      </w:r>
-    </w:p>
-    <w:p>
-      <w:r>
-        <w:t>Strength:</w:t>
-      </w:r>
-    </w:p>
-    <w:p>
-      <w:r>
-        <w:t>Popular, feature-rich, widely used in apartment societies.</w:t>
-      </w:r>
-    </w:p>
-    <w:p>
-      <w:r>
-        <w:t>Limitations:</w:t>
-      </w:r>
-    </w:p>
-    <w:p>
-      <w:r>
-        <w:t>Can be more complex and expensive for smaller societies.</w:t>
-      </w:r>
-    </w:p>
-    <w:p/>
-    <w:p>
-      <w:pPr>
-        <w:rPr>
-          <w:b/>
-          <w:bCs/>
-        </w:rPr>
-      </w:pPr>
-      <w:r>
-        <w:rPr>
-          <w:b/>
-          <w:bCs/>
-        </w:rPr>
-        <w:t>2) NoBrokerHood</w:t>
-      </w:r>
-    </w:p>
-    <w:p>
-      <w:r>
-        <w:t>What it offers:</w:t>
-      </w:r>
-    </w:p>
-    <w:p>
-      <w:r>
-        <w:t>Visitor management, maintenance billing, accounting, notices, and resident communication.</w:t>
-      </w:r>
-    </w:p>
-    <w:p>
-      <w:r>
-        <w:t>Strength:</w:t>
-      </w:r>
-    </w:p>
-    <w:p>
-      <w:r>
-        <w:t>Comprehensive solution with mobile app support.</w:t>
-      </w:r>
-    </w:p>
-    <w:p>
-      <w:r>
-        <w:t>Limitations:</w:t>
-      </w:r>
-    </w:p>
-    <w:p>
-      <w:r>
-        <w:t>Includes many advanced features that small societies may not need.</w:t>
-      </w:r>
-    </w:p>
-    <w:p/>
-    <w:p>
-      <w:pPr>
-        <w:rPr>
-          <w:b/>
-          <w:bCs/>
-        </w:rPr>
-      </w:pPr>
-      <w:r>
-        <w:rPr>
-          <w:b/>
-          <w:bCs/>
-        </w:rPr>
-        <w:t>3) ApartmentADDA</w:t>
-      </w:r>
-    </w:p>
-    <w:p>
-      <w:r>
-        <w:t>What it offers:</w:t>
-      </w:r>
-    </w:p>
-    <w:p>
-      <w:r>
-        <w:t>Resident management, accounting, maintenance billing, notices, helpdesk, and reports.</w:t>
-      </w:r>
-    </w:p>
-    <w:p>
-      <w:r>
-        <w:t>Strength:</w:t>
-      </w:r>
-    </w:p>
-    <w:p>
-      <w:r>
-        <w:t>Strong accounting and administrative features.</w:t>
-      </w:r>
-    </w:p>
-    <w:p>
-      <w:r>
-        <w:t>Limitations:</w:t>
-      </w:r>
-    </w:p>
-    <w:p>
-      <w:r>
-        <w:t>May require training because of its large feature set.</w:t>
-      </w:r>
-    </w:p>
-    <w:p/>
+      </w:pPr>
+    </w:p>
     <w:p>
       <w:pPr>
         <w:rPr>
@@ -1019,17 +1067,203 @@
           <w:szCs w:val="24"/>
         </w:rPr>
       </w:pPr>
-    </w:p>
-    <w:p>
-      <w:pPr>
+      <w:r>
         <w:rPr>
           <w:b/>
           <w:bCs/>
           <w:sz w:val="24"/>
           <w:szCs w:val="24"/>
         </w:rPr>
-      </w:pPr>
-    </w:p>
+        <w:t>Risks</w:t>
+      </w:r>
+    </w:p>
+    <w:p>
+      <w:pPr>
+        <w:pStyle w:val="ListParagraph"/>
+        <w:numPr>
+          <w:ilvl w:val="0"/>
+          <w:numId w:val="53"/>
+        </w:numPr>
+      </w:pPr>
+      <w:r>
+        <w:rPr>
+          <w:b/>
+          <w:bCs/>
+        </w:rPr>
+        <w:t>Data Migration Risk</w:t>
+      </w:r>
+      <w:r>
+        <w:br/>
+        <w:t xml:space="preserve">Existing resident and financial records stored in Excel sheets and manual registers may be incomplete or inconsistent, making migration difficult. </w:t>
+      </w:r>
+    </w:p>
+    <w:p>
+      <w:pPr>
+        <w:pStyle w:val="ListParagraph"/>
+        <w:numPr>
+          <w:ilvl w:val="0"/>
+          <w:numId w:val="53"/>
+        </w:numPr>
+      </w:pPr>
+      <w:r>
+        <w:rPr>
+          <w:b/>
+          <w:bCs/>
+        </w:rPr>
+        <w:t>Data Entry Errors</w:t>
+      </w:r>
+      <w:r>
+        <w:br/>
+        <w:t xml:space="preserve">Incorrect or incomplete information entered by committee members may affect the accuracy of resident records and financial reports. </w:t>
+      </w:r>
+    </w:p>
+    <w:p>
+      <w:pPr>
+        <w:pStyle w:val="ListParagraph"/>
+        <w:numPr>
+          <w:ilvl w:val="0"/>
+          <w:numId w:val="53"/>
+        </w:numPr>
+      </w:pPr>
+      <w:r>
+        <w:rPr>
+          <w:b/>
+          <w:bCs/>
+        </w:rPr>
+        <w:t>User Adoption Risk</w:t>
+      </w:r>
+      <w:r>
+        <w:br/>
+        <w:t xml:space="preserve">Committee members who are accustomed to manual processes may require time and basic training to use the new system effectively. </w:t>
+      </w:r>
+    </w:p>
+    <w:p>
+      <w:pPr>
+        <w:pStyle w:val="ListParagraph"/>
+        <w:numPr>
+          <w:ilvl w:val="0"/>
+          <w:numId w:val="53"/>
+        </w:numPr>
+      </w:pPr>
+      <w:r>
+        <w:rPr>
+          <w:b/>
+          <w:bCs/>
+        </w:rPr>
+        <w:t>Data Security Risk</w:t>
+      </w:r>
+      <w:r>
+        <w:br/>
+        <w:t xml:space="preserve">Unauthorized access to resident and financial information could compromise sensitive society data if proper authentication is not implemented. </w:t>
+      </w:r>
+    </w:p>
+    <w:p>
+      <w:pPr>
+        <w:pStyle w:val="ListParagraph"/>
+        <w:numPr>
+          <w:ilvl w:val="0"/>
+          <w:numId w:val="53"/>
+        </w:numPr>
+      </w:pPr>
+      <w:r>
+        <w:rPr>
+          <w:b/>
+          <w:bCs/>
+        </w:rPr>
+        <w:t>System Reliability Risk</w:t>
+      </w:r>
+      <w:r>
+        <w:br/>
+        <w:t xml:space="preserve">Software bugs or database issues may affect system performance or data availability during the initial release. </w:t>
+      </w:r>
+    </w:p>
+    <w:p>
+      <w:pPr>
+        <w:pStyle w:val="ListParagraph"/>
+        <w:numPr>
+          <w:ilvl w:val="0"/>
+          <w:numId w:val="53"/>
+        </w:numPr>
+      </w:pPr>
+      <w:r>
+        <w:rPr>
+          <w:b/>
+          <w:bCs/>
+        </w:rPr>
+        <w:t>Scalability Risk</w:t>
+      </w:r>
+      <w:r>
+        <w:br/>
+        <w:t xml:space="preserve">As the number of residents and financial records grows, the system may require performance optimization. </w:t>
+      </w:r>
+    </w:p>
+    <w:p>
+      <w:pPr>
+        <w:pStyle w:val="ListParagraph"/>
+        <w:numPr>
+          <w:ilvl w:val="0"/>
+          <w:numId w:val="53"/>
+        </w:numPr>
+      </w:pPr>
+      <w:r>
+        <w:rPr>
+          <w:b/>
+          <w:bCs/>
+        </w:rPr>
+        <w:t>Requirement Changes</w:t>
+      </w:r>
+      <w:r>
+        <w:br/>
+        <w:t xml:space="preserve">Committee members may request additional features or workflow changes </w:t>
+      </w:r>
+      <w:proofErr w:type="spellStart"/>
+      <w:r>
+        <w:t>duringdevelopment</w:t>
+      </w:r>
+      <w:proofErr w:type="spellEnd"/>
+      <w:r>
+        <w:t>, which could impact the project timeline.</w:t>
+      </w:r>
+    </w:p>
+    <w:p>
+      <w:pPr>
+        <w:pStyle w:val="ListParagraph"/>
+        <w:numPr>
+          <w:ilvl w:val="0"/>
+          <w:numId w:val="53"/>
+        </w:numPr>
+      </w:pPr>
+      <w:r>
+        <w:rPr>
+          <w:b/>
+          <w:bCs/>
+        </w:rPr>
+        <w:t xml:space="preserve"> AI Response Accuracy: </w:t>
+      </w:r>
+      <w:r>
+        <w:t xml:space="preserve">The AI-generated notice may require manual review to ensure the information is accurate and appropriate before publishing. </w:t>
+      </w:r>
+    </w:p>
+    <w:p>
+      <w:pPr>
+        <w:pStyle w:val="ListParagraph"/>
+        <w:numPr>
+          <w:ilvl w:val="0"/>
+          <w:numId w:val="53"/>
+        </w:numPr>
+      </w:pPr>
+      <w:r>
+        <w:rPr>
+          <w:b/>
+          <w:bCs/>
+        </w:rPr>
+        <w:t>API Availability</w:t>
+      </w:r>
+      <w:r>
+        <w:t>: If the Anthropic API is unavailable or experiences delays, the AI Notice Generator may not function temporarily.</w:t>
+      </w:r>
+    </w:p>
+    <w:p/>
     <w:p>
       <w:pPr>
         <w:rPr>
@@ -1039,329 +1273,159 @@
           <w:szCs w:val="24"/>
         </w:rPr>
       </w:pPr>
-    </w:p>
-    <w:p>
-      <w:pPr>
+      <w:r>
         <w:rPr>
           <w:b/>
           <w:bCs/>
           <w:sz w:val="24"/>
           <w:szCs w:val="24"/>
         </w:rPr>
-      </w:pPr>
-      <w:r>
-        <w:rPr>
-          <w:b/>
-          <w:bCs/>
-          <w:sz w:val="24"/>
-          <w:szCs w:val="24"/>
+        <w:t>MVP SCOPE</w:t>
+      </w:r>
+    </w:p>
+    <w:p>
+      <w:pPr>
+        <w:rPr>
+          <w:rFonts w:ascii="Segoe UI Emoji" w:hAnsi="Segoe UI Emoji" w:cs="Segoe UI Emoji"/>
+        </w:rPr>
+      </w:pPr>
+      <w:r>
+        <w:rPr>
+          <w:rFonts w:ascii="Segoe UI Emoji" w:hAnsi="Segoe UI Emoji" w:cs="Segoe UI Emoji"/>
+        </w:rPr>
+        <w:t>1)</w:t>
+      </w:r>
+      <w:r>
+        <w:t xml:space="preserve"> Resident Management</w:t>
+      </w:r>
+    </w:p>
+    <w:p>
+      <w:pPr>
+        <w:numPr>
+          <w:ilvl w:val="0"/>
+          <w:numId w:val="7"/>
+        </w:numPr>
+      </w:pPr>
+      <w:r>
+        <w:t xml:space="preserve">Add, edit, delete residents </w:t>
+      </w:r>
+    </w:p>
+    <w:p>
+      <w:pPr>
+        <w:numPr>
+          <w:ilvl w:val="0"/>
+          <w:numId w:val="7"/>
+        </w:numPr>
+      </w:pPr>
+      <w:r>
+        <w:t xml:space="preserve">View resident details </w:t>
+      </w:r>
+    </w:p>
+    <w:p>
+      <w:pPr>
+        <w:numPr>
+          <w:ilvl w:val="0"/>
+          <w:numId w:val="7"/>
+        </w:numPr>
+      </w:pPr>
+      <w:r>
+        <w:t xml:space="preserve">Search residents </w:t>
+      </w:r>
+    </w:p>
+    <w:p>
+      <w:r>
+        <w:rPr>
+          <w:rFonts w:ascii="Segoe UI Emoji" w:hAnsi="Segoe UI Emoji" w:cs="Segoe UI Emoji"/>
         </w:rPr>
         <w:lastRenderedPageBreak/>
-        <w:t>Risks</w:t>
-      </w:r>
-    </w:p>
-    <w:p>
-      <w:pPr>
-        <w:pStyle w:val="ListParagraph"/>
-        <w:numPr>
-          <w:ilvl w:val="0"/>
-          <w:numId w:val="53"/>
-        </w:numPr>
-      </w:pPr>
-      <w:r>
-        <w:rPr>
-          <w:b/>
-          <w:bCs/>
-        </w:rPr>
-        <w:t>Data Migration Risk</w:t>
-      </w:r>
-      <w:r>
-        <w:br/>
-        <w:t xml:space="preserve">Existing resident and financial records stored in Excel sheets and manual registers may be incomplete or inconsistent, making migration difficult. </w:t>
-      </w:r>
-    </w:p>
-    <w:p>
-      <w:pPr>
-        <w:pStyle w:val="ListParagraph"/>
-        <w:numPr>
-          <w:ilvl w:val="0"/>
-          <w:numId w:val="53"/>
-        </w:numPr>
-      </w:pPr>
-      <w:r>
-        <w:rPr>
-          <w:b/>
-          <w:bCs/>
-        </w:rPr>
-        <w:t>Data Entry Errors</w:t>
-      </w:r>
-      <w:r>
-        <w:br/>
-        <w:t xml:space="preserve">Incorrect or incomplete information entered by committee members may affect the accuracy of resident records and financial reports. </w:t>
-      </w:r>
-    </w:p>
-    <w:p>
-      <w:pPr>
-        <w:pStyle w:val="ListParagraph"/>
-        <w:numPr>
-          <w:ilvl w:val="0"/>
-          <w:numId w:val="53"/>
-        </w:numPr>
-      </w:pPr>
-      <w:r>
-        <w:rPr>
-          <w:b/>
-          <w:bCs/>
-        </w:rPr>
-        <w:t>User Adoption Risk</w:t>
-      </w:r>
-      <w:r>
-        <w:br/>
-        <w:t xml:space="preserve">Committee members who are accustomed to manual processes may require time and basic training to use the new system effectively. </w:t>
-      </w:r>
-    </w:p>
-    <w:p>
-      <w:pPr>
-        <w:pStyle w:val="ListParagraph"/>
-        <w:numPr>
-          <w:ilvl w:val="0"/>
-          <w:numId w:val="53"/>
-        </w:numPr>
-      </w:pPr>
-      <w:r>
-        <w:rPr>
-          <w:b/>
-          <w:bCs/>
-        </w:rPr>
-        <w:t>Data Security Risk</w:t>
-      </w:r>
-      <w:r>
-        <w:br/>
-        <w:t xml:space="preserve">Unauthorized access to resident and financial information could compromise sensitive society data if proper authentication is not implemented. </w:t>
-      </w:r>
-    </w:p>
-    <w:p>
-      <w:pPr>
-        <w:pStyle w:val="ListParagraph"/>
-        <w:numPr>
-          <w:ilvl w:val="0"/>
-          <w:numId w:val="53"/>
-        </w:numPr>
-      </w:pPr>
-      <w:r>
-        <w:rPr>
-          <w:b/>
-          <w:bCs/>
-        </w:rPr>
-        <w:t>System Reliability Risk</w:t>
-      </w:r>
-      <w:r>
-        <w:br/>
-        <w:t xml:space="preserve">Software bugs or database issues may affect system performance or data availability during the initial release. </w:t>
-      </w:r>
-    </w:p>
-    <w:p>
-      <w:pPr>
-        <w:pStyle w:val="ListParagraph"/>
-        <w:numPr>
-          <w:ilvl w:val="0"/>
-          <w:numId w:val="53"/>
-        </w:numPr>
-      </w:pPr>
-      <w:r>
-        <w:rPr>
-          <w:b/>
-          <w:bCs/>
-        </w:rPr>
-        <w:t>Scalability Risk</w:t>
-      </w:r>
-      <w:r>
-        <w:br/>
-        <w:t xml:space="preserve">As the number of residents and financial records grows, the system may require performance optimization. </w:t>
-      </w:r>
-    </w:p>
-    <w:p>
-      <w:pPr>
-        <w:pStyle w:val="ListParagraph"/>
-        <w:numPr>
-          <w:ilvl w:val="0"/>
-          <w:numId w:val="53"/>
-        </w:numPr>
-      </w:pPr>
-      <w:r>
-        <w:rPr>
-          <w:b/>
-          <w:bCs/>
-        </w:rPr>
-        <w:t>Requirement Changes</w:t>
-      </w:r>
-      <w:r>
-        <w:br/>
-        <w:t>Committee members may request additional features or workflow changes during development, which could impact the project timeline.</w:t>
-      </w:r>
-    </w:p>
-    <w:p/>
-    <w:p>
-      <w:pPr>
-        <w:rPr>
-          <w:b/>
-          <w:bCs/>
-          <w:sz w:val="24"/>
-          <w:szCs w:val="24"/>
-        </w:rPr>
-      </w:pPr>
-      <w:r>
-        <w:rPr>
-          <w:b/>
-          <w:bCs/>
-          <w:sz w:val="24"/>
-          <w:szCs w:val="24"/>
-        </w:rPr>
-        <w:t>MVP SCOPE</w:t>
-      </w:r>
-    </w:p>
-    <w:p>
-      <w:pPr>
+        <w:t>2)</w:t>
+      </w:r>
+      <w:r>
+        <w:t xml:space="preserve"> Maintenance Management</w:t>
+      </w:r>
+    </w:p>
+    <w:p>
+      <w:pPr>
+        <w:numPr>
+          <w:ilvl w:val="0"/>
+          <w:numId w:val="8"/>
+        </w:numPr>
+      </w:pPr>
+      <w:r>
+        <w:t xml:space="preserve">Record maintenance payments </w:t>
+      </w:r>
+    </w:p>
+    <w:p>
+      <w:pPr>
+        <w:numPr>
+          <w:ilvl w:val="0"/>
+          <w:numId w:val="8"/>
+        </w:numPr>
+      </w:pPr>
+      <w:r>
+        <w:t xml:space="preserve">View payment history </w:t>
+      </w:r>
+    </w:p>
+    <w:p>
+      <w:pPr>
+        <w:numPr>
+          <w:ilvl w:val="0"/>
+          <w:numId w:val="8"/>
+        </w:numPr>
+      </w:pPr>
+      <w:r>
+        <w:t xml:space="preserve">Track paid and pending dues </w:t>
+      </w:r>
+    </w:p>
+    <w:p>
+      <w:r>
         <w:rPr>
           <w:rFonts w:ascii="Segoe UI Emoji" w:hAnsi="Segoe UI Emoji" w:cs="Segoe UI Emoji"/>
         </w:rPr>
-      </w:pPr>
+        <w:t>3)</w:t>
+      </w:r>
+      <w:r>
+        <w:t>Accounting &amp; Financial Statements</w:t>
+      </w:r>
+    </w:p>
+    <w:p>
+      <w:pPr>
+        <w:numPr>
+          <w:ilvl w:val="0"/>
+          <w:numId w:val="9"/>
+        </w:numPr>
+      </w:pPr>
+      <w:r>
+        <w:t xml:space="preserve">Record income and expenses </w:t>
+      </w:r>
+    </w:p>
+    <w:p>
+      <w:pPr>
+        <w:numPr>
+          <w:ilvl w:val="0"/>
+          <w:numId w:val="9"/>
+        </w:numPr>
+      </w:pPr>
+      <w:r>
+        <w:t xml:space="preserve">Generate monthly financial summary </w:t>
+      </w:r>
+    </w:p>
+    <w:p>
+      <w:pPr>
+        <w:numPr>
+          <w:ilvl w:val="0"/>
+          <w:numId w:val="9"/>
+        </w:numPr>
+      </w:pPr>
+      <w:r>
+        <w:t xml:space="preserve">View balance summary </w:t>
+      </w:r>
+    </w:p>
+    <w:p>
       <w:r>
         <w:rPr>
           <w:rFonts w:ascii="Segoe UI Emoji" w:hAnsi="Segoe UI Emoji" w:cs="Segoe UI Emoji"/>
         </w:rPr>
-        <w:t>1)</w:t>
-      </w:r>
-      <w:r>
-        <w:t xml:space="preserve"> Resident Management</w:t>
-      </w:r>
-    </w:p>
-    <w:p>
-      <w:pPr>
-        <w:numPr>
-          <w:ilvl w:val="0"/>
-          <w:numId w:val="7"/>
-        </w:numPr>
-      </w:pPr>
-      <w:r>
-        <w:t xml:space="preserve">Add, edit, delete residents </w:t>
-      </w:r>
-    </w:p>
-    <w:p>
-      <w:pPr>
-        <w:numPr>
-          <w:ilvl w:val="0"/>
-          <w:numId w:val="7"/>
-        </w:numPr>
-      </w:pPr>
-      <w:r>
-        <w:t xml:space="preserve">View resident details </w:t>
-      </w:r>
-    </w:p>
-    <w:p>
-      <w:pPr>
-        <w:numPr>
-          <w:ilvl w:val="0"/>
-          <w:numId w:val="7"/>
-        </w:numPr>
-      </w:pPr>
-      <w:r>
-        <w:t xml:space="preserve">Search residents </w:t>
-      </w:r>
-    </w:p>
-    <w:p>
-      <w:r>
-        <w:rPr>
-          <w:rFonts w:ascii="Segoe UI Emoji" w:hAnsi="Segoe UI Emoji" w:cs="Segoe UI Emoji"/>
-        </w:rPr>
-        <w:t>2)</w:t>
-      </w:r>
-      <w:r>
-        <w:t xml:space="preserve"> Maintenance Management</w:t>
-      </w:r>
-    </w:p>
-    <w:p>
-      <w:pPr>
-        <w:numPr>
-          <w:ilvl w:val="0"/>
-          <w:numId w:val="8"/>
-        </w:numPr>
-      </w:pPr>
-      <w:r>
-        <w:t xml:space="preserve">Record maintenance payments </w:t>
-      </w:r>
-    </w:p>
-    <w:p>
-      <w:pPr>
-        <w:numPr>
-          <w:ilvl w:val="0"/>
-          <w:numId w:val="8"/>
-        </w:numPr>
-      </w:pPr>
-      <w:r>
-        <w:t xml:space="preserve">View payment history </w:t>
-      </w:r>
-    </w:p>
-    <w:p>
-      <w:pPr>
-        <w:numPr>
-          <w:ilvl w:val="0"/>
-          <w:numId w:val="8"/>
-        </w:numPr>
-      </w:pPr>
-      <w:r>
-        <w:t xml:space="preserve">Track paid and pending dues </w:t>
-      </w:r>
-    </w:p>
-    <w:p>
-      <w:r>
-        <w:rPr>
-          <w:rFonts w:ascii="Segoe UI Emoji" w:hAnsi="Segoe UI Emoji" w:cs="Segoe UI Emoji"/>
-        </w:rPr>
-        <w:t>3)</w:t>
-      </w:r>
-      <w:r>
-        <w:t>Accounting &amp; Financial Statements</w:t>
-      </w:r>
-    </w:p>
-    <w:p>
-      <w:pPr>
-        <w:numPr>
-          <w:ilvl w:val="0"/>
-          <w:numId w:val="9"/>
-        </w:numPr>
-      </w:pPr>
-      <w:r>
-        <w:t xml:space="preserve">Record income and expenses </w:t>
-      </w:r>
-    </w:p>
-    <w:p>
-      <w:pPr>
-        <w:numPr>
-          <w:ilvl w:val="0"/>
-          <w:numId w:val="9"/>
-        </w:numPr>
-      </w:pPr>
-      <w:r>
-        <w:t xml:space="preserve">Generate monthly financial summary </w:t>
-      </w:r>
-    </w:p>
-    <w:p>
-      <w:pPr>
-        <w:numPr>
-          <w:ilvl w:val="0"/>
-          <w:numId w:val="9"/>
-        </w:numPr>
-      </w:pPr>
-      <w:r>
-        <w:t xml:space="preserve">View balance summary </w:t>
-      </w:r>
-    </w:p>
-    <w:p>
-      <w:r>
-        <w:rPr>
-          <w:rFonts w:ascii="Segoe UI Emoji" w:hAnsi="Segoe UI Emoji" w:cs="Segoe UI Emoji"/>
-        </w:rPr>
         <w:t>4)</w:t>
       </w:r>
       <w:r>
@@ -1387,7 +1451,6 @@
         </w:numPr>
       </w:pPr>
       <w:r>
-        <w:lastRenderedPageBreak/>
         <w:t xml:space="preserve">View all notices </w:t>
       </w:r>
     </w:p>
@@ -1470,6 +1533,7 @@
       </w:r>
     </w:p>
     <w:p/>
+    <w:p/>
     <w:p>
       <w:pPr>
         <w:rPr>
@@ -1538,7 +1602,10 @@
         <w:t>4)</w:t>
       </w:r>
       <w:r>
-        <w:t xml:space="preserve"> AI Insights &amp; Reports</w:t>
+        <w:t xml:space="preserve"> </w:t>
+      </w:r>
+      <w:r>
+        <w:t>AI Financial Insights &amp; Reports</w:t>
       </w:r>
     </w:p>
     <w:p>
@@ -1613,6 +1680,7 @@
         <w:rPr>
           <w:rFonts w:ascii="Segoe UI Emoji" w:hAnsi="Segoe UI Emoji" w:cs="Segoe UI Emoji"/>
         </w:rPr>
+        <w:lastRenderedPageBreak/>
         <w:t>4)</w:t>
       </w:r>
       <w:r>
@@ -1800,7 +1868,6 @@
     </w:p>
     <w:p>
       <w:r>
-        <w:lastRenderedPageBreak/>
         <w:t>The system shall allow users to record maintenance payments, view payment history, and track paid and pending dues.</w:t>
       </w:r>
     </w:p>
@@ -1864,6 +1931,27 @@
         <w:t>The system shall display key information, including total residents, maintenance collected, total expenses, current balance, and recent notices, to provide a quick overview of society operations.</w:t>
       </w:r>
     </w:p>
+    <w:p>
+      <w:pPr>
+        <w:rPr>
+          <w:b/>
+          <w:bCs/>
+        </w:rPr>
+      </w:pPr>
+      <w:r>
+        <w:rPr>
+          <w:b/>
+          <w:bCs/>
+        </w:rPr>
+        <w:t>7. AI Notice Generator</w:t>
+      </w:r>
+    </w:p>
+    <w:p>
+      <w:r>
+        <w:t>The system shall generate professional society notices from a short prompt, allow users to edit the generated content before publishing, and save the final notice in the Notice Management module</w:t>
+      </w:r>
+    </w:p>
+    <w:p/>
     <w:p/>
     <w:p>
       <w:pPr>
@@ -1949,6 +2037,7 @@
         </w:numPr>
       </w:pPr>
       <w:r>
+        <w:lastRenderedPageBreak/>
         <w:t xml:space="preserve">The interface should be simple and easy to use. </w:t>
       </w:r>
     </w:p>
@@ -2138,7 +2227,6 @@
         </w:numPr>
       </w:pPr>
       <w:r>
-        <w:lastRenderedPageBreak/>
         <w:t xml:space="preserve">The application should work on modern web browsers such as Chrome, Edge, and Firefox. </w:t>
       </w:r>
     </w:p>
@@ -2431,6 +2519,7 @@
           <w:b/>
           <w:bCs/>
         </w:rPr>
+        <w:lastRenderedPageBreak/>
         <w:t>When</w:t>
       </w:r>
       <w:r>
@@ -2619,6 +2708,200 @@
           <w:bCs/>
         </w:rPr>
         <w:t>1. Add Resident</w:t>
+      </w:r>
+    </w:p>
+    <w:p>
+      <w:r>
+        <w:rPr>
+          <w:b/>
+          <w:bCs/>
+        </w:rPr>
+        <w:t>User Story:</w:t>
+      </w:r>
+      <w:r>
+        <w:br/>
+        <w:t>As a Society Treasurer, I want to add new resident records so that I can maintain accurate resident information.</w:t>
+      </w:r>
+    </w:p>
+    <w:p>
+      <w:r>
+        <w:rPr>
+          <w:b/>
+          <w:bCs/>
+        </w:rPr>
+        <w:t>Acceptance Criteria</w:t>
+      </w:r>
+    </w:p>
+    <w:p>
+      <w:pPr>
+        <w:numPr>
+          <w:ilvl w:val="0"/>
+          <w:numId w:val="23"/>
+        </w:numPr>
+      </w:pPr>
+      <w:r>
+        <w:rPr>
+          <w:b/>
+          <w:bCs/>
+        </w:rPr>
+        <w:t>Given</w:t>
+      </w:r>
+      <w:r>
+        <w:t xml:space="preserve"> I am logged in as the Treasurer, </w:t>
+      </w:r>
+    </w:p>
+    <w:p>
+      <w:pPr>
+        <w:numPr>
+          <w:ilvl w:val="0"/>
+          <w:numId w:val="23"/>
+        </w:numPr>
+      </w:pPr>
+      <w:r>
+        <w:rPr>
+          <w:b/>
+          <w:bCs/>
+        </w:rPr>
+        <w:t>When</w:t>
+      </w:r>
+      <w:r>
+        <w:t xml:space="preserve"> I enter valid resident details and click </w:t>
+      </w:r>
+      <w:r>
+        <w:rPr>
+          <w:b/>
+          <w:bCs/>
+        </w:rPr>
+        <w:t>Save</w:t>
+      </w:r>
+      <w:r>
+        <w:t xml:space="preserve">, </w:t>
+      </w:r>
+    </w:p>
+    <w:p>
+      <w:pPr>
+        <w:numPr>
+          <w:ilvl w:val="0"/>
+          <w:numId w:val="23"/>
+        </w:numPr>
+      </w:pPr>
+      <w:r>
+        <w:rPr>
+          <w:b/>
+          <w:bCs/>
+        </w:rPr>
+        <w:t>Then</w:t>
+      </w:r>
+      <w:r>
+        <w:t xml:space="preserve"> the resident should be added successfully. </w:t>
+      </w:r>
+    </w:p>
+    <w:p/>
+    <w:p>
+      <w:pPr>
+        <w:rPr>
+          <w:b/>
+          <w:bCs/>
+        </w:rPr>
+      </w:pPr>
+      <w:r>
+        <w:rPr>
+          <w:b/>
+          <w:bCs/>
+        </w:rPr>
+        <w:t>2. Edit Resident</w:t>
+      </w:r>
+    </w:p>
+    <w:p>
+      <w:r>
+        <w:rPr>
+          <w:b/>
+          <w:bCs/>
+        </w:rPr>
+        <w:t>User Story:</w:t>
+      </w:r>
+      <w:r>
+        <w:br/>
+        <w:t>As a Society Treasurer, I want to edit resident details so that the information remains up to date.</w:t>
+      </w:r>
+    </w:p>
+    <w:p>
+      <w:r>
+        <w:rPr>
+          <w:b/>
+          <w:bCs/>
+        </w:rPr>
+        <w:t>Acceptance Criteria</w:t>
+      </w:r>
+    </w:p>
+    <w:p>
+      <w:pPr>
+        <w:numPr>
+          <w:ilvl w:val="0"/>
+          <w:numId w:val="24"/>
+        </w:numPr>
+      </w:pPr>
+      <w:r>
+        <w:rPr>
+          <w:b/>
+          <w:bCs/>
+        </w:rPr>
+        <w:t>Given</w:t>
+      </w:r>
+      <w:r>
+        <w:t xml:space="preserve"> a resident record exists, </w:t>
+      </w:r>
+    </w:p>
+    <w:p>
+      <w:pPr>
+        <w:numPr>
+          <w:ilvl w:val="0"/>
+          <w:numId w:val="24"/>
+        </w:numPr>
+      </w:pPr>
+      <w:r>
+        <w:rPr>
+          <w:b/>
+          <w:bCs/>
+        </w:rPr>
+        <w:t>When</w:t>
+      </w:r>
+      <w:r>
+        <w:t xml:space="preserve"> I update the resident details and save the changes, </w:t>
+      </w:r>
+    </w:p>
+    <w:p>
+      <w:pPr>
+        <w:numPr>
+          <w:ilvl w:val="0"/>
+          <w:numId w:val="24"/>
+        </w:numPr>
+      </w:pPr>
+      <w:r>
+        <w:rPr>
+          <w:b/>
+          <w:bCs/>
+        </w:rPr>
+        <w:t>Then</w:t>
+      </w:r>
+      <w:r>
+        <w:t xml:space="preserve"> the updated information should be displayed. </w:t>
+      </w:r>
+    </w:p>
+    <w:p/>
+    <w:p>
+      <w:pPr>
+        <w:rPr>
+          <w:b/>
+          <w:bCs/>
+        </w:rPr>
+      </w:pPr>
+      <w:r>
+        <w:rPr>
+          <w:b/>
+          <w:bCs/>
+        </w:rPr>
+        <w:t>3. Search Resident</w:t>
       </w:r>
     </w:p>
     <w:p>
@@ -2632,200 +2915,6 @@
       </w:r>
       <w:r>
         <w:br/>
-        <w:t>As a Society Treasurer, I want to add new resident records so that I can maintain accurate resident information.</w:t>
-      </w:r>
-    </w:p>
-    <w:p>
-      <w:r>
-        <w:rPr>
-          <w:b/>
-          <w:bCs/>
-        </w:rPr>
-        <w:t>Acceptance Criteria</w:t>
-      </w:r>
-    </w:p>
-    <w:p>
-      <w:pPr>
-        <w:numPr>
-          <w:ilvl w:val="0"/>
-          <w:numId w:val="23"/>
-        </w:numPr>
-      </w:pPr>
-      <w:r>
-        <w:rPr>
-          <w:b/>
-          <w:bCs/>
-        </w:rPr>
-        <w:t>Given</w:t>
-      </w:r>
-      <w:r>
-        <w:t xml:space="preserve"> I am logged in as the Treasurer, </w:t>
-      </w:r>
-    </w:p>
-    <w:p>
-      <w:pPr>
-        <w:numPr>
-          <w:ilvl w:val="0"/>
-          <w:numId w:val="23"/>
-        </w:numPr>
-      </w:pPr>
-      <w:r>
-        <w:rPr>
-          <w:b/>
-          <w:bCs/>
-        </w:rPr>
-        <w:t>When</w:t>
-      </w:r>
-      <w:r>
-        <w:t xml:space="preserve"> I enter valid resident details and click </w:t>
-      </w:r>
-      <w:r>
-        <w:rPr>
-          <w:b/>
-          <w:bCs/>
-        </w:rPr>
-        <w:t>Save</w:t>
-      </w:r>
-      <w:r>
-        <w:t xml:space="preserve">, </w:t>
-      </w:r>
-    </w:p>
-    <w:p>
-      <w:pPr>
-        <w:numPr>
-          <w:ilvl w:val="0"/>
-          <w:numId w:val="23"/>
-        </w:numPr>
-      </w:pPr>
-      <w:r>
-        <w:rPr>
-          <w:b/>
-          <w:bCs/>
-        </w:rPr>
-        <w:t>Then</w:t>
-      </w:r>
-      <w:r>
-        <w:t xml:space="preserve"> the resident should be added successfully. </w:t>
-      </w:r>
-    </w:p>
-    <w:p/>
-    <w:p>
-      <w:pPr>
-        <w:rPr>
-          <w:b/>
-          <w:bCs/>
-        </w:rPr>
-      </w:pPr>
-      <w:r>
-        <w:rPr>
-          <w:b/>
-          <w:bCs/>
-        </w:rPr>
-        <w:t>2. Edit Resident</w:t>
-      </w:r>
-    </w:p>
-    <w:p>
-      <w:r>
-        <w:rPr>
-          <w:b/>
-          <w:bCs/>
-        </w:rPr>
-        <w:t>User Story:</w:t>
-      </w:r>
-      <w:r>
-        <w:br/>
-        <w:t>As a Society Treasurer, I want to edit resident details so that the information remains up to date.</w:t>
-      </w:r>
-    </w:p>
-    <w:p>
-      <w:r>
-        <w:rPr>
-          <w:b/>
-          <w:bCs/>
-        </w:rPr>
-        <w:t>Acceptance Criteria</w:t>
-      </w:r>
-    </w:p>
-    <w:p>
-      <w:pPr>
-        <w:numPr>
-          <w:ilvl w:val="0"/>
-          <w:numId w:val="24"/>
-        </w:numPr>
-      </w:pPr>
-      <w:r>
-        <w:rPr>
-          <w:b/>
-          <w:bCs/>
-        </w:rPr>
-        <w:t>Given</w:t>
-      </w:r>
-      <w:r>
-        <w:t xml:space="preserve"> a resident record exists, </w:t>
-      </w:r>
-    </w:p>
-    <w:p>
-      <w:pPr>
-        <w:numPr>
-          <w:ilvl w:val="0"/>
-          <w:numId w:val="24"/>
-        </w:numPr>
-      </w:pPr>
-      <w:r>
-        <w:rPr>
-          <w:b/>
-          <w:bCs/>
-        </w:rPr>
-        <w:t>When</w:t>
-      </w:r>
-      <w:r>
-        <w:t xml:space="preserve"> I update the resident details and save the changes, </w:t>
-      </w:r>
-    </w:p>
-    <w:p>
-      <w:pPr>
-        <w:numPr>
-          <w:ilvl w:val="0"/>
-          <w:numId w:val="24"/>
-        </w:numPr>
-      </w:pPr>
-      <w:r>
-        <w:rPr>
-          <w:b/>
-          <w:bCs/>
-        </w:rPr>
-        <w:t>Then</w:t>
-      </w:r>
-      <w:r>
-        <w:t xml:space="preserve"> the updated information should be displayed. </w:t>
-      </w:r>
-    </w:p>
-    <w:p/>
-    <w:p>
-      <w:pPr>
-        <w:rPr>
-          <w:b/>
-          <w:bCs/>
-        </w:rPr>
-      </w:pPr>
-      <w:r>
-        <w:rPr>
-          <w:b/>
-          <w:bCs/>
-        </w:rPr>
-        <w:t>3. Search Resident</w:t>
-      </w:r>
-    </w:p>
-    <w:p>
-      <w:r>
-        <w:rPr>
-          <w:b/>
-          <w:bCs/>
-        </w:rPr>
-        <w:t>User Story:</w:t>
-      </w:r>
-      <w:r>
-        <w:br/>
         <w:t>As a Society Treasurer, I want to search for resident records so that I can quickly find the required information.</w:t>
       </w:r>
     </w:p>
@@ -3001,194 +3090,194 @@
           <w:b/>
           <w:bCs/>
         </w:rPr>
+        <w:t>Then</w:t>
+      </w:r>
+      <w:r>
+        <w:t xml:space="preserve"> the payment should be saved successfully. </w:t>
+      </w:r>
+    </w:p>
+    <w:p/>
+    <w:p>
+      <w:pPr>
+        <w:rPr>
+          <w:b/>
+          <w:bCs/>
+        </w:rPr>
+      </w:pPr>
+      <w:r>
+        <w:rPr>
+          <w:b/>
+          <w:bCs/>
+        </w:rPr>
+        <w:t>2. View Payment History</w:t>
+      </w:r>
+    </w:p>
+    <w:p>
+      <w:r>
+        <w:rPr>
+          <w:b/>
+          <w:bCs/>
+        </w:rPr>
+        <w:t>User Story:</w:t>
+      </w:r>
+      <w:r>
+        <w:br/>
+        <w:t>As a Society Treasurer, I want to view payment history so that I can verify previous maintenance transactions.</w:t>
+      </w:r>
+    </w:p>
+    <w:p>
+      <w:r>
+        <w:rPr>
+          <w:b/>
+          <w:bCs/>
+        </w:rPr>
+        <w:t>Acceptance Criteria</w:t>
+      </w:r>
+    </w:p>
+    <w:p>
+      <w:pPr>
+        <w:numPr>
+          <w:ilvl w:val="0"/>
+          <w:numId w:val="27"/>
+        </w:numPr>
+      </w:pPr>
+      <w:r>
+        <w:rPr>
+          <w:b/>
+          <w:bCs/>
+        </w:rPr>
+        <w:t>Given</w:t>
+      </w:r>
+      <w:r>
+        <w:t xml:space="preserve"> payment records are available, </w:t>
+      </w:r>
+    </w:p>
+    <w:p>
+      <w:pPr>
+        <w:numPr>
+          <w:ilvl w:val="0"/>
+          <w:numId w:val="27"/>
+        </w:numPr>
+      </w:pPr>
+      <w:r>
+        <w:rPr>
+          <w:b/>
+          <w:bCs/>
+        </w:rPr>
+        <w:t>When</w:t>
+      </w:r>
+      <w:r>
+        <w:t xml:space="preserve"> I open the payment history, </w:t>
+      </w:r>
+    </w:p>
+    <w:p>
+      <w:pPr>
+        <w:numPr>
+          <w:ilvl w:val="0"/>
+          <w:numId w:val="27"/>
+        </w:numPr>
+      </w:pPr>
+      <w:r>
+        <w:rPr>
+          <w:b/>
+          <w:bCs/>
+        </w:rPr>
+        <w:t>Then</w:t>
+      </w:r>
+      <w:r>
+        <w:t xml:space="preserve"> all maintenance transactions should be displayed. </w:t>
+      </w:r>
+    </w:p>
+    <w:p/>
+    <w:p>
+      <w:pPr>
+        <w:rPr>
+          <w:b/>
+          <w:bCs/>
+        </w:rPr>
+      </w:pPr>
+      <w:r>
+        <w:rPr>
+          <w:b/>
+          <w:bCs/>
+        </w:rPr>
+        <w:t>3. Track Pending Dues</w:t>
+      </w:r>
+    </w:p>
+    <w:p>
+      <w:r>
+        <w:rPr>
+          <w:b/>
+          <w:bCs/>
+        </w:rPr>
+        <w:t>User Story:</w:t>
+      </w:r>
+      <w:r>
+        <w:br/>
+        <w:t>As a Society Treasurer, I want to identify pending maintenance dues so that I can follow up with residents.</w:t>
+      </w:r>
+    </w:p>
+    <w:p>
+      <w:r>
+        <w:rPr>
+          <w:b/>
+          <w:bCs/>
+        </w:rPr>
+        <w:t>Acceptance Criteria</w:t>
+      </w:r>
+    </w:p>
+    <w:p>
+      <w:pPr>
+        <w:numPr>
+          <w:ilvl w:val="0"/>
+          <w:numId w:val="28"/>
+        </w:numPr>
+      </w:pPr>
+      <w:r>
+        <w:rPr>
+          <w:b/>
+          <w:bCs/>
+        </w:rPr>
+        <w:t>Given</w:t>
+      </w:r>
+      <w:r>
+        <w:t xml:space="preserve"> some residents have unpaid maintenance, </w:t>
+      </w:r>
+    </w:p>
+    <w:p>
+      <w:pPr>
+        <w:numPr>
+          <w:ilvl w:val="0"/>
+          <w:numId w:val="28"/>
+        </w:numPr>
+      </w:pPr>
+      <w:r>
+        <w:rPr>
+          <w:b/>
+          <w:bCs/>
+        </w:rPr>
+        <w:t>When</w:t>
+      </w:r>
+      <w:r>
+        <w:t xml:space="preserve"> I view pending dues, </w:t>
+      </w:r>
+    </w:p>
+    <w:p>
+      <w:pPr>
+        <w:numPr>
+          <w:ilvl w:val="0"/>
+          <w:numId w:val="28"/>
+        </w:numPr>
+      </w:pPr>
+      <w:r>
+        <w:rPr>
+          <w:b/>
+          <w:bCs/>
+        </w:rPr>
         <w:lastRenderedPageBreak/>
         <w:t>Then</w:t>
       </w:r>
       <w:r>
-        <w:t xml:space="preserve"> the payment should be saved successfully. </w:t>
-      </w:r>
-    </w:p>
-    <w:p/>
-    <w:p>
-      <w:pPr>
-        <w:rPr>
-          <w:b/>
-          <w:bCs/>
-        </w:rPr>
-      </w:pPr>
-      <w:r>
-        <w:rPr>
-          <w:b/>
-          <w:bCs/>
-        </w:rPr>
-        <w:t>2. View Payment History</w:t>
-      </w:r>
-    </w:p>
-    <w:p>
-      <w:r>
-        <w:rPr>
-          <w:b/>
-          <w:bCs/>
-        </w:rPr>
-        <w:t>User Story:</w:t>
-      </w:r>
-      <w:r>
-        <w:br/>
-        <w:t>As a Society Treasurer, I want to view payment history so that I can verify previous maintenance transactions.</w:t>
-      </w:r>
-    </w:p>
-    <w:p>
-      <w:r>
-        <w:rPr>
-          <w:b/>
-          <w:bCs/>
-        </w:rPr>
-        <w:t>Acceptance Criteria</w:t>
-      </w:r>
-    </w:p>
-    <w:p>
-      <w:pPr>
-        <w:numPr>
-          <w:ilvl w:val="0"/>
-          <w:numId w:val="27"/>
-        </w:numPr>
-      </w:pPr>
-      <w:r>
-        <w:rPr>
-          <w:b/>
-          <w:bCs/>
-        </w:rPr>
-        <w:t>Given</w:t>
-      </w:r>
-      <w:r>
-        <w:t xml:space="preserve"> payment records are available, </w:t>
-      </w:r>
-    </w:p>
-    <w:p>
-      <w:pPr>
-        <w:numPr>
-          <w:ilvl w:val="0"/>
-          <w:numId w:val="27"/>
-        </w:numPr>
-      </w:pPr>
-      <w:r>
-        <w:rPr>
-          <w:b/>
-          <w:bCs/>
-        </w:rPr>
-        <w:t>When</w:t>
-      </w:r>
-      <w:r>
-        <w:t xml:space="preserve"> I open the payment history, </w:t>
-      </w:r>
-    </w:p>
-    <w:p>
-      <w:pPr>
-        <w:numPr>
-          <w:ilvl w:val="0"/>
-          <w:numId w:val="27"/>
-        </w:numPr>
-      </w:pPr>
-      <w:r>
-        <w:rPr>
-          <w:b/>
-          <w:bCs/>
-        </w:rPr>
-        <w:t>Then</w:t>
-      </w:r>
-      <w:r>
-        <w:t xml:space="preserve"> all maintenance transactions should be displayed. </w:t>
-      </w:r>
-    </w:p>
-    <w:p/>
-    <w:p>
-      <w:pPr>
-        <w:rPr>
-          <w:b/>
-          <w:bCs/>
-        </w:rPr>
-      </w:pPr>
-      <w:r>
-        <w:rPr>
-          <w:b/>
-          <w:bCs/>
-        </w:rPr>
-        <w:t>3. Track Pending Dues</w:t>
-      </w:r>
-    </w:p>
-    <w:p>
-      <w:r>
-        <w:rPr>
-          <w:b/>
-          <w:bCs/>
-        </w:rPr>
-        <w:t>User Story:</w:t>
-      </w:r>
-      <w:r>
-        <w:br/>
-        <w:t>As a Society Treasurer, I want to identify pending maintenance dues so that I can follow up with residents.</w:t>
-      </w:r>
-    </w:p>
-    <w:p>
-      <w:r>
-        <w:rPr>
-          <w:b/>
-          <w:bCs/>
-        </w:rPr>
-        <w:t>Acceptance Criteria</w:t>
-      </w:r>
-    </w:p>
-    <w:p>
-      <w:pPr>
-        <w:numPr>
-          <w:ilvl w:val="0"/>
-          <w:numId w:val="28"/>
-        </w:numPr>
-      </w:pPr>
-      <w:r>
-        <w:rPr>
-          <w:b/>
-          <w:bCs/>
-        </w:rPr>
-        <w:t>Given</w:t>
-      </w:r>
-      <w:r>
-        <w:t xml:space="preserve"> some residents have unpaid maintenance, </w:t>
-      </w:r>
-    </w:p>
-    <w:p>
-      <w:pPr>
-        <w:numPr>
-          <w:ilvl w:val="0"/>
-          <w:numId w:val="28"/>
-        </w:numPr>
-      </w:pPr>
-      <w:r>
-        <w:rPr>
-          <w:b/>
-          <w:bCs/>
-        </w:rPr>
-        <w:t>When</w:t>
-      </w:r>
-      <w:r>
-        <w:t xml:space="preserve"> I view pending dues, </w:t>
-      </w:r>
-    </w:p>
-    <w:p>
-      <w:pPr>
-        <w:numPr>
-          <w:ilvl w:val="0"/>
-          <w:numId w:val="28"/>
-        </w:numPr>
-      </w:pPr>
-      <w:r>
-        <w:rPr>
-          <w:b/>
-          <w:bCs/>
-        </w:rPr>
-        <w:t>Then</w:t>
-      </w:r>
-      <w:r>
         <w:t xml:space="preserve"> the system should display all pending payments. </w:t>
       </w:r>
     </w:p>
@@ -3342,7 +3431,6 @@
           <w:b/>
           <w:bCs/>
         </w:rPr>
-        <w:lastRenderedPageBreak/>
         <w:t>Acceptance Criteria</w:t>
       </w:r>
     </w:p>
@@ -3537,6 +3625,7 @@
           <w:b/>
           <w:bCs/>
         </w:rPr>
+        <w:lastRenderedPageBreak/>
         <w:t>User Story:</w:t>
       </w:r>
       <w:r>
@@ -3713,7 +3802,6 @@
           <w:b/>
           <w:bCs/>
         </w:rPr>
-        <w:lastRenderedPageBreak/>
         <w:t>8)</w:t>
       </w:r>
       <w:r>
@@ -3815,6 +3903,169 @@
         <w:t xml:space="preserve"> the dashboard should display resident count, maintenance collected, total expenses, current balance, and recent notices. </w:t>
       </w:r>
     </w:p>
+    <w:p>
+      <w:pPr>
+        <w:rPr>
+          <w:b/>
+          <w:bCs/>
+        </w:rPr>
+      </w:pPr>
+    </w:p>
+    <w:p>
+      <w:pPr>
+        <w:rPr>
+          <w:b/>
+          <w:bCs/>
+        </w:rPr>
+      </w:pPr>
+      <w:r>
+        <w:rPr>
+          <w:b/>
+          <w:bCs/>
+        </w:rPr>
+        <w:t>9)</w:t>
+      </w:r>
+      <w:r>
+        <w:rPr>
+          <w:rFonts w:ascii="Times New Roman" w:eastAsia="Times New Roman" w:hAnsi="Times New Roman" w:cs="Times New Roman"/>
+          <w:b/>
+          <w:bCs/>
+          <w:kern w:val="0"/>
+          <w:sz w:val="36"/>
+          <w:szCs w:val="36"/>
+          <w:lang w:eastAsia="en-IN"/>
+          <w14:ligatures w14:val="none"/>
+        </w:rPr>
+        <w:t xml:space="preserve"> </w:t>
+      </w:r>
+      <w:r>
+        <w:rPr>
+          <w:b/>
+          <w:bCs/>
+        </w:rPr>
+        <w:t>AI Notice Generator</w:t>
+      </w:r>
+    </w:p>
+    <w:p>
+      <w:pPr>
+        <w:rPr>
+          <w:b/>
+          <w:bCs/>
+        </w:rPr>
+      </w:pPr>
+      <w:r>
+        <w:rPr>
+          <w:b/>
+          <w:bCs/>
+        </w:rPr>
+        <w:t xml:space="preserve"> </w:t>
+      </w:r>
+      <w:r>
+        <w:rPr>
+          <w:b/>
+          <w:bCs/>
+        </w:rPr>
+        <w:t xml:space="preserve">User Story </w:t>
+      </w:r>
+    </w:p>
+    <w:p>
+      <w:r>
+        <w:t>As a Society Secretary, I want to generate society notices using AI so that I can create professional announcements quickly.</w:t>
+      </w:r>
+    </w:p>
+    <w:p>
+      <w:pPr>
+        <w:rPr>
+          <w:b/>
+          <w:bCs/>
+        </w:rPr>
+      </w:pPr>
+      <w:r>
+        <w:rPr>
+          <w:b/>
+          <w:bCs/>
+        </w:rPr>
+        <w:t xml:space="preserve">Acceptance Criteria </w:t>
+      </w:r>
+    </w:p>
+    <w:p>
+      <w:pPr>
+        <w:numPr>
+          <w:ilvl w:val="0"/>
+          <w:numId w:val="55"/>
+        </w:numPr>
+        <w:rPr>
+          <w:b/>
+          <w:bCs/>
+        </w:rPr>
+      </w:pPr>
+      <w:r>
+        <w:rPr>
+          <w:b/>
+          <w:bCs/>
+        </w:rPr>
+        <w:t xml:space="preserve">Given </w:t>
+      </w:r>
+      <w:r>
+        <w:t>I am on the Notice Management page,</w:t>
+      </w:r>
+      <w:r>
+        <w:rPr>
+          <w:b/>
+          <w:bCs/>
+        </w:rPr>
+        <w:t xml:space="preserve"> </w:t>
+      </w:r>
+    </w:p>
+    <w:p>
+      <w:pPr>
+        <w:numPr>
+          <w:ilvl w:val="0"/>
+          <w:numId w:val="55"/>
+        </w:numPr>
+        <w:rPr>
+          <w:b/>
+          <w:bCs/>
+        </w:rPr>
+      </w:pPr>
+      <w:r>
+        <w:rPr>
+          <w:b/>
+          <w:bCs/>
+        </w:rPr>
+        <w:lastRenderedPageBreak/>
+        <w:t xml:space="preserve">When </w:t>
+      </w:r>
+      <w:r>
+        <w:t>I enter a short description and click Generate Notice,</w:t>
+      </w:r>
+      <w:r>
+        <w:rPr>
+          <w:b/>
+          <w:bCs/>
+        </w:rPr>
+        <w:t xml:space="preserve"> </w:t>
+      </w:r>
+    </w:p>
+    <w:p>
+      <w:pPr>
+        <w:numPr>
+          <w:ilvl w:val="0"/>
+          <w:numId w:val="55"/>
+        </w:numPr>
+      </w:pPr>
+      <w:r>
+        <w:rPr>
+          <w:b/>
+          <w:bCs/>
+        </w:rPr>
+        <w:t xml:space="preserve">Then </w:t>
+      </w:r>
+      <w:r>
+        <w:t>the system should generate a complete professional notice that I can edit and save.</w:t>
+      </w:r>
+    </w:p>
+    <w:p/>
     <w:p/>
     <w:p>
       <w:pPr>
@@ -3932,6 +4183,17 @@
     </w:p>
     <w:p>
       <w:pPr>
+        <w:numPr>
+          <w:ilvl w:val="0"/>
+          <w:numId w:val="35"/>
+        </w:numPr>
+      </w:pPr>
+      <w:r>
+        <w:t>AI Notice Generator</w:t>
+      </w:r>
+    </w:p>
+    <w:p>
+      <w:pPr>
         <w:rPr>
           <w:b/>
           <w:bCs/>
@@ -4066,28 +4328,61 @@
         </w:numPr>
       </w:pPr>
       <w:r>
+        <w:t xml:space="preserve">AI Insights &amp; Reports </w:t>
+      </w:r>
+    </w:p>
+    <w:p>
+      <w:pPr>
+        <w:rPr>
+          <w:b/>
+          <w:bCs/>
+        </w:rPr>
+      </w:pPr>
+      <w:r>
+        <w:rPr>
+          <w:b/>
+          <w:bCs/>
+        </w:rPr>
+        <w:t>Won't Have (MVP)</w:t>
+      </w:r>
+    </w:p>
+    <w:p>
+      <w:r>
+        <w:t>These features are intentionally excluded from the MVP and will be considered for future releases.</w:t>
+      </w:r>
+    </w:p>
+    <w:p>
+      <w:pPr>
+        <w:numPr>
+          <w:ilvl w:val="0"/>
+          <w:numId w:val="38"/>
+        </w:numPr>
+      </w:pPr>
+      <w:r>
+        <w:t xml:space="preserve">Online Payment Gateway </w:t>
+      </w:r>
+    </w:p>
+    <w:p>
+      <w:pPr>
+        <w:numPr>
+          <w:ilvl w:val="0"/>
+          <w:numId w:val="38"/>
+        </w:numPr>
+      </w:pPr>
+      <w:r>
+        <w:t xml:space="preserve">Mobile Application </w:t>
+      </w:r>
+    </w:p>
+    <w:p>
+      <w:pPr>
+        <w:numPr>
+          <w:ilvl w:val="0"/>
+          <w:numId w:val="38"/>
+        </w:numPr>
+      </w:pPr>
+      <w:r>
         <w:lastRenderedPageBreak/>
-        <w:t xml:space="preserve">AI Insights &amp; Reports </w:t>
-      </w:r>
-    </w:p>
-    <w:p>
-      <w:pPr>
-        <w:rPr>
-          <w:b/>
-          <w:bCs/>
-        </w:rPr>
-      </w:pPr>
-      <w:r>
-        <w:rPr>
-          <w:b/>
-          <w:bCs/>
-        </w:rPr>
-        <w:t>Won't Have (MVP)</w:t>
-      </w:r>
-    </w:p>
-    <w:p>
-      <w:r>
-        <w:t>These features are intentionally excluded from the MVP and will be considered for future releases.</w:t>
+        <w:t xml:space="preserve">Email/SMS/WhatsApp Notifications </w:t>
       </w:r>
     </w:p>
     <w:p>
@@ -4098,7 +4393,7 @@
         </w:numPr>
       </w:pPr>
       <w:r>
-        <w:t xml:space="preserve">Online Payment Gateway </w:t>
+        <w:t xml:space="preserve">Parking Management </w:t>
       </w:r>
     </w:p>
     <w:p>
@@ -4109,7 +4404,7 @@
         </w:numPr>
       </w:pPr>
       <w:r>
-        <w:t xml:space="preserve">Mobile Application </w:t>
+        <w:t xml:space="preserve">Multi-Society Support </w:t>
       </w:r>
     </w:p>
     <w:p>
@@ -4120,39 +4415,6 @@
         </w:numPr>
       </w:pPr>
       <w:r>
-        <w:t xml:space="preserve">Email/SMS/WhatsApp Notifications </w:t>
-      </w:r>
-    </w:p>
-    <w:p>
-      <w:pPr>
-        <w:numPr>
-          <w:ilvl w:val="0"/>
-          <w:numId w:val="38"/>
-        </w:numPr>
-      </w:pPr>
-      <w:r>
-        <w:t xml:space="preserve">Parking Management </w:t>
-      </w:r>
-    </w:p>
-    <w:p>
-      <w:pPr>
-        <w:numPr>
-          <w:ilvl w:val="0"/>
-          <w:numId w:val="38"/>
-        </w:numPr>
-      </w:pPr>
-      <w:r>
-        <w:t xml:space="preserve">Multi-Society Support </w:t>
-      </w:r>
-    </w:p>
-    <w:p>
-      <w:pPr>
-        <w:numPr>
-          <w:ilvl w:val="0"/>
-          <w:numId w:val="38"/>
-        </w:numPr>
-      </w:pPr>
-      <w:r>
         <w:t>Role-Based Access Control</w:t>
       </w:r>
     </w:p>
@@ -4449,19 +4711,600 @@
         </w:numPr>
       </w:pPr>
       <w:r>
+        <w:t xml:space="preserve">Filter reports by date. </w:t>
+      </w:r>
+    </w:p>
+    <w:p>
+      <w:pPr>
+        <w:numPr>
+          <w:ilvl w:val="0"/>
+          <w:numId w:val="42"/>
+        </w:numPr>
+      </w:pPr>
+      <w:r>
+        <w:t xml:space="preserve">Categorize expenses (Electricity, Water, Security, etc.). </w:t>
+      </w:r>
+    </w:p>
+    <w:p>
+      <w:pPr>
+        <w:rPr>
+          <w:b/>
+          <w:bCs/>
+        </w:rPr>
+      </w:pPr>
+      <w:r>
+        <w:rPr>
+          <w:b/>
+          <w:bCs/>
+        </w:rPr>
+        <w:t>Notice Management</w:t>
+      </w:r>
+    </w:p>
+    <w:p>
+      <w:pPr>
+        <w:numPr>
+          <w:ilvl w:val="0"/>
+          <w:numId w:val="43"/>
+        </w:numPr>
+      </w:pPr>
+      <w:r>
+        <w:t xml:space="preserve">Notice expiry date. </w:t>
+      </w:r>
+    </w:p>
+    <w:p>
+      <w:pPr>
+        <w:numPr>
+          <w:ilvl w:val="0"/>
+          <w:numId w:val="43"/>
+        </w:numPr>
+      </w:pPr>
+      <w:r>
+        <w:t xml:space="preserve">Notice categories. </w:t>
+      </w:r>
+    </w:p>
+    <w:p>
+      <w:pPr>
+        <w:numPr>
+          <w:ilvl w:val="0"/>
+          <w:numId w:val="43"/>
+        </w:numPr>
+      </w:pPr>
+      <w:r>
         <w:lastRenderedPageBreak/>
-        <w:t xml:space="preserve">Filter reports by date. </w:t>
-      </w:r>
-    </w:p>
-    <w:p>
-      <w:pPr>
-        <w:numPr>
-          <w:ilvl w:val="0"/>
-          <w:numId w:val="42"/>
-        </w:numPr>
-      </w:pPr>
-      <w:r>
-        <w:t xml:space="preserve">Categorize expenses (Electricity, Water, Security, etc.). </w:t>
+        <w:t xml:space="preserve">Archive old notices. </w:t>
+      </w:r>
+    </w:p>
+    <w:p>
+      <w:pPr>
+        <w:rPr>
+          <w:b/>
+          <w:bCs/>
+        </w:rPr>
+      </w:pPr>
+      <w:r>
+        <w:rPr>
+          <w:b/>
+          <w:bCs/>
+        </w:rPr>
+        <w:t>Dashboard</w:t>
+      </w:r>
+    </w:p>
+    <w:p>
+      <w:pPr>
+        <w:numPr>
+          <w:ilvl w:val="0"/>
+          <w:numId w:val="44"/>
+        </w:numPr>
+      </w:pPr>
+      <w:r>
+        <w:t xml:space="preserve">Refresh dashboard automatically. </w:t>
+      </w:r>
+    </w:p>
+    <w:p>
+      <w:pPr>
+        <w:numPr>
+          <w:ilvl w:val="0"/>
+          <w:numId w:val="44"/>
+        </w:numPr>
+      </w:pPr>
+      <w:r>
+        <w:t xml:space="preserve">Display latest financial summary. </w:t>
+      </w:r>
+    </w:p>
+    <w:p>
+      <w:pPr>
+        <w:numPr>
+          <w:ilvl w:val="0"/>
+          <w:numId w:val="44"/>
+        </w:numPr>
+      </w:pPr>
+      <w:r>
+        <w:t xml:space="preserve">Display pending maintenance count. </w:t>
+      </w:r>
+    </w:p>
+    <w:p>
+      <w:pPr>
+        <w:rPr>
+          <w:b/>
+          <w:bCs/>
+        </w:rPr>
+      </w:pPr>
+    </w:p>
+    <w:p>
+      <w:pPr>
+        <w:rPr>
+          <w:b/>
+          <w:bCs/>
+        </w:rPr>
+      </w:pPr>
+    </w:p>
+    <w:p>
+      <w:pPr>
+        <w:rPr>
+          <w:b/>
+          <w:bCs/>
+        </w:rPr>
+      </w:pPr>
+      <w:r>
+        <w:rPr>
+          <w:b/>
+          <w:bCs/>
+        </w:rPr>
+        <w:t>AI Notice Generator</w:t>
+      </w:r>
+    </w:p>
+    <w:p>
+      <w:pPr>
+        <w:pStyle w:val="ListParagraph"/>
+        <w:numPr>
+          <w:ilvl w:val="0"/>
+          <w:numId w:val="57"/>
+        </w:numPr>
+      </w:pPr>
+      <w:r>
+        <w:t xml:space="preserve">Define what should happen if the AI fails to generate a notice. </w:t>
+      </w:r>
+    </w:p>
+    <w:p>
+      <w:pPr>
+        <w:pStyle w:val="ListParagraph"/>
+        <w:numPr>
+          <w:ilvl w:val="0"/>
+          <w:numId w:val="57"/>
+        </w:numPr>
+      </w:pPr>
+      <w:r>
+        <w:t>Specify the maximum prompt length and supported input format for AI-generated notices.</w:t>
+      </w:r>
+    </w:p>
+    <w:p/>
+    <w:p>
+      <w:pPr>
+        <w:rPr>
+          <w:b/>
+          <w:bCs/>
+        </w:rPr>
+      </w:pPr>
+      <w:r>
+        <w:rPr>
+          <w:b/>
+          <w:bCs/>
+        </w:rPr>
+        <w:t>2. Ambiguous Requirements</w:t>
+      </w:r>
+    </w:p>
+    <w:p>
+      <w:r>
+        <w:t>These requirements are unclear and should be clarified.</w:t>
+      </w:r>
+    </w:p>
+    <w:p>
+      <w:pPr>
+        <w:numPr>
+          <w:ilvl w:val="0"/>
+          <w:numId w:val="45"/>
+        </w:numPr>
+      </w:pPr>
+      <w:r>
+        <w:t xml:space="preserve">Who can add, edit, or delete residents? </w:t>
+      </w:r>
+    </w:p>
+    <w:p>
+      <w:pPr>
+        <w:numPr>
+          <w:ilvl w:val="0"/>
+          <w:numId w:val="45"/>
+        </w:numPr>
+      </w:pPr>
+      <w:r>
+        <w:t xml:space="preserve">Can multiple committee members use the system simultaneously? </w:t>
+      </w:r>
+    </w:p>
+    <w:p>
+      <w:pPr>
+        <w:numPr>
+          <w:ilvl w:val="0"/>
+          <w:numId w:val="45"/>
+        </w:numPr>
+      </w:pPr>
+      <w:r>
+        <w:t xml:space="preserve">Can one resident own multiple flats? </w:t>
+      </w:r>
+    </w:p>
+    <w:p>
+      <w:pPr>
+        <w:numPr>
+          <w:ilvl w:val="0"/>
+          <w:numId w:val="45"/>
+        </w:numPr>
+      </w:pPr>
+      <w:r>
+        <w:t xml:space="preserve">Can maintenance charges differ by flat type? </w:t>
+      </w:r>
+    </w:p>
+    <w:p>
+      <w:pPr>
+        <w:numPr>
+          <w:ilvl w:val="0"/>
+          <w:numId w:val="45"/>
+        </w:numPr>
+      </w:pPr>
+      <w:r>
+        <w:t xml:space="preserve">Can a resident pay maintenance in </w:t>
+      </w:r>
+      <w:proofErr w:type="spellStart"/>
+      <w:r>
+        <w:t>installments</w:t>
+      </w:r>
+      <w:proofErr w:type="spellEnd"/>
+      <w:r>
+        <w:t xml:space="preserve">? </w:t>
+      </w:r>
+    </w:p>
+    <w:p>
+      <w:pPr>
+        <w:numPr>
+          <w:ilvl w:val="0"/>
+          <w:numId w:val="45"/>
+        </w:numPr>
+      </w:pPr>
+      <w:r>
+        <w:t xml:space="preserve">How is the current balance calculated? </w:t>
+      </w:r>
+    </w:p>
+    <w:p>
+      <w:pPr>
+        <w:numPr>
+          <w:ilvl w:val="0"/>
+          <w:numId w:val="45"/>
+        </w:numPr>
+      </w:pPr>
+      <w:r>
+        <w:t xml:space="preserve">Are deleted records permanently removed? </w:t>
+      </w:r>
+    </w:p>
+    <w:p>
+      <w:pPr>
+        <w:numPr>
+          <w:ilvl w:val="0"/>
+          <w:numId w:val="45"/>
+        </w:numPr>
+      </w:pPr>
+      <w:r>
+        <w:t xml:space="preserve">Can notices be edited after publishing? </w:t>
+      </w:r>
+    </w:p>
+    <w:p>
+      <w:pPr>
+        <w:numPr>
+          <w:ilvl w:val="0"/>
+          <w:numId w:val="45"/>
+        </w:numPr>
+      </w:pPr>
+      <w:r>
+        <w:t xml:space="preserve">How many financial years should be stored? </w:t>
+      </w:r>
+    </w:p>
+    <w:p>
+      <w:pPr>
+        <w:numPr>
+          <w:ilvl w:val="0"/>
+          <w:numId w:val="45"/>
+        </w:numPr>
+      </w:pPr>
+      <w:r>
+        <w:t xml:space="preserve">What happens if internet connectivity is lost while saving data? </w:t>
+      </w:r>
+    </w:p>
+    <w:p>
+      <w:pPr>
+        <w:numPr>
+          <w:ilvl w:val="0"/>
+          <w:numId w:val="45"/>
+        </w:numPr>
+      </w:pPr>
+      <w:r>
+        <w:t xml:space="preserve">Should AI-generated notices be saved automatically or only after user approval? </w:t>
+      </w:r>
+    </w:p>
+    <w:p>
+      <w:pPr>
+        <w:numPr>
+          <w:ilvl w:val="0"/>
+          <w:numId w:val="45"/>
+        </w:numPr>
+      </w:pPr>
+      <w:r>
+        <w:t>Can users edit the AI-generated notice before publishing?</w:t>
+      </w:r>
+    </w:p>
+    <w:p/>
+    <w:p>
+      <w:pPr>
+        <w:rPr>
+          <w:b/>
+          <w:bCs/>
+        </w:rPr>
+      </w:pPr>
+      <w:r>
+        <w:rPr>
+          <w:b/>
+          <w:bCs/>
+        </w:rPr>
+        <w:t>3. Edge Cases</w:t>
+      </w:r>
+    </w:p>
+    <w:p>
+      <w:r>
+        <w:t>These are unusual situations the system should handle correctly.</w:t>
+      </w:r>
+    </w:p>
+    <w:p>
+      <w:pPr>
+        <w:rPr>
+          <w:b/>
+          <w:bCs/>
+        </w:rPr>
+      </w:pPr>
+      <w:r>
+        <w:rPr>
+          <w:b/>
+          <w:bCs/>
+        </w:rPr>
+        <w:t>Authentication</w:t>
+      </w:r>
+    </w:p>
+    <w:p>
+      <w:pPr>
+        <w:numPr>
+          <w:ilvl w:val="0"/>
+          <w:numId w:val="46"/>
+        </w:numPr>
+      </w:pPr>
+      <w:r>
+        <w:t xml:space="preserve">Incorrect username or password. </w:t>
+      </w:r>
+    </w:p>
+    <w:p>
+      <w:pPr>
+        <w:numPr>
+          <w:ilvl w:val="0"/>
+          <w:numId w:val="46"/>
+        </w:numPr>
+      </w:pPr>
+      <w:r>
+        <w:t xml:space="preserve">Empty login fields. </w:t>
+      </w:r>
+    </w:p>
+    <w:p>
+      <w:pPr>
+        <w:numPr>
+          <w:ilvl w:val="0"/>
+          <w:numId w:val="46"/>
+        </w:numPr>
+      </w:pPr>
+      <w:r>
+        <w:lastRenderedPageBreak/>
+        <w:t xml:space="preserve">Duplicate email during registration. </w:t>
+      </w:r>
+    </w:p>
+    <w:p>
+      <w:pPr>
+        <w:rPr>
+          <w:b/>
+          <w:bCs/>
+        </w:rPr>
+      </w:pPr>
+      <w:r>
+        <w:rPr>
+          <w:b/>
+          <w:bCs/>
+        </w:rPr>
+        <w:t>Resident Management</w:t>
+      </w:r>
+    </w:p>
+    <w:p>
+      <w:pPr>
+        <w:numPr>
+          <w:ilvl w:val="0"/>
+          <w:numId w:val="47"/>
+        </w:numPr>
+      </w:pPr>
+      <w:r>
+        <w:t xml:space="preserve">Duplicate flat number. </w:t>
+      </w:r>
+    </w:p>
+    <w:p>
+      <w:pPr>
+        <w:numPr>
+          <w:ilvl w:val="0"/>
+          <w:numId w:val="47"/>
+        </w:numPr>
+      </w:pPr>
+      <w:r>
+        <w:t xml:space="preserve">Duplicate phone number. </w:t>
+      </w:r>
+    </w:p>
+    <w:p>
+      <w:pPr>
+        <w:numPr>
+          <w:ilvl w:val="0"/>
+          <w:numId w:val="47"/>
+        </w:numPr>
+      </w:pPr>
+      <w:r>
+        <w:t xml:space="preserve">Empty resident name. </w:t>
+      </w:r>
+    </w:p>
+    <w:p>
+      <w:pPr>
+        <w:numPr>
+          <w:ilvl w:val="0"/>
+          <w:numId w:val="47"/>
+        </w:numPr>
+      </w:pPr>
+      <w:r>
+        <w:t xml:space="preserve">Searching for a resident who does not exist. </w:t>
+      </w:r>
+    </w:p>
+    <w:p>
+      <w:pPr>
+        <w:numPr>
+          <w:ilvl w:val="0"/>
+          <w:numId w:val="47"/>
+        </w:numPr>
+      </w:pPr>
+      <w:r>
+        <w:t xml:space="preserve">Deleting a resident with pending maintenance. </w:t>
+      </w:r>
+    </w:p>
+    <w:p>
+      <w:pPr>
+        <w:rPr>
+          <w:b/>
+          <w:bCs/>
+        </w:rPr>
+      </w:pPr>
+      <w:r>
+        <w:rPr>
+          <w:b/>
+          <w:bCs/>
+        </w:rPr>
+        <w:t>Maintenance Management</w:t>
+      </w:r>
+    </w:p>
+    <w:p>
+      <w:pPr>
+        <w:numPr>
+          <w:ilvl w:val="0"/>
+          <w:numId w:val="48"/>
+        </w:numPr>
+      </w:pPr>
+      <w:r>
+        <w:t xml:space="preserve">₹0 payment amount. </w:t>
+      </w:r>
+    </w:p>
+    <w:p>
+      <w:pPr>
+        <w:numPr>
+          <w:ilvl w:val="0"/>
+          <w:numId w:val="48"/>
+        </w:numPr>
+      </w:pPr>
+      <w:r>
+        <w:t xml:space="preserve">Negative payment amount. </w:t>
+      </w:r>
+    </w:p>
+    <w:p>
+      <w:pPr>
+        <w:numPr>
+          <w:ilvl w:val="0"/>
+          <w:numId w:val="48"/>
+        </w:numPr>
+      </w:pPr>
+      <w:r>
+        <w:t xml:space="preserve">Duplicate payment entry. </w:t>
+      </w:r>
+    </w:p>
+    <w:p>
+      <w:pPr>
+        <w:numPr>
+          <w:ilvl w:val="0"/>
+          <w:numId w:val="48"/>
+        </w:numPr>
+      </w:pPr>
+      <w:r>
+        <w:t xml:space="preserve">Partial payment. </w:t>
+      </w:r>
+    </w:p>
+    <w:p>
+      <w:pPr>
+        <w:numPr>
+          <w:ilvl w:val="0"/>
+          <w:numId w:val="48"/>
+        </w:numPr>
+      </w:pPr>
+      <w:r>
+        <w:t xml:space="preserve">Payment for a deleted resident. </w:t>
+      </w:r>
+    </w:p>
+    <w:p>
+      <w:pPr>
+        <w:rPr>
+          <w:b/>
+          <w:bCs/>
+        </w:rPr>
+      </w:pPr>
+      <w:r>
+        <w:rPr>
+          <w:b/>
+          <w:bCs/>
+        </w:rPr>
+        <w:t>Accounting</w:t>
+      </w:r>
+    </w:p>
+    <w:p>
+      <w:pPr>
+        <w:numPr>
+          <w:ilvl w:val="0"/>
+          <w:numId w:val="49"/>
+        </w:numPr>
+      </w:pPr>
+      <w:r>
+        <w:t xml:space="preserve">Expense greater than available balance. </w:t>
+      </w:r>
+    </w:p>
+    <w:p>
+      <w:pPr>
+        <w:numPr>
+          <w:ilvl w:val="0"/>
+          <w:numId w:val="49"/>
+        </w:numPr>
+      </w:pPr>
+      <w:r>
+        <w:t xml:space="preserve">Negative income or expense. </w:t>
+      </w:r>
+    </w:p>
+    <w:p>
+      <w:pPr>
+        <w:numPr>
+          <w:ilvl w:val="0"/>
+          <w:numId w:val="49"/>
+        </w:numPr>
+      </w:pPr>
+      <w:r>
+        <w:t xml:space="preserve">No financial records available. </w:t>
+      </w:r>
+    </w:p>
+    <w:p>
+      <w:pPr>
+        <w:numPr>
+          <w:ilvl w:val="0"/>
+          <w:numId w:val="49"/>
+        </w:numPr>
+      </w:pPr>
+      <w:r>
+        <w:t xml:space="preserve">Invalid date entered. </w:t>
       </w:r>
     </w:p>
     <w:p>
@@ -4483,33 +5326,44 @@
       <w:pPr>
         <w:numPr>
           <w:ilvl w:val="0"/>
-          <w:numId w:val="43"/>
-        </w:numPr>
-      </w:pPr>
-      <w:r>
-        <w:t xml:space="preserve">Notice expiry date. </w:t>
-      </w:r>
-    </w:p>
-    <w:p>
-      <w:pPr>
-        <w:numPr>
-          <w:ilvl w:val="0"/>
-          <w:numId w:val="43"/>
-        </w:numPr>
-      </w:pPr>
-      <w:r>
-        <w:t xml:space="preserve">Notice categories. </w:t>
-      </w:r>
-    </w:p>
-    <w:p>
-      <w:pPr>
-        <w:numPr>
-          <w:ilvl w:val="0"/>
-          <w:numId w:val="43"/>
-        </w:numPr>
-      </w:pPr>
-      <w:r>
-        <w:t xml:space="preserve">Archive old notices. </w:t>
+          <w:numId w:val="50"/>
+        </w:numPr>
+      </w:pPr>
+      <w:r>
+        <w:t xml:space="preserve">Empty notice title. </w:t>
+      </w:r>
+    </w:p>
+    <w:p>
+      <w:pPr>
+        <w:numPr>
+          <w:ilvl w:val="0"/>
+          <w:numId w:val="50"/>
+        </w:numPr>
+      </w:pPr>
+      <w:r>
+        <w:t xml:space="preserve">Empty notice description. </w:t>
+      </w:r>
+    </w:p>
+    <w:p>
+      <w:pPr>
+        <w:numPr>
+          <w:ilvl w:val="0"/>
+          <w:numId w:val="50"/>
+        </w:numPr>
+      </w:pPr>
+      <w:r>
+        <w:t xml:space="preserve">Very long notice content. </w:t>
+      </w:r>
+    </w:p>
+    <w:p>
+      <w:pPr>
+        <w:numPr>
+          <w:ilvl w:val="0"/>
+          <w:numId w:val="50"/>
+        </w:numPr>
+      </w:pPr>
+      <w:r>
+        <w:t xml:space="preserve">Deleting the only notice. </w:t>
       </w:r>
     </w:p>
     <w:p>
@@ -4531,507 +5385,110 @@
       <w:pPr>
         <w:numPr>
           <w:ilvl w:val="0"/>
-          <w:numId w:val="44"/>
-        </w:numPr>
-      </w:pPr>
-      <w:r>
-        <w:t xml:space="preserve">Refresh dashboard automatically. </w:t>
-      </w:r>
-    </w:p>
-    <w:p>
-      <w:pPr>
-        <w:numPr>
-          <w:ilvl w:val="0"/>
-          <w:numId w:val="44"/>
-        </w:numPr>
-      </w:pPr>
-      <w:r>
-        <w:t xml:space="preserve">Display latest financial summary. </w:t>
-      </w:r>
-    </w:p>
-    <w:p>
-      <w:pPr>
-        <w:numPr>
-          <w:ilvl w:val="0"/>
-          <w:numId w:val="44"/>
-        </w:numPr>
-      </w:pPr>
-      <w:r>
-        <w:t xml:space="preserve">Display pending maintenance count. </w:t>
-      </w:r>
-    </w:p>
-    <w:p/>
-    <w:p>
-      <w:pPr>
-        <w:rPr>
-          <w:b/>
-          <w:bCs/>
-        </w:rPr>
-      </w:pPr>
-      <w:r>
-        <w:rPr>
-          <w:b/>
-          <w:bCs/>
-        </w:rPr>
-        <w:t>2. Ambiguous Requirements</w:t>
-      </w:r>
-    </w:p>
-    <w:p>
-      <w:r>
-        <w:t>These requirements are unclear and should be clarified.</w:t>
-      </w:r>
-    </w:p>
-    <w:p>
-      <w:pPr>
-        <w:numPr>
-          <w:ilvl w:val="0"/>
-          <w:numId w:val="45"/>
-        </w:numPr>
-      </w:pPr>
-      <w:r>
-        <w:t xml:space="preserve">Who can add, edit, or delete residents? </w:t>
-      </w:r>
-    </w:p>
-    <w:p>
-      <w:pPr>
-        <w:numPr>
-          <w:ilvl w:val="0"/>
-          <w:numId w:val="45"/>
-        </w:numPr>
-      </w:pPr>
-      <w:r>
-        <w:t xml:space="preserve">Can multiple committee members use the system simultaneously? </w:t>
-      </w:r>
-    </w:p>
-    <w:p>
-      <w:pPr>
-        <w:numPr>
-          <w:ilvl w:val="0"/>
-          <w:numId w:val="45"/>
-        </w:numPr>
-      </w:pPr>
-      <w:r>
-        <w:t xml:space="preserve">Can one resident own multiple flats? </w:t>
-      </w:r>
-    </w:p>
-    <w:p>
-      <w:pPr>
-        <w:numPr>
-          <w:ilvl w:val="0"/>
-          <w:numId w:val="45"/>
-        </w:numPr>
-      </w:pPr>
-      <w:r>
-        <w:t xml:space="preserve">Can maintenance charges differ by flat type? </w:t>
-      </w:r>
-    </w:p>
-    <w:p>
-      <w:pPr>
-        <w:numPr>
-          <w:ilvl w:val="0"/>
-          <w:numId w:val="45"/>
-        </w:numPr>
-      </w:pPr>
-      <w:r>
-        <w:t xml:space="preserve">Can a resident pay maintenance in installments? </w:t>
-      </w:r>
-    </w:p>
-    <w:p>
-      <w:pPr>
-        <w:numPr>
-          <w:ilvl w:val="0"/>
-          <w:numId w:val="45"/>
-        </w:numPr>
-      </w:pPr>
-      <w:r>
-        <w:t xml:space="preserve">How is the current balance calculated? </w:t>
-      </w:r>
-    </w:p>
-    <w:p>
-      <w:pPr>
-        <w:numPr>
-          <w:ilvl w:val="0"/>
-          <w:numId w:val="45"/>
-        </w:numPr>
-      </w:pPr>
-      <w:r>
-        <w:t xml:space="preserve">Are deleted records permanently removed? </w:t>
-      </w:r>
-    </w:p>
-    <w:p>
-      <w:pPr>
-        <w:numPr>
-          <w:ilvl w:val="0"/>
-          <w:numId w:val="45"/>
-        </w:numPr>
-      </w:pPr>
-      <w:r>
-        <w:t xml:space="preserve">Can notices be edited after publishing? </w:t>
-      </w:r>
-    </w:p>
-    <w:p>
-      <w:pPr>
-        <w:numPr>
-          <w:ilvl w:val="0"/>
-          <w:numId w:val="45"/>
-        </w:numPr>
-      </w:pPr>
-      <w:r>
-        <w:t xml:space="preserve">How many financial years should be stored? </w:t>
-      </w:r>
-    </w:p>
-    <w:p>
-      <w:pPr>
-        <w:numPr>
-          <w:ilvl w:val="0"/>
-          <w:numId w:val="45"/>
-        </w:numPr>
-      </w:pPr>
-      <w:r>
-        <w:t xml:space="preserve">What happens if internet connectivity is lost while saving data? </w:t>
-      </w:r>
-    </w:p>
-    <w:p/>
-    <w:p>
-      <w:pPr>
-        <w:rPr>
-          <w:b/>
-          <w:bCs/>
-        </w:rPr>
-      </w:pPr>
-      <w:r>
-        <w:rPr>
-          <w:b/>
-          <w:bCs/>
-        </w:rPr>
-        <w:t>3. Edge Cases</w:t>
-      </w:r>
-    </w:p>
-    <w:p>
-      <w:r>
-        <w:t>These are unusual situations the system should handle correctly.</w:t>
-      </w:r>
-    </w:p>
-    <w:p>
-      <w:pPr>
-        <w:rPr>
-          <w:b/>
-          <w:bCs/>
-        </w:rPr>
-      </w:pPr>
-      <w:r>
-        <w:rPr>
-          <w:b/>
-          <w:bCs/>
-        </w:rPr>
-        <w:t>Authentication</w:t>
-      </w:r>
-    </w:p>
-    <w:p>
-      <w:pPr>
-        <w:numPr>
-          <w:ilvl w:val="0"/>
-          <w:numId w:val="46"/>
-        </w:numPr>
-      </w:pPr>
-      <w:r>
-        <w:t xml:space="preserve">Incorrect username or password. </w:t>
-      </w:r>
-    </w:p>
-    <w:p>
-      <w:pPr>
-        <w:numPr>
-          <w:ilvl w:val="0"/>
-          <w:numId w:val="46"/>
-        </w:numPr>
-      </w:pPr>
-      <w:r>
-        <w:t xml:space="preserve">Empty login fields. </w:t>
-      </w:r>
-    </w:p>
-    <w:p>
-      <w:pPr>
-        <w:numPr>
-          <w:ilvl w:val="0"/>
-          <w:numId w:val="46"/>
-        </w:numPr>
-      </w:pPr>
-      <w:r>
-        <w:t xml:space="preserve">Duplicate email during registration. </w:t>
-      </w:r>
-    </w:p>
-    <w:p>
-      <w:pPr>
-        <w:rPr>
-          <w:b/>
-          <w:bCs/>
-        </w:rPr>
-      </w:pPr>
-      <w:r>
-        <w:rPr>
-          <w:b/>
-          <w:bCs/>
-        </w:rPr>
-        <w:t>Resident Management</w:t>
-      </w:r>
-    </w:p>
-    <w:p>
-      <w:pPr>
-        <w:numPr>
-          <w:ilvl w:val="0"/>
-          <w:numId w:val="47"/>
+          <w:numId w:val="51"/>
+        </w:numPr>
+      </w:pPr>
+      <w:r>
+        <w:t xml:space="preserve">No residents added. </w:t>
+      </w:r>
+    </w:p>
+    <w:p>
+      <w:pPr>
+        <w:numPr>
+          <w:ilvl w:val="0"/>
+          <w:numId w:val="51"/>
+        </w:numPr>
+      </w:pPr>
+      <w:r>
+        <w:t xml:space="preserve">No maintenance collected. </w:t>
+      </w:r>
+    </w:p>
+    <w:p>
+      <w:pPr>
+        <w:numPr>
+          <w:ilvl w:val="0"/>
+          <w:numId w:val="51"/>
+        </w:numPr>
+      </w:pPr>
+      <w:r>
+        <w:t xml:space="preserve">No financial records. </w:t>
+      </w:r>
+    </w:p>
+    <w:p>
+      <w:pPr>
+        <w:numPr>
+          <w:ilvl w:val="0"/>
+          <w:numId w:val="51"/>
+        </w:numPr>
+      </w:pPr>
+      <w:r>
+        <w:t xml:space="preserve">No notices available. </w:t>
+      </w:r>
+    </w:p>
+    <w:p>
+      <w:pPr>
+        <w:numPr>
+          <w:ilvl w:val="0"/>
+          <w:numId w:val="51"/>
+        </w:numPr>
+      </w:pPr>
+      <w:r>
+        <w:t xml:space="preserve">Large number of residents affecting performance. </w:t>
+      </w:r>
+    </w:p>
+    <w:p>
+      <w:pPr>
+        <w:rPr>
+          <w:rFonts w:ascii="Times New Roman" w:eastAsia="Times New Roman" w:hAnsi="Symbol" w:cs="Times New Roman"/>
+          <w:b/>
+          <w:bCs/>
+          <w:kern w:val="0"/>
+          <w:sz w:val="24"/>
+          <w:szCs w:val="24"/>
+          <w:lang w:eastAsia="en-IN"/>
+          <w14:ligatures w14:val="none"/>
+        </w:rPr>
+      </w:pPr>
+      <w:r>
+        <w:rPr>
+          <w:rFonts w:ascii="Times New Roman" w:eastAsia="Times New Roman" w:hAnsi="Symbol" w:cs="Times New Roman"/>
+          <w:kern w:val="0"/>
+          <w:sz w:val="24"/>
+          <w:szCs w:val="24"/>
+          <w:lang w:eastAsia="en-IN"/>
+          <w14:ligatures w14:val="none"/>
+        </w:rPr>
+        <w:t xml:space="preserve"> </w:t>
+      </w:r>
+      <w:r>
+        <w:rPr>
+          <w:b/>
+          <w:bCs/>
+        </w:rPr>
+        <w:t>AI Notice Generator</w:t>
+      </w:r>
+    </w:p>
+    <w:p>
+      <w:pPr>
+        <w:numPr>
+          <w:ilvl w:val="0"/>
+          <w:numId w:val="51"/>
+        </w:numPr>
+      </w:pPr>
+      <w:r>
+        <w:t xml:space="preserve"> User enters an empty prompt. </w:t>
+      </w:r>
+    </w:p>
+    <w:p>
+      <w:pPr>
+        <w:numPr>
+          <w:ilvl w:val="0"/>
+          <w:numId w:val="51"/>
         </w:numPr>
       </w:pPr>
       <w:r>
         <w:lastRenderedPageBreak/>
-        <w:t xml:space="preserve">Duplicate flat number. </w:t>
-      </w:r>
-    </w:p>
-    <w:p>
-      <w:pPr>
-        <w:numPr>
-          <w:ilvl w:val="0"/>
-          <w:numId w:val="47"/>
-        </w:numPr>
-      </w:pPr>
-      <w:r>
-        <w:t xml:space="preserve">Duplicate phone number. </w:t>
-      </w:r>
-    </w:p>
-    <w:p>
-      <w:pPr>
-        <w:numPr>
-          <w:ilvl w:val="0"/>
-          <w:numId w:val="47"/>
-        </w:numPr>
-      </w:pPr>
-      <w:r>
-        <w:t xml:space="preserve">Empty resident name. </w:t>
-      </w:r>
-    </w:p>
-    <w:p>
-      <w:pPr>
-        <w:numPr>
-          <w:ilvl w:val="0"/>
-          <w:numId w:val="47"/>
-        </w:numPr>
-      </w:pPr>
-      <w:r>
-        <w:t xml:space="preserve">Searching for a resident who does not exist. </w:t>
-      </w:r>
-    </w:p>
-    <w:p>
-      <w:pPr>
-        <w:numPr>
-          <w:ilvl w:val="0"/>
-          <w:numId w:val="47"/>
-        </w:numPr>
-      </w:pPr>
-      <w:r>
-        <w:t xml:space="preserve">Deleting a resident with pending maintenance. </w:t>
-      </w:r>
-    </w:p>
-    <w:p>
-      <w:pPr>
-        <w:rPr>
-          <w:b/>
-          <w:bCs/>
-        </w:rPr>
-      </w:pPr>
-      <w:r>
-        <w:rPr>
-          <w:b/>
-          <w:bCs/>
-        </w:rPr>
-        <w:t>Maintenance Management</w:t>
-      </w:r>
-    </w:p>
-    <w:p>
-      <w:pPr>
-        <w:numPr>
-          <w:ilvl w:val="0"/>
-          <w:numId w:val="48"/>
-        </w:numPr>
-      </w:pPr>
-      <w:r>
-        <w:t xml:space="preserve">₹0 payment amount. </w:t>
-      </w:r>
-    </w:p>
-    <w:p>
-      <w:pPr>
-        <w:numPr>
-          <w:ilvl w:val="0"/>
-          <w:numId w:val="48"/>
-        </w:numPr>
-      </w:pPr>
-      <w:r>
-        <w:t xml:space="preserve">Negative payment amount. </w:t>
-      </w:r>
-    </w:p>
-    <w:p>
-      <w:pPr>
-        <w:numPr>
-          <w:ilvl w:val="0"/>
-          <w:numId w:val="48"/>
-        </w:numPr>
-      </w:pPr>
-      <w:r>
-        <w:t xml:space="preserve">Duplicate payment entry. </w:t>
-      </w:r>
-    </w:p>
-    <w:p>
-      <w:pPr>
-        <w:numPr>
-          <w:ilvl w:val="0"/>
-          <w:numId w:val="48"/>
-        </w:numPr>
-      </w:pPr>
-      <w:r>
-        <w:t xml:space="preserve">Partial payment. </w:t>
-      </w:r>
-    </w:p>
-    <w:p>
-      <w:pPr>
-        <w:numPr>
-          <w:ilvl w:val="0"/>
-          <w:numId w:val="48"/>
-        </w:numPr>
-      </w:pPr>
-      <w:r>
-        <w:t xml:space="preserve">Payment for a deleted resident. </w:t>
-      </w:r>
-    </w:p>
-    <w:p>
-      <w:pPr>
-        <w:rPr>
-          <w:b/>
-          <w:bCs/>
-        </w:rPr>
-      </w:pPr>
-      <w:r>
-        <w:rPr>
-          <w:b/>
-          <w:bCs/>
-        </w:rPr>
-        <w:t>Accounting</w:t>
-      </w:r>
-    </w:p>
-    <w:p>
-      <w:pPr>
-        <w:numPr>
-          <w:ilvl w:val="0"/>
-          <w:numId w:val="49"/>
-        </w:numPr>
-      </w:pPr>
-      <w:r>
-        <w:t xml:space="preserve">Expense greater than available balance. </w:t>
-      </w:r>
-    </w:p>
-    <w:p>
-      <w:pPr>
-        <w:numPr>
-          <w:ilvl w:val="0"/>
-          <w:numId w:val="49"/>
-        </w:numPr>
-      </w:pPr>
-      <w:r>
-        <w:t xml:space="preserve">Negative income or expense. </w:t>
-      </w:r>
-    </w:p>
-    <w:p>
-      <w:pPr>
-        <w:numPr>
-          <w:ilvl w:val="0"/>
-          <w:numId w:val="49"/>
-        </w:numPr>
-      </w:pPr>
-      <w:r>
-        <w:t xml:space="preserve">No financial records available. </w:t>
-      </w:r>
-    </w:p>
-    <w:p>
-      <w:pPr>
-        <w:numPr>
-          <w:ilvl w:val="0"/>
-          <w:numId w:val="49"/>
-        </w:numPr>
-      </w:pPr>
-      <w:r>
-        <w:t xml:space="preserve">Invalid date entered. </w:t>
-      </w:r>
-    </w:p>
-    <w:p>
-      <w:pPr>
-        <w:rPr>
-          <w:b/>
-          <w:bCs/>
-        </w:rPr>
-      </w:pPr>
-      <w:r>
-        <w:rPr>
-          <w:b/>
-          <w:bCs/>
-        </w:rPr>
-        <w:t>Notice Management</w:t>
-      </w:r>
-    </w:p>
-    <w:p>
-      <w:pPr>
-        <w:numPr>
-          <w:ilvl w:val="0"/>
-          <w:numId w:val="50"/>
-        </w:numPr>
-      </w:pPr>
-      <w:r>
-        <w:t xml:space="preserve">Empty notice title. </w:t>
-      </w:r>
-    </w:p>
-    <w:p>
-      <w:pPr>
-        <w:numPr>
-          <w:ilvl w:val="0"/>
-          <w:numId w:val="50"/>
-        </w:numPr>
-      </w:pPr>
-      <w:r>
-        <w:t xml:space="preserve">Empty notice description. </w:t>
-      </w:r>
-    </w:p>
-    <w:p>
-      <w:pPr>
-        <w:numPr>
-          <w:ilvl w:val="0"/>
-          <w:numId w:val="50"/>
-        </w:numPr>
-      </w:pPr>
-      <w:r>
-        <w:t xml:space="preserve">Very long notice content. </w:t>
-      </w:r>
-    </w:p>
-    <w:p>
-      <w:pPr>
-        <w:numPr>
-          <w:ilvl w:val="0"/>
-          <w:numId w:val="50"/>
-        </w:numPr>
-      </w:pPr>
-      <w:r>
-        <w:t xml:space="preserve">Deleting the only notice. </w:t>
-      </w:r>
-    </w:p>
-    <w:p>
-      <w:pPr>
-        <w:rPr>
-          <w:b/>
-          <w:bCs/>
-        </w:rPr>
-      </w:pPr>
-      <w:r>
-        <w:rPr>
-          <w:b/>
-          <w:bCs/>
-        </w:rPr>
-        <w:t>Dashboard</w:t>
+        <w:t xml:space="preserve">Anthropic API does not return a response due to a network or service issue. </w:t>
       </w:r>
     </w:p>
     <w:p>
@@ -5042,101 +5499,80 @@
         </w:numPr>
       </w:pPr>
       <w:r>
-        <w:t xml:space="preserve">No residents added. </w:t>
-      </w:r>
-    </w:p>
-    <w:p>
-      <w:pPr>
-        <w:numPr>
-          <w:ilvl w:val="0"/>
-          <w:numId w:val="51"/>
-        </w:numPr>
-      </w:pPr>
-      <w:r>
-        <w:t xml:space="preserve">No maintenance collected. </w:t>
-      </w:r>
-    </w:p>
-    <w:p>
-      <w:pPr>
-        <w:numPr>
-          <w:ilvl w:val="0"/>
-          <w:numId w:val="51"/>
-        </w:numPr>
-      </w:pPr>
-      <w:r>
-        <w:t xml:space="preserve">No financial records. </w:t>
-      </w:r>
-    </w:p>
-    <w:p>
-      <w:pPr>
-        <w:numPr>
-          <w:ilvl w:val="0"/>
-          <w:numId w:val="51"/>
-        </w:numPr>
-      </w:pPr>
-      <w:r>
-        <w:t xml:space="preserve">No notices available. </w:t>
-      </w:r>
-    </w:p>
-    <w:p>
-      <w:pPr>
-        <w:numPr>
-          <w:ilvl w:val="0"/>
-          <w:numId w:val="51"/>
-        </w:numPr>
-      </w:pPr>
-      <w:r>
-        <w:t xml:space="preserve">Large number of residents affecting performance. </w:t>
-      </w:r>
-    </w:p>
-    <w:p>
-      <w:pPr>
-        <w:ind w:left="720"/>
-      </w:pPr>
-    </w:p>
-    <w:p>
-      <w:pPr>
-        <w:rPr>
-          <w:b/>
-          <w:bCs/>
-        </w:rPr>
-      </w:pPr>
-    </w:p>
-    <w:p>
-      <w:pPr>
-        <w:rPr>
-          <w:b/>
-          <w:bCs/>
-        </w:rPr>
-      </w:pPr>
-    </w:p>
-    <w:p>
-      <w:pPr>
-        <w:rPr>
-          <w:b/>
-          <w:bCs/>
-        </w:rPr>
-      </w:pPr>
-    </w:p>
-    <w:p>
-      <w:pPr>
-        <w:rPr>
-          <w:b/>
-          <w:bCs/>
-        </w:rPr>
-      </w:pPr>
-      <w:r>
-        <w:rPr>
-          <w:b/>
-          <w:bCs/>
-        </w:rPr>
-        <w:lastRenderedPageBreak/>
+        <w:t xml:space="preserve"> AI generates incomplete or irrelevant content, requiring manual editing.</w:t>
+      </w:r>
+    </w:p>
+    <w:p>
+      <w:pPr>
+        <w:ind w:left="360"/>
+      </w:pPr>
+    </w:p>
+    <w:p>
+      <w:pPr>
+        <w:rPr>
+          <w:b/>
+          <w:bCs/>
+        </w:rPr>
+      </w:pPr>
+    </w:p>
+    <w:p>
+      <w:pPr>
+        <w:rPr>
+          <w:b/>
+          <w:bCs/>
+        </w:rPr>
+      </w:pPr>
+    </w:p>
+    <w:p>
+      <w:pPr>
+        <w:rPr>
+          <w:b/>
+          <w:bCs/>
+        </w:rPr>
+      </w:pPr>
+    </w:p>
+    <w:p>
+      <w:pPr>
+        <w:rPr>
+          <w:b/>
+          <w:bCs/>
+        </w:rPr>
+      </w:pPr>
+    </w:p>
+    <w:p>
+      <w:pPr>
+        <w:rPr>
+          <w:b/>
+          <w:bCs/>
+        </w:rPr>
+      </w:pPr>
+    </w:p>
+    <w:p>
+      <w:pPr>
+        <w:rPr>
+          <w:b/>
+          <w:bCs/>
+        </w:rPr>
+      </w:pPr>
+    </w:p>
+    <w:p>
+      <w:pPr>
+        <w:rPr>
+          <w:b/>
+          <w:bCs/>
+        </w:rPr>
+      </w:pPr>
+      <w:r>
+        <w:rPr>
+          <w:b/>
+          <w:bCs/>
+        </w:rPr>
         <w:t>Conclusion</w:t>
       </w:r>
     </w:p>
     <w:p>
       <w:r>
-        <w:t>Smart Society ERP is designed to simplify the management of housing societies by replacing manual processes with a centralized digital platform. The MVP focuses on core features such as resident management, maintenance tracking, accounting, notice management, and a dashboard to improve efficiency and organization. In the future, the system can be enhanced with additional features such as complaint management, visitor management, AI insights, and a resident portal to provide a more comprehensive society management solution.</w:t>
+        <w:t>Smart Society ERP is designed to simplify the management of housing societies by replacing manual processes with a centralized digital platform. The MVP focuses on core features such as resident management, maintenance tracking, accounting, notice management, an AI-powered Notice Generator, and a dashboard to improve efficiency, organization, and communication. In the future, the system can be enhanced with additional features such as complaint management, visitor management, AI financial insights and reports, and a resident portal to provide a more comprehensive society management solution.</w:t>
       </w:r>
     </w:p>
     <w:p/>
@@ -6048,6 +6484,119 @@
     </w:lvl>
   </w:abstractNum>
   <w:abstractNum w:abstractNumId="6" w15:restartNumberingAfterBreak="0">
+    <w:nsid w:val="1B86232B"/>
+    <w:multiLevelType w:val="hybridMultilevel"/>
+    <w:tmpl w:val="98128B6A"/>
+    <w:lvl w:ilvl="0" w:tplc="FFFFFFFF">
+      <w:start w:val="1"/>
+      <w:numFmt w:val="decimal"/>
+      <w:lvlText w:val="%1."/>
+      <w:lvlJc w:val="left"/>
+      <w:pPr>
+        <w:ind w:left="1440" w:hanging="360"/>
+      </w:pPr>
+      <w:rPr>
+        <w:rFonts w:hint="default"/>
+      </w:rPr>
+    </w:lvl>
+    <w:lvl w:ilvl="1" w:tplc="FFFFFFFF" w:tentative="1">
+      <w:start w:val="1"/>
+      <w:numFmt w:val="bullet"/>
+      <w:lvlText w:val="o"/>
+      <w:lvlJc w:val="left"/>
+      <w:pPr>
+        <w:ind w:left="2160" w:hanging="360"/>
+      </w:pPr>
+      <w:rPr>
+        <w:rFonts w:ascii="Courier New" w:hAnsi="Courier New" w:cs="Courier New" w:hint="default"/>
+      </w:rPr>
+    </w:lvl>
+    <w:lvl w:ilvl="2" w:tplc="FFFFFFFF" w:tentative="1">
+      <w:start w:val="1"/>
+      <w:numFmt w:val="bullet"/>
+      <w:lvlText w:val=""/>
+      <w:lvlJc w:val="left"/>
+      <w:pPr>
+        <w:ind w:left="2880" w:hanging="360"/>
+      </w:pPr>
+      <w:rPr>
+        <w:rFonts w:ascii="Wingdings" w:hAnsi="Wingdings" w:hint="default"/>
+      </w:rPr>
+    </w:lvl>
+    <w:lvl w:ilvl="3" w:tplc="FFFFFFFF" w:tentative="1">
+      <w:start w:val="1"/>
+      <w:numFmt w:val="bullet"/>
+      <w:lvlText w:val=""/>
+      <w:lvlJc w:val="left"/>
+      <w:pPr>
+        <w:ind w:left="3600" w:hanging="360"/>
+      </w:pPr>
+      <w:rPr>
+        <w:rFonts w:ascii="Symbol" w:hAnsi="Symbol" w:hint="default"/>
+      </w:rPr>
+    </w:lvl>
+    <w:lvl w:ilvl="4" w:tplc="FFFFFFFF" w:tentative="1">
+      <w:start w:val="1"/>
+      <w:numFmt w:val="bullet"/>
+      <w:lvlText w:val="o"/>
+      <w:lvlJc w:val="left"/>
+      <w:pPr>
+        <w:ind w:left="4320" w:hanging="360"/>
+      </w:pPr>
+      <w:rPr>
+        <w:rFonts w:ascii="Courier New" w:hAnsi="Courier New" w:cs="Courier New" w:hint="default"/>
+      </w:rPr>
+    </w:lvl>
+    <w:lvl w:ilvl="5" w:tplc="FFFFFFFF" w:tentative="1">
+      <w:start w:val="1"/>
+      <w:numFmt w:val="bullet"/>
+      <w:lvlText w:val=""/>
+      <w:lvlJc w:val="left"/>
+      <w:pPr>
+        <w:ind w:left="5040" w:hanging="360"/>
+      </w:pPr>
+      <w:rPr>
+        <w:rFonts w:ascii="Wingdings" w:hAnsi="Wingdings" w:hint="default"/>
+      </w:rPr>
+    </w:lvl>
+    <w:lvl w:ilvl="6" w:tplc="FFFFFFFF" w:tentative="1">
+      <w:start w:val="1"/>
+      <w:numFmt w:val="bullet"/>
+      <w:lvlText w:val=""/>
+      <w:lvlJc w:val="left"/>
+      <w:pPr>
+        <w:ind w:left="5760" w:hanging="360"/>
+      </w:pPr>
+      <w:rPr>
+        <w:rFonts w:ascii="Symbol" w:hAnsi="Symbol" w:hint="default"/>
+      </w:rPr>
+    </w:lvl>
+    <w:lvl w:ilvl="7" w:tplc="FFFFFFFF" w:tentative="1">
+      <w:start w:val="1"/>
+      <w:numFmt w:val="bullet"/>
+      <w:lvlText w:val="o"/>
+      <w:lvlJc w:val="left"/>
+      <w:pPr>
+        <w:ind w:left="6480" w:hanging="360"/>
+      </w:pPr>
+      <w:rPr>
+        <w:rFonts w:ascii="Courier New" w:hAnsi="Courier New" w:cs="Courier New" w:hint="default"/>
+      </w:rPr>
+    </w:lvl>
+    <w:lvl w:ilvl="8" w:tplc="FFFFFFFF" w:tentative="1">
+      <w:start w:val="1"/>
+      <w:numFmt w:val="bullet"/>
+      <w:lvlText w:val=""/>
+      <w:lvlJc w:val="left"/>
+      <w:pPr>
+        <w:ind w:left="7200" w:hanging="360"/>
+      </w:pPr>
+      <w:rPr>
+        <w:rFonts w:ascii="Wingdings" w:hAnsi="Wingdings" w:hint="default"/>
+      </w:rPr>
+    </w:lvl>
+  </w:abstractNum>
+  <w:abstractNum w:abstractNumId="7" w15:restartNumberingAfterBreak="0">
     <w:nsid w:val="1D3C4987"/>
     <w:multiLevelType w:val="multilevel"/>
     <w:tmpl w:val="F01AAD52"/>
@@ -6196,7 +6745,7 @@
       </w:rPr>
     </w:lvl>
   </w:abstractNum>
-  <w:abstractNum w:abstractNumId="7" w15:restartNumberingAfterBreak="0">
+  <w:abstractNum w:abstractNumId="8" w15:restartNumberingAfterBreak="0">
     <w:nsid w:val="1DC54ADF"/>
     <w:multiLevelType w:val="multilevel"/>
     <w:tmpl w:val="4114F2DE"/>
@@ -6345,7 +6894,7 @@
       </w:rPr>
     </w:lvl>
   </w:abstractNum>
-  <w:abstractNum w:abstractNumId="8" w15:restartNumberingAfterBreak="0">
+  <w:abstractNum w:abstractNumId="9" w15:restartNumberingAfterBreak="0">
     <w:nsid w:val="23DC7352"/>
     <w:multiLevelType w:val="multilevel"/>
     <w:tmpl w:val="BB565208"/>
@@ -6494,7 +7043,7 @@
       </w:rPr>
     </w:lvl>
   </w:abstractNum>
-  <w:abstractNum w:abstractNumId="9" w15:restartNumberingAfterBreak="0">
+  <w:abstractNum w:abstractNumId="10" w15:restartNumberingAfterBreak="0">
     <w:nsid w:val="25F71F8A"/>
     <w:multiLevelType w:val="multilevel"/>
     <w:tmpl w:val="4DCE50BA"/>
@@ -6643,7 +7192,7 @@
       </w:rPr>
     </w:lvl>
   </w:abstractNum>
-  <w:abstractNum w:abstractNumId="10" w15:restartNumberingAfterBreak="0">
+  <w:abstractNum w:abstractNumId="11" w15:restartNumberingAfterBreak="0">
     <w:nsid w:val="265F4E9B"/>
     <w:multiLevelType w:val="multilevel"/>
     <w:tmpl w:val="B4940896"/>
@@ -6792,7 +7341,7 @@
       </w:rPr>
     </w:lvl>
   </w:abstractNum>
-  <w:abstractNum w:abstractNumId="11" w15:restartNumberingAfterBreak="0">
+  <w:abstractNum w:abstractNumId="12" w15:restartNumberingAfterBreak="0">
     <w:nsid w:val="278A109C"/>
     <w:multiLevelType w:val="multilevel"/>
     <w:tmpl w:val="E7900190"/>
@@ -6941,7 +7490,7 @@
       </w:rPr>
     </w:lvl>
   </w:abstractNum>
-  <w:abstractNum w:abstractNumId="12" w15:restartNumberingAfterBreak="0">
+  <w:abstractNum w:abstractNumId="13" w15:restartNumberingAfterBreak="0">
     <w:nsid w:val="28586BC6"/>
     <w:multiLevelType w:val="multilevel"/>
     <w:tmpl w:val="D090D6E2"/>
@@ -7090,7 +7639,7 @@
       </w:rPr>
     </w:lvl>
   </w:abstractNum>
-  <w:abstractNum w:abstractNumId="13" w15:restartNumberingAfterBreak="0">
+  <w:abstractNum w:abstractNumId="14" w15:restartNumberingAfterBreak="0">
     <w:nsid w:val="29BE1F7D"/>
     <w:multiLevelType w:val="multilevel"/>
     <w:tmpl w:val="785493AE"/>
@@ -7239,7 +7788,7 @@
       </w:rPr>
     </w:lvl>
   </w:abstractNum>
-  <w:abstractNum w:abstractNumId="14" w15:restartNumberingAfterBreak="0">
+  <w:abstractNum w:abstractNumId="15" w15:restartNumberingAfterBreak="0">
     <w:nsid w:val="2E3E4E57"/>
     <w:multiLevelType w:val="multilevel"/>
     <w:tmpl w:val="45228846"/>
@@ -7388,7 +7937,7 @@
       </w:rPr>
     </w:lvl>
   </w:abstractNum>
-  <w:abstractNum w:abstractNumId="15" w15:restartNumberingAfterBreak="0">
+  <w:abstractNum w:abstractNumId="16" w15:restartNumberingAfterBreak="0">
     <w:nsid w:val="2F690379"/>
     <w:multiLevelType w:val="multilevel"/>
     <w:tmpl w:val="F1EED016"/>
@@ -7537,7 +8086,7 @@
       </w:rPr>
     </w:lvl>
   </w:abstractNum>
-  <w:abstractNum w:abstractNumId="16" w15:restartNumberingAfterBreak="0">
+  <w:abstractNum w:abstractNumId="17" w15:restartNumberingAfterBreak="0">
     <w:nsid w:val="2F840BF5"/>
     <w:multiLevelType w:val="multilevel"/>
     <w:tmpl w:val="F574FA9C"/>
@@ -7686,7 +8235,7 @@
       </w:rPr>
     </w:lvl>
   </w:abstractNum>
-  <w:abstractNum w:abstractNumId="17" w15:restartNumberingAfterBreak="0">
+  <w:abstractNum w:abstractNumId="18" w15:restartNumberingAfterBreak="0">
     <w:nsid w:val="324406C1"/>
     <w:multiLevelType w:val="multilevel"/>
     <w:tmpl w:val="A78EA1CE"/>
@@ -7835,7 +8384,7 @@
       </w:rPr>
     </w:lvl>
   </w:abstractNum>
-  <w:abstractNum w:abstractNumId="18" w15:restartNumberingAfterBreak="0">
+  <w:abstractNum w:abstractNumId="19" w15:restartNumberingAfterBreak="0">
     <w:nsid w:val="38704D45"/>
     <w:multiLevelType w:val="multilevel"/>
     <w:tmpl w:val="09A439FA"/>
@@ -7984,7 +8533,7 @@
       </w:rPr>
     </w:lvl>
   </w:abstractNum>
-  <w:abstractNum w:abstractNumId="19" w15:restartNumberingAfterBreak="0">
+  <w:abstractNum w:abstractNumId="20" w15:restartNumberingAfterBreak="0">
     <w:nsid w:val="38EC7D60"/>
     <w:multiLevelType w:val="multilevel"/>
     <w:tmpl w:val="1BB8DB0A"/>
@@ -8133,7 +8682,7 @@
       </w:rPr>
     </w:lvl>
   </w:abstractNum>
-  <w:abstractNum w:abstractNumId="20" w15:restartNumberingAfterBreak="0">
+  <w:abstractNum w:abstractNumId="21" w15:restartNumberingAfterBreak="0">
     <w:nsid w:val="39220BBF"/>
     <w:multiLevelType w:val="multilevel"/>
     <w:tmpl w:val="B67AFF1A"/>
@@ -8282,7 +8831,7 @@
       </w:rPr>
     </w:lvl>
   </w:abstractNum>
-  <w:abstractNum w:abstractNumId="21" w15:restartNumberingAfterBreak="0">
+  <w:abstractNum w:abstractNumId="22" w15:restartNumberingAfterBreak="0">
     <w:nsid w:val="3B6D09B7"/>
     <w:multiLevelType w:val="multilevel"/>
     <w:tmpl w:val="CB589AAA"/>
@@ -8431,7 +8980,7 @@
       </w:rPr>
     </w:lvl>
   </w:abstractNum>
-  <w:abstractNum w:abstractNumId="22" w15:restartNumberingAfterBreak="0">
+  <w:abstractNum w:abstractNumId="23" w15:restartNumberingAfterBreak="0">
     <w:nsid w:val="3BD17CE8"/>
     <w:multiLevelType w:val="multilevel"/>
     <w:tmpl w:val="6C3CCE74"/>
@@ -8580,7 +9129,7 @@
       </w:rPr>
     </w:lvl>
   </w:abstractNum>
-  <w:abstractNum w:abstractNumId="23" w15:restartNumberingAfterBreak="0">
+  <w:abstractNum w:abstractNumId="24" w15:restartNumberingAfterBreak="0">
     <w:nsid w:val="3D75654A"/>
     <w:multiLevelType w:val="multilevel"/>
     <w:tmpl w:val="0F2C47B8"/>
@@ -8729,7 +9278,7 @@
       </w:rPr>
     </w:lvl>
   </w:abstractNum>
-  <w:abstractNum w:abstractNumId="24" w15:restartNumberingAfterBreak="0">
+  <w:abstractNum w:abstractNumId="25" w15:restartNumberingAfterBreak="0">
     <w:nsid w:val="4208640B"/>
     <w:multiLevelType w:val="multilevel"/>
     <w:tmpl w:val="95CA1226"/>
@@ -8878,7 +9427,7 @@
       </w:rPr>
     </w:lvl>
   </w:abstractNum>
-  <w:abstractNum w:abstractNumId="25" w15:restartNumberingAfterBreak="0">
+  <w:abstractNum w:abstractNumId="26" w15:restartNumberingAfterBreak="0">
     <w:nsid w:val="436F33AB"/>
     <w:multiLevelType w:val="multilevel"/>
     <w:tmpl w:val="E27A18AC"/>
@@ -9027,7 +9576,7 @@
       </w:rPr>
     </w:lvl>
   </w:abstractNum>
-  <w:abstractNum w:abstractNumId="26" w15:restartNumberingAfterBreak="0">
+  <w:abstractNum w:abstractNumId="27" w15:restartNumberingAfterBreak="0">
     <w:nsid w:val="43903EB6"/>
     <w:multiLevelType w:val="multilevel"/>
     <w:tmpl w:val="38C06600"/>
@@ -9176,7 +9725,7 @@
       </w:rPr>
     </w:lvl>
   </w:abstractNum>
-  <w:abstractNum w:abstractNumId="27" w15:restartNumberingAfterBreak="0">
+  <w:abstractNum w:abstractNumId="28" w15:restartNumberingAfterBreak="0">
     <w:nsid w:val="43A83E75"/>
     <w:multiLevelType w:val="multilevel"/>
     <w:tmpl w:val="8E688EB8"/>
@@ -9325,7 +9874,7 @@
       </w:rPr>
     </w:lvl>
   </w:abstractNum>
-  <w:abstractNum w:abstractNumId="28" w15:restartNumberingAfterBreak="0">
+  <w:abstractNum w:abstractNumId="29" w15:restartNumberingAfterBreak="0">
     <w:nsid w:val="47CE6C3B"/>
     <w:multiLevelType w:val="multilevel"/>
     <w:tmpl w:val="B0625340"/>
@@ -9474,7 +10023,120 @@
       </w:rPr>
     </w:lvl>
   </w:abstractNum>
-  <w:abstractNum w:abstractNumId="29" w15:restartNumberingAfterBreak="0">
+  <w:abstractNum w:abstractNumId="30" w15:restartNumberingAfterBreak="0">
+    <w:nsid w:val="4D4D576A"/>
+    <w:multiLevelType w:val="hybridMultilevel"/>
+    <w:tmpl w:val="7780D5C8"/>
+    <w:lvl w:ilvl="0" w:tplc="40090001">
+      <w:start w:val="1"/>
+      <w:numFmt w:val="bullet"/>
+      <w:lvlText w:val=""/>
+      <w:lvlJc w:val="left"/>
+      <w:pPr>
+        <w:ind w:left="720" w:hanging="360"/>
+      </w:pPr>
+      <w:rPr>
+        <w:rFonts w:ascii="Symbol" w:hAnsi="Symbol" w:hint="default"/>
+      </w:rPr>
+    </w:lvl>
+    <w:lvl w:ilvl="1" w:tplc="40090003" w:tentative="1">
+      <w:start w:val="1"/>
+      <w:numFmt w:val="bullet"/>
+      <w:lvlText w:val="o"/>
+      <w:lvlJc w:val="left"/>
+      <w:pPr>
+        <w:ind w:left="1440" w:hanging="360"/>
+      </w:pPr>
+      <w:rPr>
+        <w:rFonts w:ascii="Courier New" w:hAnsi="Courier New" w:cs="Courier New" w:hint="default"/>
+      </w:rPr>
+    </w:lvl>
+    <w:lvl w:ilvl="2" w:tplc="40090005" w:tentative="1">
+      <w:start w:val="1"/>
+      <w:numFmt w:val="bullet"/>
+      <w:lvlText w:val=""/>
+      <w:lvlJc w:val="left"/>
+      <w:pPr>
+        <w:ind w:left="2160" w:hanging="360"/>
+      </w:pPr>
+      <w:rPr>
+        <w:rFonts w:ascii="Wingdings" w:hAnsi="Wingdings" w:hint="default"/>
+      </w:rPr>
+    </w:lvl>
+    <w:lvl w:ilvl="3" w:tplc="40090001" w:tentative="1">
+      <w:start w:val="1"/>
+      <w:numFmt w:val="bullet"/>
+      <w:lvlText w:val=""/>
+      <w:lvlJc w:val="left"/>
+      <w:pPr>
+        <w:ind w:left="2880" w:hanging="360"/>
+      </w:pPr>
+      <w:rPr>
+        <w:rFonts w:ascii="Symbol" w:hAnsi="Symbol" w:hint="default"/>
+      </w:rPr>
+    </w:lvl>
+    <w:lvl w:ilvl="4" w:tplc="40090003" w:tentative="1">
+      <w:start w:val="1"/>
+      <w:numFmt w:val="bullet"/>
+      <w:lvlText w:val="o"/>
+      <w:lvlJc w:val="left"/>
+      <w:pPr>
+        <w:ind w:left="3600" w:hanging="360"/>
+      </w:pPr>
+      <w:rPr>
+        <w:rFonts w:ascii="Courier New" w:hAnsi="Courier New" w:cs="Courier New" w:hint="default"/>
+      </w:rPr>
+    </w:lvl>
+    <w:lvl w:ilvl="5" w:tplc="40090005" w:tentative="1">
+      <w:start w:val="1"/>
+      <w:numFmt w:val="bullet"/>
+      <w:lvlText w:val=""/>
+      <w:lvlJc w:val="left"/>
+      <w:pPr>
+        <w:ind w:left="4320" w:hanging="360"/>
+      </w:pPr>
+      <w:rPr>
+        <w:rFonts w:ascii="Wingdings" w:hAnsi="Wingdings" w:hint="default"/>
+      </w:rPr>
+    </w:lvl>
+    <w:lvl w:ilvl="6" w:tplc="40090001" w:tentative="1">
+      <w:start w:val="1"/>
+      <w:numFmt w:val="bullet"/>
+      <w:lvlText w:val=""/>
+      <w:lvlJc w:val="left"/>
+      <w:pPr>
+        <w:ind w:left="5040" w:hanging="360"/>
+      </w:pPr>
+      <w:rPr>
+        <w:rFonts w:ascii="Symbol" w:hAnsi="Symbol" w:hint="default"/>
+      </w:rPr>
+    </w:lvl>
+    <w:lvl w:ilvl="7" w:tplc="40090003" w:tentative="1">
+      <w:start w:val="1"/>
+      <w:numFmt w:val="bullet"/>
+      <w:lvlText w:val="o"/>
+      <w:lvlJc w:val="left"/>
+      <w:pPr>
+        <w:ind w:left="5760" w:hanging="360"/>
+      </w:pPr>
+      <w:rPr>
+        <w:rFonts w:ascii="Courier New" w:hAnsi="Courier New" w:cs="Courier New" w:hint="default"/>
+      </w:rPr>
+    </w:lvl>
+    <w:lvl w:ilvl="8" w:tplc="40090005" w:tentative="1">
+      <w:start w:val="1"/>
+      <w:numFmt w:val="bullet"/>
+      <w:lvlText w:val=""/>
+      <w:lvlJc w:val="left"/>
+      <w:pPr>
+        <w:ind w:left="6480" w:hanging="360"/>
+      </w:pPr>
+      <w:rPr>
+        <w:rFonts w:ascii="Wingdings" w:hAnsi="Wingdings" w:hint="default"/>
+      </w:rPr>
+    </w:lvl>
+  </w:abstractNum>
+  <w:abstractNum w:abstractNumId="31" w15:restartNumberingAfterBreak="0">
     <w:nsid w:val="4EAB3D21"/>
     <w:multiLevelType w:val="multilevel"/>
     <w:tmpl w:val="915E648C"/>
@@ -9623,7 +10285,7 @@
       </w:rPr>
     </w:lvl>
   </w:abstractNum>
-  <w:abstractNum w:abstractNumId="30" w15:restartNumberingAfterBreak="0">
+  <w:abstractNum w:abstractNumId="32" w15:restartNumberingAfterBreak="0">
     <w:nsid w:val="4FC87D51"/>
     <w:multiLevelType w:val="multilevel"/>
     <w:tmpl w:val="B91E3B52"/>
@@ -9772,7 +10434,7 @@
       </w:rPr>
     </w:lvl>
   </w:abstractNum>
-  <w:abstractNum w:abstractNumId="31" w15:restartNumberingAfterBreak="0">
+  <w:abstractNum w:abstractNumId="33" w15:restartNumberingAfterBreak="0">
     <w:nsid w:val="51C662AD"/>
     <w:multiLevelType w:val="multilevel"/>
     <w:tmpl w:val="92927122"/>
@@ -9921,7 +10583,7 @@
       </w:rPr>
     </w:lvl>
   </w:abstractNum>
-  <w:abstractNum w:abstractNumId="32" w15:restartNumberingAfterBreak="0">
+  <w:abstractNum w:abstractNumId="34" w15:restartNumberingAfterBreak="0">
     <w:nsid w:val="59154A20"/>
     <w:multiLevelType w:val="multilevel"/>
     <w:tmpl w:val="BDFE6D9A"/>
@@ -10070,7 +10732,7 @@
       </w:rPr>
     </w:lvl>
   </w:abstractNum>
-  <w:abstractNum w:abstractNumId="33" w15:restartNumberingAfterBreak="0">
+  <w:abstractNum w:abstractNumId="35" w15:restartNumberingAfterBreak="0">
     <w:nsid w:val="5CDF2EA1"/>
     <w:multiLevelType w:val="multilevel"/>
     <w:tmpl w:val="239EEF28"/>
@@ -10219,7 +10881,7 @@
       </w:rPr>
     </w:lvl>
   </w:abstractNum>
-  <w:abstractNum w:abstractNumId="34" w15:restartNumberingAfterBreak="0">
+  <w:abstractNum w:abstractNumId="36" w15:restartNumberingAfterBreak="0">
     <w:nsid w:val="60FB530E"/>
     <w:multiLevelType w:val="multilevel"/>
     <w:tmpl w:val="F19C82F0"/>
@@ -10368,7 +11030,7 @@
       </w:rPr>
     </w:lvl>
   </w:abstractNum>
-  <w:abstractNum w:abstractNumId="35" w15:restartNumberingAfterBreak="0">
+  <w:abstractNum w:abstractNumId="37" w15:restartNumberingAfterBreak="0">
     <w:nsid w:val="675331DA"/>
     <w:multiLevelType w:val="multilevel"/>
     <w:tmpl w:val="7AC413E4"/>
@@ -10517,7 +11179,156 @@
       </w:rPr>
     </w:lvl>
   </w:abstractNum>
-  <w:abstractNum w:abstractNumId="36" w15:restartNumberingAfterBreak="0">
+  <w:abstractNum w:abstractNumId="38" w15:restartNumberingAfterBreak="0">
+    <w:nsid w:val="678E110C"/>
+    <w:multiLevelType w:val="multilevel"/>
+    <w:tmpl w:val="416AFD36"/>
+    <w:lvl w:ilvl="0">
+      <w:start w:val="1"/>
+      <w:numFmt w:val="bullet"/>
+      <w:lvlText w:val=""/>
+      <w:lvlJc w:val="left"/>
+      <w:pPr>
+        <w:tabs>
+          <w:tab w:val="num" w:pos="720"/>
+        </w:tabs>
+        <w:ind w:left="720" w:hanging="360"/>
+      </w:pPr>
+      <w:rPr>
+        <w:rFonts w:ascii="Symbol" w:hAnsi="Symbol" w:hint="default"/>
+        <w:sz w:val="20"/>
+      </w:rPr>
+    </w:lvl>
+    <w:lvl w:ilvl="1" w:tentative="1">
+      <w:start w:val="1"/>
+      <w:numFmt w:val="bullet"/>
+      <w:lvlText w:val="o"/>
+      <w:lvlJc w:val="left"/>
+      <w:pPr>
+        <w:tabs>
+          <w:tab w:val="num" w:pos="1440"/>
+        </w:tabs>
+        <w:ind w:left="1440" w:hanging="360"/>
+      </w:pPr>
+      <w:rPr>
+        <w:rFonts w:ascii="Courier New" w:hAnsi="Courier New" w:hint="default"/>
+        <w:sz w:val="20"/>
+      </w:rPr>
+    </w:lvl>
+    <w:lvl w:ilvl="2" w:tentative="1">
+      <w:start w:val="1"/>
+      <w:numFmt w:val="bullet"/>
+      <w:lvlText w:val=""/>
+      <w:lvlJc w:val="left"/>
+      <w:pPr>
+        <w:tabs>
+          <w:tab w:val="num" w:pos="2160"/>
+        </w:tabs>
+        <w:ind w:left="2160" w:hanging="360"/>
+      </w:pPr>
+      <w:rPr>
+        <w:rFonts w:ascii="Wingdings" w:hAnsi="Wingdings" w:hint="default"/>
+        <w:sz w:val="20"/>
+      </w:rPr>
+    </w:lvl>
+    <w:lvl w:ilvl="3" w:tentative="1">
+      <w:start w:val="1"/>
+      <w:numFmt w:val="bullet"/>
+      <w:lvlText w:val=""/>
+      <w:lvlJc w:val="left"/>
+      <w:pPr>
+        <w:tabs>
+          <w:tab w:val="num" w:pos="2880"/>
+        </w:tabs>
+        <w:ind w:left="2880" w:hanging="360"/>
+      </w:pPr>
+      <w:rPr>
+        <w:rFonts w:ascii="Wingdings" w:hAnsi="Wingdings" w:hint="default"/>
+        <w:sz w:val="20"/>
+      </w:rPr>
+    </w:lvl>
+    <w:lvl w:ilvl="4" w:tentative="1">
+      <w:start w:val="1"/>
+      <w:numFmt w:val="bullet"/>
+      <w:lvlText w:val=""/>
+      <w:lvlJc w:val="left"/>
+      <w:pPr>
+        <w:tabs>
+          <w:tab w:val="num" w:pos="3600"/>
+        </w:tabs>
+        <w:ind w:left="3600" w:hanging="360"/>
+      </w:pPr>
+      <w:rPr>
+        <w:rFonts w:ascii="Wingdings" w:hAnsi="Wingdings" w:hint="default"/>
+        <w:sz w:val="20"/>
+      </w:rPr>
+    </w:lvl>
+    <w:lvl w:ilvl="5" w:tentative="1">
+      <w:start w:val="1"/>
+      <w:numFmt w:val="bullet"/>
+      <w:lvlText w:val=""/>
+      <w:lvlJc w:val="left"/>
+      <w:pPr>
+        <w:tabs>
+          <w:tab w:val="num" w:pos="4320"/>
+        </w:tabs>
+        <w:ind w:left="4320" w:hanging="360"/>
+      </w:pPr>
+      <w:rPr>
+        <w:rFonts w:ascii="Wingdings" w:hAnsi="Wingdings" w:hint="default"/>
+        <w:sz w:val="20"/>
+      </w:rPr>
+    </w:lvl>
+    <w:lvl w:ilvl="6" w:tentative="1">
+      <w:start w:val="1"/>
+      <w:numFmt w:val="bullet"/>
+      <w:lvlText w:val=""/>
+      <w:lvlJc w:val="left"/>
+      <w:pPr>
+        <w:tabs>
+          <w:tab w:val="num" w:pos="5040"/>
+        </w:tabs>
+        <w:ind w:left="5040" w:hanging="360"/>
+      </w:pPr>
+      <w:rPr>
+        <w:rFonts w:ascii="Wingdings" w:hAnsi="Wingdings" w:hint="default"/>
+        <w:sz w:val="20"/>
+      </w:rPr>
+    </w:lvl>
+    <w:lvl w:ilvl="7" w:tentative="1">
+      <w:start w:val="1"/>
+      <w:numFmt w:val="bullet"/>
+      <w:lvlText w:val=""/>
+      <w:lvlJc w:val="left"/>
+      <w:pPr>
+        <w:tabs>
+          <w:tab w:val="num" w:pos="5760"/>
+        </w:tabs>
+        <w:ind w:left="5760" w:hanging="360"/>
+      </w:pPr>
+      <w:rPr>
+        <w:rFonts w:ascii="Wingdings" w:hAnsi="Wingdings" w:hint="default"/>
+        <w:sz w:val="20"/>
+      </w:rPr>
+    </w:lvl>
+    <w:lvl w:ilvl="8" w:tentative="1">
+      <w:start w:val="1"/>
+      <w:numFmt w:val="bullet"/>
+      <w:lvlText w:val=""/>
+      <w:lvlJc w:val="left"/>
+      <w:pPr>
+        <w:tabs>
+          <w:tab w:val="num" w:pos="6480"/>
+        </w:tabs>
+        <w:ind w:left="6480" w:hanging="360"/>
+      </w:pPr>
+      <w:rPr>
+        <w:rFonts w:ascii="Wingdings" w:hAnsi="Wingdings" w:hint="default"/>
+        <w:sz w:val="20"/>
+      </w:rPr>
+    </w:lvl>
+  </w:abstractNum>
+  <w:abstractNum w:abstractNumId="39" w15:restartNumberingAfterBreak="0">
     <w:nsid w:val="67963637"/>
     <w:multiLevelType w:val="multilevel"/>
     <w:tmpl w:val="4422327A"/>
@@ -10666,7 +11477,7 @@
       </w:rPr>
     </w:lvl>
   </w:abstractNum>
-  <w:abstractNum w:abstractNumId="37" w15:restartNumberingAfterBreak="0">
+  <w:abstractNum w:abstractNumId="40" w15:restartNumberingAfterBreak="0">
     <w:nsid w:val="685601FB"/>
     <w:multiLevelType w:val="multilevel"/>
     <w:tmpl w:val="407A0DC4"/>
@@ -10815,7 +11626,7 @@
       </w:rPr>
     </w:lvl>
   </w:abstractNum>
-  <w:abstractNum w:abstractNumId="38" w15:restartNumberingAfterBreak="0">
+  <w:abstractNum w:abstractNumId="41" w15:restartNumberingAfterBreak="0">
     <w:nsid w:val="68926662"/>
     <w:multiLevelType w:val="hybridMultilevel"/>
     <w:tmpl w:val="98128B6A"/>
@@ -10928,7 +11739,7 @@
       </w:rPr>
     </w:lvl>
   </w:abstractNum>
-  <w:abstractNum w:abstractNumId="39" w15:restartNumberingAfterBreak="0">
+  <w:abstractNum w:abstractNumId="42" w15:restartNumberingAfterBreak="0">
     <w:nsid w:val="6B4B5E06"/>
     <w:multiLevelType w:val="multilevel"/>
     <w:tmpl w:val="B58C53E4"/>
@@ -11077,7 +11888,156 @@
       </w:rPr>
     </w:lvl>
   </w:abstractNum>
-  <w:abstractNum w:abstractNumId="40" w15:restartNumberingAfterBreak="0">
+  <w:abstractNum w:abstractNumId="43" w15:restartNumberingAfterBreak="0">
+    <w:nsid w:val="6B863724"/>
+    <w:multiLevelType w:val="multilevel"/>
+    <w:tmpl w:val="4E546C4A"/>
+    <w:lvl w:ilvl="0">
+      <w:start w:val="1"/>
+      <w:numFmt w:val="bullet"/>
+      <w:lvlText w:val=""/>
+      <w:lvlJc w:val="left"/>
+      <w:pPr>
+        <w:tabs>
+          <w:tab w:val="num" w:pos="720"/>
+        </w:tabs>
+        <w:ind w:left="720" w:hanging="360"/>
+      </w:pPr>
+      <w:rPr>
+        <w:rFonts w:ascii="Symbol" w:hAnsi="Symbol" w:hint="default"/>
+        <w:sz w:val="20"/>
+      </w:rPr>
+    </w:lvl>
+    <w:lvl w:ilvl="1" w:tentative="1">
+      <w:start w:val="1"/>
+      <w:numFmt w:val="bullet"/>
+      <w:lvlText w:val="o"/>
+      <w:lvlJc w:val="left"/>
+      <w:pPr>
+        <w:tabs>
+          <w:tab w:val="num" w:pos="1440"/>
+        </w:tabs>
+        <w:ind w:left="1440" w:hanging="360"/>
+      </w:pPr>
+      <w:rPr>
+        <w:rFonts w:ascii="Courier New" w:hAnsi="Courier New" w:hint="default"/>
+        <w:sz w:val="20"/>
+      </w:rPr>
+    </w:lvl>
+    <w:lvl w:ilvl="2" w:tentative="1">
+      <w:start w:val="1"/>
+      <w:numFmt w:val="bullet"/>
+      <w:lvlText w:val=""/>
+      <w:lvlJc w:val="left"/>
+      <w:pPr>
+        <w:tabs>
+          <w:tab w:val="num" w:pos="2160"/>
+        </w:tabs>
+        <w:ind w:left="2160" w:hanging="360"/>
+      </w:pPr>
+      <w:rPr>
+        <w:rFonts w:ascii="Wingdings" w:hAnsi="Wingdings" w:hint="default"/>
+        <w:sz w:val="20"/>
+      </w:rPr>
+    </w:lvl>
+    <w:lvl w:ilvl="3" w:tentative="1">
+      <w:start w:val="1"/>
+      <w:numFmt w:val="bullet"/>
+      <w:lvlText w:val=""/>
+      <w:lvlJc w:val="left"/>
+      <w:pPr>
+        <w:tabs>
+          <w:tab w:val="num" w:pos="2880"/>
+        </w:tabs>
+        <w:ind w:left="2880" w:hanging="360"/>
+      </w:pPr>
+      <w:rPr>
+        <w:rFonts w:ascii="Wingdings" w:hAnsi="Wingdings" w:hint="default"/>
+        <w:sz w:val="20"/>
+      </w:rPr>
+    </w:lvl>
+    <w:lvl w:ilvl="4" w:tentative="1">
+      <w:start w:val="1"/>
+      <w:numFmt w:val="bullet"/>
+      <w:lvlText w:val=""/>
+      <w:lvlJc w:val="left"/>
+      <w:pPr>
+        <w:tabs>
+          <w:tab w:val="num" w:pos="3600"/>
+        </w:tabs>
+        <w:ind w:left="3600" w:hanging="360"/>
+      </w:pPr>
+      <w:rPr>
+        <w:rFonts w:ascii="Wingdings" w:hAnsi="Wingdings" w:hint="default"/>
+        <w:sz w:val="20"/>
+      </w:rPr>
+    </w:lvl>
+    <w:lvl w:ilvl="5" w:tentative="1">
+      <w:start w:val="1"/>
+      <w:numFmt w:val="bullet"/>
+      <w:lvlText w:val=""/>
+      <w:lvlJc w:val="left"/>
+      <w:pPr>
+        <w:tabs>
+          <w:tab w:val="num" w:pos="4320"/>
+        </w:tabs>
+        <w:ind w:left="4320" w:hanging="360"/>
+      </w:pPr>
+      <w:rPr>
+        <w:rFonts w:ascii="Wingdings" w:hAnsi="Wingdings" w:hint="default"/>
+        <w:sz w:val="20"/>
+      </w:rPr>
+    </w:lvl>
+    <w:lvl w:ilvl="6" w:tentative="1">
+      <w:start w:val="1"/>
+      <w:numFmt w:val="bullet"/>
+      <w:lvlText w:val=""/>
+      <w:lvlJc w:val="left"/>
+      <w:pPr>
+        <w:tabs>
+          <w:tab w:val="num" w:pos="5040"/>
+        </w:tabs>
+        <w:ind w:left="5040" w:hanging="360"/>
+      </w:pPr>
+      <w:rPr>
+        <w:rFonts w:ascii="Wingdings" w:hAnsi="Wingdings" w:hint="default"/>
+        <w:sz w:val="20"/>
+      </w:rPr>
+    </w:lvl>
+    <w:lvl w:ilvl="7" w:tentative="1">
+      <w:start w:val="1"/>
+      <w:numFmt w:val="bullet"/>
+      <w:lvlText w:val=""/>
+      <w:lvlJc w:val="left"/>
+      <w:pPr>
+        <w:tabs>
+          <w:tab w:val="num" w:pos="5760"/>
+        </w:tabs>
+        <w:ind w:left="5760" w:hanging="360"/>
+      </w:pPr>
+      <w:rPr>
+        <w:rFonts w:ascii="Wingdings" w:hAnsi="Wingdings" w:hint="default"/>
+        <w:sz w:val="20"/>
+      </w:rPr>
+    </w:lvl>
+    <w:lvl w:ilvl="8" w:tentative="1">
+      <w:start w:val="1"/>
+      <w:numFmt w:val="bullet"/>
+      <w:lvlText w:val=""/>
+      <w:lvlJc w:val="left"/>
+      <w:pPr>
+        <w:tabs>
+          <w:tab w:val="num" w:pos="6480"/>
+        </w:tabs>
+        <w:ind w:left="6480" w:hanging="360"/>
+      </w:pPr>
+      <w:rPr>
+        <w:rFonts w:ascii="Wingdings" w:hAnsi="Wingdings" w:hint="default"/>
+        <w:sz w:val="20"/>
+      </w:rPr>
+    </w:lvl>
+  </w:abstractNum>
+  <w:abstractNum w:abstractNumId="44" w15:restartNumberingAfterBreak="0">
     <w:nsid w:val="6BC709F1"/>
     <w:multiLevelType w:val="multilevel"/>
     <w:tmpl w:val="3EA2296C"/>
@@ -11226,7 +12186,7 @@
       </w:rPr>
     </w:lvl>
   </w:abstractNum>
-  <w:abstractNum w:abstractNumId="41" w15:restartNumberingAfterBreak="0">
+  <w:abstractNum w:abstractNumId="45" w15:restartNumberingAfterBreak="0">
     <w:nsid w:val="6C4F6C27"/>
     <w:multiLevelType w:val="multilevel"/>
     <w:tmpl w:val="AF18D6B0"/>
@@ -11375,7 +12335,7 @@
       </w:rPr>
     </w:lvl>
   </w:abstractNum>
-  <w:abstractNum w:abstractNumId="42" w15:restartNumberingAfterBreak="0">
+  <w:abstractNum w:abstractNumId="46" w15:restartNumberingAfterBreak="0">
     <w:nsid w:val="6DA06F3F"/>
     <w:multiLevelType w:val="multilevel"/>
     <w:tmpl w:val="3FB2FA8C"/>
@@ -11524,7 +12484,7 @@
       </w:rPr>
     </w:lvl>
   </w:abstractNum>
-  <w:abstractNum w:abstractNumId="43" w15:restartNumberingAfterBreak="0">
+  <w:abstractNum w:abstractNumId="47" w15:restartNumberingAfterBreak="0">
     <w:nsid w:val="70AE0EF2"/>
     <w:multiLevelType w:val="multilevel"/>
     <w:tmpl w:val="2DB032DA"/>
@@ -11673,7 +12633,7 @@
       </w:rPr>
     </w:lvl>
   </w:abstractNum>
-  <w:abstractNum w:abstractNumId="44" w15:restartNumberingAfterBreak="0">
+  <w:abstractNum w:abstractNumId="48" w15:restartNumberingAfterBreak="0">
     <w:nsid w:val="72515857"/>
     <w:multiLevelType w:val="multilevel"/>
     <w:tmpl w:val="7D5EDF86"/>
@@ -11822,7 +12782,7 @@
       </w:rPr>
     </w:lvl>
   </w:abstractNum>
-  <w:abstractNum w:abstractNumId="45" w15:restartNumberingAfterBreak="0">
+  <w:abstractNum w:abstractNumId="49" w15:restartNumberingAfterBreak="0">
     <w:nsid w:val="749712E3"/>
     <w:multiLevelType w:val="multilevel"/>
     <w:tmpl w:val="859C2BAE"/>
@@ -11971,7 +12931,7 @@
       </w:rPr>
     </w:lvl>
   </w:abstractNum>
-  <w:abstractNum w:abstractNumId="46" w15:restartNumberingAfterBreak="0">
+  <w:abstractNum w:abstractNumId="50" w15:restartNumberingAfterBreak="0">
     <w:nsid w:val="760C02BC"/>
     <w:multiLevelType w:val="multilevel"/>
     <w:tmpl w:val="300201A8"/>
@@ -12120,7 +13080,7 @@
       </w:rPr>
     </w:lvl>
   </w:abstractNum>
-  <w:abstractNum w:abstractNumId="47" w15:restartNumberingAfterBreak="0">
+  <w:abstractNum w:abstractNumId="51" w15:restartNumberingAfterBreak="0">
     <w:nsid w:val="776B1BD6"/>
     <w:multiLevelType w:val="multilevel"/>
     <w:tmpl w:val="3D10D864"/>
@@ -12269,7 +13229,7 @@
       </w:rPr>
     </w:lvl>
   </w:abstractNum>
-  <w:abstractNum w:abstractNumId="48" w15:restartNumberingAfterBreak="0">
+  <w:abstractNum w:abstractNumId="52" w15:restartNumberingAfterBreak="0">
     <w:nsid w:val="77C52128"/>
     <w:multiLevelType w:val="multilevel"/>
     <w:tmpl w:val="41943946"/>
@@ -12418,7 +13378,7 @@
       </w:rPr>
     </w:lvl>
   </w:abstractNum>
-  <w:abstractNum w:abstractNumId="49" w15:restartNumberingAfterBreak="0">
+  <w:abstractNum w:abstractNumId="53" w15:restartNumberingAfterBreak="0">
     <w:nsid w:val="79661D87"/>
     <w:multiLevelType w:val="multilevel"/>
     <w:tmpl w:val="FF9EE50C"/>
@@ -12567,7 +13527,7 @@
       </w:rPr>
     </w:lvl>
   </w:abstractNum>
-  <w:abstractNum w:abstractNumId="50" w15:restartNumberingAfterBreak="0">
+  <w:abstractNum w:abstractNumId="54" w15:restartNumberingAfterBreak="0">
     <w:nsid w:val="796F5B40"/>
     <w:multiLevelType w:val="multilevel"/>
     <w:tmpl w:val="EF74DC5E"/>
@@ -12716,7 +13676,7 @@
       </w:rPr>
     </w:lvl>
   </w:abstractNum>
-  <w:abstractNum w:abstractNumId="51" w15:restartNumberingAfterBreak="0">
+  <w:abstractNum w:abstractNumId="55" w15:restartNumberingAfterBreak="0">
     <w:nsid w:val="7C99590B"/>
     <w:multiLevelType w:val="multilevel"/>
     <w:tmpl w:val="9F2CEAB6"/>
@@ -12865,7 +13825,7 @@
       </w:rPr>
     </w:lvl>
   </w:abstractNum>
-  <w:abstractNum w:abstractNumId="52" w15:restartNumberingAfterBreak="0">
+  <w:abstractNum w:abstractNumId="56" w15:restartNumberingAfterBreak="0">
     <w:nsid w:val="7FBE6976"/>
     <w:multiLevelType w:val="multilevel"/>
     <w:tmpl w:val="4A40D0C0"/>
@@ -13018,10 +13978,10 @@
     <w:abstractNumId w:val="5"/>
   </w:num>
   <w:num w:numId="2" w16cid:durableId="1574008424">
-    <w:abstractNumId w:val="49"/>
+    <w:abstractNumId w:val="53"/>
   </w:num>
   <w:num w:numId="3" w16cid:durableId="182089802">
-    <w:abstractNumId w:val="47"/>
+    <w:abstractNumId w:val="51"/>
   </w:num>
   <w:num w:numId="4" w16cid:durableId="269095124">
     <w:abstractNumId w:val="2"/>
@@ -13030,148 +13990,160 @@
     <w:abstractNumId w:val="4"/>
   </w:num>
   <w:num w:numId="6" w16cid:durableId="1614314661">
-    <w:abstractNumId w:val="50"/>
+    <w:abstractNumId w:val="54"/>
   </w:num>
   <w:num w:numId="7" w16cid:durableId="1546335910">
     <w:abstractNumId w:val="3"/>
   </w:num>
   <w:num w:numId="8" w16cid:durableId="1713336700">
-    <w:abstractNumId w:val="27"/>
+    <w:abstractNumId w:val="28"/>
   </w:num>
   <w:num w:numId="9" w16cid:durableId="1868719046">
-    <w:abstractNumId w:val="41"/>
+    <w:abstractNumId w:val="45"/>
   </w:num>
   <w:num w:numId="10" w16cid:durableId="1729525326">
-    <w:abstractNumId w:val="36"/>
+    <w:abstractNumId w:val="39"/>
   </w:num>
   <w:num w:numId="11" w16cid:durableId="1693531204">
+    <w:abstractNumId w:val="31"/>
+  </w:num>
+  <w:num w:numId="12" w16cid:durableId="1267688460">
+    <w:abstractNumId w:val="40"/>
+  </w:num>
+  <w:num w:numId="13" w16cid:durableId="2143500419">
+    <w:abstractNumId w:val="55"/>
+  </w:num>
+  <w:num w:numId="14" w16cid:durableId="1633443985">
+    <w:abstractNumId w:val="11"/>
+  </w:num>
+  <w:num w:numId="15" w16cid:durableId="707995204">
+    <w:abstractNumId w:val="46"/>
+  </w:num>
+  <w:num w:numId="16" w16cid:durableId="1209297739">
+    <w:abstractNumId w:val="20"/>
+  </w:num>
+  <w:num w:numId="17" w16cid:durableId="111940955">
+    <w:abstractNumId w:val="50"/>
+  </w:num>
+  <w:num w:numId="18" w16cid:durableId="1197549919">
+    <w:abstractNumId w:val="37"/>
+  </w:num>
+  <w:num w:numId="19" w16cid:durableId="569581978">
+    <w:abstractNumId w:val="32"/>
+  </w:num>
+  <w:num w:numId="20" w16cid:durableId="435831066">
+    <w:abstractNumId w:val="47"/>
+  </w:num>
+  <w:num w:numId="21" w16cid:durableId="279994932">
     <w:abstractNumId w:val="29"/>
   </w:num>
-  <w:num w:numId="12" w16cid:durableId="1267688460">
-    <w:abstractNumId w:val="37"/>
-  </w:num>
-  <w:num w:numId="13" w16cid:durableId="2143500419">
-    <w:abstractNumId w:val="51"/>
-  </w:num>
-  <w:num w:numId="14" w16cid:durableId="1633443985">
-    <w:abstractNumId w:val="10"/>
-  </w:num>
-  <w:num w:numId="15" w16cid:durableId="707995204">
-    <w:abstractNumId w:val="42"/>
-  </w:num>
-  <w:num w:numId="16" w16cid:durableId="1209297739">
-    <w:abstractNumId w:val="19"/>
-  </w:num>
-  <w:num w:numId="17" w16cid:durableId="111940955">
-    <w:abstractNumId w:val="46"/>
-  </w:num>
-  <w:num w:numId="18" w16cid:durableId="1197549919">
-    <w:abstractNumId w:val="35"/>
-  </w:num>
-  <w:num w:numId="19" w16cid:durableId="569581978">
-    <w:abstractNumId w:val="30"/>
-  </w:num>
-  <w:num w:numId="20" w16cid:durableId="435831066">
-    <w:abstractNumId w:val="43"/>
-  </w:num>
-  <w:num w:numId="21" w16cid:durableId="279994932">
-    <w:abstractNumId w:val="28"/>
-  </w:num>
   <w:num w:numId="22" w16cid:durableId="776488698">
-    <w:abstractNumId w:val="11"/>
+    <w:abstractNumId w:val="12"/>
   </w:num>
   <w:num w:numId="23" w16cid:durableId="117648841">
-    <w:abstractNumId w:val="45"/>
+    <w:abstractNumId w:val="49"/>
   </w:num>
   <w:num w:numId="24" w16cid:durableId="416757647">
-    <w:abstractNumId w:val="12"/>
+    <w:abstractNumId w:val="13"/>
   </w:num>
   <w:num w:numId="25" w16cid:durableId="601227843">
-    <w:abstractNumId w:val="14"/>
+    <w:abstractNumId w:val="15"/>
   </w:num>
   <w:num w:numId="26" w16cid:durableId="1789349142">
-    <w:abstractNumId w:val="44"/>
+    <w:abstractNumId w:val="48"/>
   </w:num>
   <w:num w:numId="27" w16cid:durableId="662775835">
     <w:abstractNumId w:val="1"/>
   </w:num>
   <w:num w:numId="28" w16cid:durableId="1691250896">
+    <w:abstractNumId w:val="24"/>
+  </w:num>
+  <w:num w:numId="29" w16cid:durableId="1093209226">
+    <w:abstractNumId w:val="9"/>
+  </w:num>
+  <w:num w:numId="30" w16cid:durableId="923562737">
+    <w:abstractNumId w:val="27"/>
+  </w:num>
+  <w:num w:numId="31" w16cid:durableId="956058894">
+    <w:abstractNumId w:val="35"/>
+  </w:num>
+  <w:num w:numId="32" w16cid:durableId="1396273554">
+    <w:abstractNumId w:val="33"/>
+  </w:num>
+  <w:num w:numId="33" w16cid:durableId="725418155">
+    <w:abstractNumId w:val="21"/>
+  </w:num>
+  <w:num w:numId="34" w16cid:durableId="2137480215">
+    <w:abstractNumId w:val="22"/>
+  </w:num>
+  <w:num w:numId="35" w16cid:durableId="2013994891">
+    <w:abstractNumId w:val="8"/>
+  </w:num>
+  <w:num w:numId="36" w16cid:durableId="1810979559">
+    <w:abstractNumId w:val="26"/>
+  </w:num>
+  <w:num w:numId="37" w16cid:durableId="671494044">
+    <w:abstractNumId w:val="10"/>
+  </w:num>
+  <w:num w:numId="38" w16cid:durableId="1522626185">
+    <w:abstractNumId w:val="19"/>
+  </w:num>
+  <w:num w:numId="39" w16cid:durableId="1614628318">
+    <w:abstractNumId w:val="36"/>
+  </w:num>
+  <w:num w:numId="40" w16cid:durableId="1620910369">
+    <w:abstractNumId w:val="7"/>
+  </w:num>
+  <w:num w:numId="41" w16cid:durableId="2036953279">
+    <w:abstractNumId w:val="18"/>
+  </w:num>
+  <w:num w:numId="42" w16cid:durableId="256135541">
+    <w:abstractNumId w:val="14"/>
+  </w:num>
+  <w:num w:numId="43" w16cid:durableId="1200555227">
+    <w:abstractNumId w:val="16"/>
+  </w:num>
+  <w:num w:numId="44" w16cid:durableId="1961108279">
+    <w:abstractNumId w:val="56"/>
+  </w:num>
+  <w:num w:numId="45" w16cid:durableId="1925911935">
     <w:abstractNumId w:val="23"/>
   </w:num>
-  <w:num w:numId="29" w16cid:durableId="1093209226">
-    <w:abstractNumId w:val="8"/>
+  <w:num w:numId="46" w16cid:durableId="740637283">
+    <w:abstractNumId w:val="44"/>
   </w:num>
-  <w:num w:numId="30" w16cid:durableId="923562737">
-    <w:abstractNumId w:val="26"/>
-  </w:num>
-  <w:num w:numId="31" w16cid:durableId="956058894">
-    <w:abstractNumId w:val="33"/>
-  </w:num>
-  <w:num w:numId="32" w16cid:durableId="1396273554">
-    <w:abstractNumId w:val="31"/>
-  </w:num>
-  <w:num w:numId="33" w16cid:durableId="725418155">
-    <w:abstractNumId w:val="20"/>
-  </w:num>
-  <w:num w:numId="34" w16cid:durableId="2137480215">
-    <w:abstractNumId w:val="21"/>
-  </w:num>
-  <w:num w:numId="35" w16cid:durableId="2013994891">
-    <w:abstractNumId w:val="7"/>
-  </w:num>
-  <w:num w:numId="36" w16cid:durableId="1810979559">
-    <w:abstractNumId w:val="25"/>
-  </w:num>
-  <w:num w:numId="37" w16cid:durableId="671494044">
-    <w:abstractNumId w:val="9"/>
-  </w:num>
-  <w:num w:numId="38" w16cid:durableId="1522626185">
-    <w:abstractNumId w:val="18"/>
-  </w:num>
-  <w:num w:numId="39" w16cid:durableId="1614628318">
-    <w:abstractNumId w:val="34"/>
-  </w:num>
-  <w:num w:numId="40" w16cid:durableId="1620910369">
-    <w:abstractNumId w:val="6"/>
-  </w:num>
-  <w:num w:numId="41" w16cid:durableId="2036953279">
+  <w:num w:numId="47" w16cid:durableId="1686134893">
     <w:abstractNumId w:val="17"/>
   </w:num>
-  <w:num w:numId="42" w16cid:durableId="256135541">
-    <w:abstractNumId w:val="13"/>
-  </w:num>
-  <w:num w:numId="43" w16cid:durableId="1200555227">
-    <w:abstractNumId w:val="15"/>
-  </w:num>
-  <w:num w:numId="44" w16cid:durableId="1961108279">
+  <w:num w:numId="48" w16cid:durableId="1242520575">
     <w:abstractNumId w:val="52"/>
-  </w:num>
-  <w:num w:numId="45" w16cid:durableId="1925911935">
-    <w:abstractNumId w:val="22"/>
-  </w:num>
-  <w:num w:numId="46" w16cid:durableId="740637283">
-    <w:abstractNumId w:val="40"/>
-  </w:num>
-  <w:num w:numId="47" w16cid:durableId="1686134893">
-    <w:abstractNumId w:val="16"/>
-  </w:num>
-  <w:num w:numId="48" w16cid:durableId="1242520575">
-    <w:abstractNumId w:val="48"/>
   </w:num>
   <w:num w:numId="49" w16cid:durableId="1038164599">
     <w:abstractNumId w:val="0"/>
   </w:num>
   <w:num w:numId="50" w16cid:durableId="600837796">
-    <w:abstractNumId w:val="32"/>
+    <w:abstractNumId w:val="34"/>
   </w:num>
   <w:num w:numId="51" w16cid:durableId="1720473331">
-    <w:abstractNumId w:val="39"/>
+    <w:abstractNumId w:val="42"/>
   </w:num>
   <w:num w:numId="52" w16cid:durableId="1596094163">
-    <w:abstractNumId w:val="24"/>
+    <w:abstractNumId w:val="25"/>
   </w:num>
   <w:num w:numId="53" w16cid:durableId="102043033">
+    <w:abstractNumId w:val="41"/>
+  </w:num>
+  <w:num w:numId="54" w16cid:durableId="1146822164">
     <w:abstractNumId w:val="38"/>
+  </w:num>
+  <w:num w:numId="55" w16cid:durableId="1831408470">
+    <w:abstractNumId w:val="43"/>
+  </w:num>
+  <w:num w:numId="56" w16cid:durableId="1579244743">
+    <w:abstractNumId w:val="6"/>
+  </w:num>
+  <w:num w:numId="57" w16cid:durableId="44568238">
+    <w:abstractNumId w:val="30"/>
   </w:num>
   <w:numIdMacAtCleanup w:val="53"/>
 </w:numbering>
@@ -13781,7 +14753,6 @@
   <w:style w:type="character" w:default="1" w:styleId="DefaultParagraphFont">
     <w:name w:val="Default Paragraph Font"/>
     <w:uiPriority w:val="1"/>
-    <w:semiHidden/>
     <w:unhideWhenUsed/>
   </w:style>
   <w:style w:type="table" w:default="1" w:styleId="TableNormal">
@@ -14095,6 +15066,17 @@
       <w:spacing w:val="5"/>
     </w:rPr>
   </w:style>
+  <w:style w:type="character" w:styleId="Strong">
+    <w:name w:val="Strong"/>
+    <w:basedOn w:val="DefaultParagraphFont"/>
+    <w:uiPriority w:val="22"/>
+    <w:qFormat/>
+    <w:rsid w:val="009B57D6"/>
+    <w:rPr>
+      <w:b/>
+      <w:bCs/>
+    </w:rPr>
+  </w:style>
 </w:styles>
 </file>
 

--- a/Day4/Product_prd.docx
+++ b/Day4/Product_prd.docx
@@ -236,16 +236,45 @@
         <w:t>Use AI to simplify the creation of society notices and reduce manual writing effort.</w:t>
       </w:r>
     </w:p>
-    <w:p/>
-    <w:p>
-      <w:pPr>
+    <w:p>
+      <w:pPr>
+        <w:numPr>
+          <w:ilvl w:val="0"/>
+          <w:numId w:val="52"/>
+        </w:numPr>
+      </w:pPr>
+      <w:r>
         <w:rPr>
           <w:b/>
           <w:bCs/>
           <w:sz w:val="24"/>
           <w:szCs w:val="24"/>
         </w:rPr>
-      </w:pPr>
+        <w:lastRenderedPageBreak/>
+        <w:t>Target Users</w:t>
+      </w:r>
+    </w:p>
+    <w:p>
+      <w:r>
+        <w:rPr>
+          <w:b/>
+          <w:bCs/>
+        </w:rPr>
+        <w:tab/>
+      </w:r>
+      <w:r>
+        <w:t>1) Society Treasurer</w:t>
+      </w:r>
+    </w:p>
+    <w:p>
+      <w:r>
+        <w:t xml:space="preserve">              2) Society Secretary</w:t>
+      </w:r>
+    </w:p>
+    <w:p>
+      <w:r>
+        <w:t xml:space="preserve">              3) Society Chairman</w:t>
+      </w:r>
     </w:p>
     <w:p>
       <w:pPr>
@@ -256,26 +285,24 @@
           <w:szCs w:val="24"/>
         </w:rPr>
       </w:pPr>
-    </w:p>
-    <w:p>
-      <w:pPr>
+      <w:r>
         <w:rPr>
           <w:b/>
           <w:bCs/>
           <w:sz w:val="24"/>
           <w:szCs w:val="24"/>
         </w:rPr>
-      </w:pPr>
-    </w:p>
-    <w:p>
-      <w:pPr>
+        <w:t>U</w:t>
+      </w:r>
+      <w:r>
         <w:rPr>
           <w:b/>
           <w:bCs/>
           <w:sz w:val="24"/>
           <w:szCs w:val="24"/>
         </w:rPr>
-      </w:pPr>
+        <w:t xml:space="preserve">ser </w:t>
+      </w:r>
       <w:r>
         <w:rPr>
           <w:b/>
@@ -283,488 +310,473 @@
           <w:sz w:val="24"/>
           <w:szCs w:val="24"/>
         </w:rPr>
-        <w:t>Target Users</w:t>
-      </w:r>
-    </w:p>
-    <w:p>
-      <w:r>
-        <w:rPr>
-          <w:b/>
-          <w:bCs/>
-        </w:rPr>
-        <w:tab/>
-      </w:r>
-      <w:r>
-        <w:t>1) Society Treasurer</w:t>
-      </w:r>
-    </w:p>
-    <w:p>
-      <w:r>
-        <w:t xml:space="preserve">              2) Society Secretary</w:t>
-      </w:r>
-    </w:p>
-    <w:p>
-      <w:r>
-        <w:t xml:space="preserve">              3) Society Chairman</w:t>
-      </w:r>
-    </w:p>
-    <w:p>
-      <w:pPr>
+        <w:t>P</w:t>
+      </w:r>
+      <w:r>
         <w:rPr>
           <w:b/>
           <w:bCs/>
           <w:sz w:val="24"/>
           <w:szCs w:val="24"/>
         </w:rPr>
-      </w:pPr>
-      <w:r>
+        <w:t>ersonas</w:t>
+      </w:r>
+    </w:p>
+    <w:p>
+      <w:r>
+        <w:t>Persona 1: Society Treasurer</w:t>
+      </w:r>
+    </w:p>
+    <w:p>
+      <w:r>
+        <w:t>Name: Mr Prakash Shinde</w:t>
+      </w:r>
+      <w:r>
+        <w:br/>
+        <w:t>Role: Society Treasurer</w:t>
+      </w:r>
+    </w:p>
+    <w:p>
+      <w:r>
+        <w:t>Goals</w:t>
+      </w:r>
+    </w:p>
+    <w:p>
+      <w:pPr>
+        <w:numPr>
+          <w:ilvl w:val="0"/>
+          <w:numId w:val="1"/>
+        </w:numPr>
+      </w:pPr>
+      <w:r>
+        <w:t xml:space="preserve">Maintain accurate resident records. </w:t>
+      </w:r>
+    </w:p>
+    <w:p>
+      <w:pPr>
+        <w:numPr>
+          <w:ilvl w:val="0"/>
+          <w:numId w:val="1"/>
+        </w:numPr>
+      </w:pPr>
+      <w:r>
+        <w:t xml:space="preserve">Record and track maintenance payments. </w:t>
+      </w:r>
+    </w:p>
+    <w:p>
+      <w:pPr>
+        <w:numPr>
+          <w:ilvl w:val="0"/>
+          <w:numId w:val="1"/>
+        </w:numPr>
+      </w:pPr>
+      <w:r>
+        <w:t xml:space="preserve">Generate financial statements and reports. </w:t>
+      </w:r>
+    </w:p>
+    <w:p>
+      <w:pPr>
+        <w:numPr>
+          <w:ilvl w:val="0"/>
+          <w:numId w:val="1"/>
+        </w:numPr>
+      </w:pPr>
+      <w:r>
+        <w:t xml:space="preserve">Monitor pending maintenance dues. </w:t>
+      </w:r>
+    </w:p>
+    <w:p>
+      <w:r>
+        <w:t>Frustrations</w:t>
+      </w:r>
+    </w:p>
+    <w:p>
+      <w:pPr>
+        <w:numPr>
+          <w:ilvl w:val="0"/>
+          <w:numId w:val="2"/>
+        </w:numPr>
+      </w:pPr>
+      <w:r>
+        <w:t xml:space="preserve">Resident and payment records are spread across Excel files and paper registers. </w:t>
+      </w:r>
+    </w:p>
+    <w:p>
+      <w:pPr>
+        <w:numPr>
+          <w:ilvl w:val="0"/>
+          <w:numId w:val="2"/>
+        </w:numPr>
+      </w:pPr>
+      <w:r>
+        <w:t xml:space="preserve">Preparing monthly financial reports is time-consuming. </w:t>
+      </w:r>
+    </w:p>
+    <w:p>
+      <w:pPr>
+        <w:numPr>
+          <w:ilvl w:val="0"/>
+          <w:numId w:val="2"/>
+        </w:numPr>
+      </w:pPr>
+      <w:r>
+        <w:t xml:space="preserve">Finding payment history takes longer than it should. </w:t>
+      </w:r>
+    </w:p>
+    <w:p>
+      <w:pPr>
+        <w:numPr>
+          <w:ilvl w:val="0"/>
+          <w:numId w:val="2"/>
+        </w:numPr>
+      </w:pPr>
+      <w:r>
+        <w:t xml:space="preserve">Manual calculations can lead to errors. </w:t>
+      </w:r>
+    </w:p>
+    <w:p>
+      <w:r>
+        <w:t>Context</w:t>
+      </w:r>
+    </w:p>
+    <w:p>
+      <w:r>
+        <w:t>My father manages the finances of a housing society with around 56 flats. He spends several hours each week updating Excel sheets, maintaining registers, and preparing financial reports.</w:t>
+      </w:r>
+    </w:p>
+    <w:p/>
+    <w:p>
+      <w:r>
+        <w:t>Persona 2: Society Secretary</w:t>
+      </w:r>
+    </w:p>
+    <w:p>
+      <w:pPr>
+        <w:rPr>
+          <w:b/>
+          <w:bCs/>
+        </w:rPr>
+      </w:pPr>
+      <w:r>
+        <w:t>Name</w:t>
+      </w:r>
+      <w:r>
+        <w:rPr>
+          <w:b/>
+          <w:bCs/>
+        </w:rPr>
+        <w:t>:</w:t>
+      </w:r>
+      <w:r>
+        <w:t xml:space="preserve"> Mr Bablu Blkhande</w:t>
+      </w:r>
+      <w:r>
+        <w:br/>
+      </w:r>
+      <w:r>
+        <w:t>Role: Society Secretary</w:t>
+      </w:r>
+    </w:p>
+    <w:p>
+      <w:r>
+        <w:t>Goals</w:t>
+      </w:r>
+    </w:p>
+    <w:p>
+      <w:pPr>
+        <w:numPr>
+          <w:ilvl w:val="0"/>
+          <w:numId w:val="3"/>
+        </w:numPr>
+      </w:pPr>
+      <w:r>
+        <w:t xml:space="preserve">Maintain resident information. </w:t>
+      </w:r>
+    </w:p>
+    <w:p>
+      <w:pPr>
+        <w:numPr>
+          <w:ilvl w:val="0"/>
+          <w:numId w:val="3"/>
+        </w:numPr>
+      </w:pPr>
+      <w:r>
+        <w:t xml:space="preserve">Publish society notices. </w:t>
+      </w:r>
+    </w:p>
+    <w:p>
+      <w:pPr>
+        <w:numPr>
+          <w:ilvl w:val="0"/>
+          <w:numId w:val="3"/>
+        </w:numPr>
+      </w:pPr>
+      <w:r>
+        <w:t xml:space="preserve">Keep records organized. </w:t>
+      </w:r>
+    </w:p>
+    <w:p>
+      <w:pPr>
+        <w:numPr>
+          <w:ilvl w:val="0"/>
+          <w:numId w:val="3"/>
+        </w:numPr>
+      </w:pPr>
+      <w:r>
+        <w:t xml:space="preserve">Coordinate daily administrative tasks. </w:t>
+      </w:r>
+    </w:p>
+    <w:p>
+      <w:r>
+        <w:t>Frustrations</w:t>
+      </w:r>
+    </w:p>
+    <w:p>
+      <w:pPr>
+        <w:numPr>
+          <w:ilvl w:val="0"/>
+          <w:numId w:val="4"/>
+        </w:numPr>
+      </w:pPr>
+      <w:r>
+        <w:t xml:space="preserve">Notices are shared through WhatsApp and are difficult to track later. </w:t>
+      </w:r>
+    </w:p>
+    <w:p>
+      <w:pPr>
+        <w:numPr>
+          <w:ilvl w:val="0"/>
+          <w:numId w:val="4"/>
+        </w:numPr>
+      </w:pPr>
+      <w:r>
+        <w:lastRenderedPageBreak/>
+        <w:t xml:space="preserve">Resident information is stored in multiple files. </w:t>
+      </w:r>
+    </w:p>
+    <w:p>
+      <w:pPr>
+        <w:numPr>
+          <w:ilvl w:val="0"/>
+          <w:numId w:val="4"/>
+        </w:numPr>
+      </w:pPr>
+      <w:r>
+        <w:t xml:space="preserve">Finding old notices or resident details takes time. </w:t>
+      </w:r>
+    </w:p>
+    <w:p>
+      <w:pPr>
+        <w:numPr>
+          <w:ilvl w:val="0"/>
+          <w:numId w:val="4"/>
+        </w:numPr>
+      </w:pPr>
+      <w:r>
+        <w:t xml:space="preserve">Managing records across different tools is confusing. </w:t>
+      </w:r>
+    </w:p>
+    <w:p>
+      <w:r>
+        <w:t>Context</w:t>
+      </w:r>
+    </w:p>
+    <w:p>
+      <w:r>
+        <w:t>Mr Dhangmale sir handles the day-to-day administration of the society. He updates resident information, shares announcements, and coordinates with the committee.</w:t>
+      </w:r>
+    </w:p>
+    <w:p/>
+    <w:p>
+      <w:r>
+        <w:t>Persona 3: Society Chairman</w:t>
+      </w:r>
+    </w:p>
+    <w:p>
+      <w:r>
+        <w:t>Name:</w:t>
+      </w:r>
+      <w:r>
+        <w:t xml:space="preserve"> Mr Bablu Blkhande</w:t>
+      </w:r>
+      <w:r>
+        <w:br/>
+      </w:r>
+      <w:r>
+        <w:t>Role:</w:t>
+      </w:r>
+      <w:r>
+        <w:t xml:space="preserve"> Society Chairman</w:t>
+      </w:r>
+    </w:p>
+    <w:p>
+      <w:r>
+        <w:t>Goals</w:t>
+      </w:r>
+    </w:p>
+    <w:p>
+      <w:pPr>
+        <w:numPr>
+          <w:ilvl w:val="0"/>
+          <w:numId w:val="5"/>
+        </w:numPr>
+      </w:pPr>
+      <w:r>
+        <w:t xml:space="preserve">Monitor society operations through a dashboard. </w:t>
+      </w:r>
+    </w:p>
+    <w:p>
+      <w:pPr>
+        <w:numPr>
+          <w:ilvl w:val="0"/>
+          <w:numId w:val="5"/>
+        </w:numPr>
+      </w:pPr>
+      <w:r>
+        <w:t xml:space="preserve">Review maintenance collections and financial summaries. </w:t>
+      </w:r>
+    </w:p>
+    <w:p>
+      <w:pPr>
+        <w:numPr>
+          <w:ilvl w:val="0"/>
+          <w:numId w:val="5"/>
+        </w:numPr>
+      </w:pPr>
+      <w:r>
+        <w:t xml:space="preserve">Access important reports quickly. </w:t>
+      </w:r>
+    </w:p>
+    <w:p>
+      <w:pPr>
+        <w:numPr>
+          <w:ilvl w:val="0"/>
+          <w:numId w:val="5"/>
+        </w:numPr>
+      </w:pPr>
+      <w:r>
+        <w:t xml:space="preserve">Make informed decisions during committee meetings. </w:t>
+      </w:r>
+    </w:p>
+    <w:p>
+      <w:r>
+        <w:t>Frustrations</w:t>
+      </w:r>
+    </w:p>
+    <w:p>
+      <w:pPr>
+        <w:numPr>
+          <w:ilvl w:val="0"/>
+          <w:numId w:val="6"/>
+        </w:numPr>
+      </w:pPr>
+      <w:r>
+        <w:t xml:space="preserve">Has to ask different committee members for updates. </w:t>
+      </w:r>
+    </w:p>
+    <w:p>
+      <w:pPr>
+        <w:numPr>
+          <w:ilvl w:val="0"/>
+          <w:numId w:val="6"/>
+        </w:numPr>
+      </w:pPr>
+      <w:r>
+        <w:t xml:space="preserve">Financial information is not available in one place. </w:t>
+      </w:r>
+    </w:p>
+    <w:p>
+      <w:pPr>
+        <w:numPr>
+          <w:ilvl w:val="0"/>
+          <w:numId w:val="6"/>
+        </w:numPr>
+      </w:pPr>
+      <w:r>
+        <w:t xml:space="preserve">Difficult to get an overall view of society operations. </w:t>
+      </w:r>
+    </w:p>
+    <w:p>
+      <w:pPr>
+        <w:numPr>
+          <w:ilvl w:val="0"/>
+          <w:numId w:val="6"/>
+        </w:numPr>
+      </w:pPr>
+      <w:r>
+        <w:t xml:space="preserve">Manual reports are not always up to date. </w:t>
+      </w:r>
+    </w:p>
+    <w:p>
+      <w:r>
+        <w:t>Context</w:t>
+      </w:r>
+    </w:p>
+    <w:p>
+      <w:pPr>
+        <w:rPr>
+          <w:b/>
+          <w:bCs/>
+        </w:rPr>
+      </w:pPr>
+      <w:r>
+        <w:t>Mr Bablu Blkhande oversees the overall functioning of the housing society. He wants quick access to accurate information about finances, residents, and administrative activities without relying on multiple spreadsheets or registers.</w:t>
+      </w:r>
+    </w:p>
+    <w:p/>
+    <w:p>
+      <w:pPr>
         <w:rPr>
           <w:b/>
           <w:bCs/>
           <w:sz w:val="24"/>
           <w:szCs w:val="24"/>
         </w:rPr>
-        <w:t>U</w:t>
-      </w:r>
-      <w:r>
+      </w:pPr>
+    </w:p>
+    <w:p>
+      <w:pPr>
         <w:rPr>
           <w:b/>
           <w:bCs/>
           <w:sz w:val="24"/>
           <w:szCs w:val="24"/>
         </w:rPr>
-        <w:t xml:space="preserve">ser </w:t>
-      </w:r>
-      <w:r>
+      </w:pPr>
+    </w:p>
+    <w:p>
+      <w:pPr>
         <w:rPr>
           <w:b/>
           <w:bCs/>
           <w:sz w:val="24"/>
           <w:szCs w:val="24"/>
         </w:rPr>
-        <w:t>P</w:t>
-      </w:r>
-      <w:r>
+      </w:pPr>
+    </w:p>
+    <w:p>
+      <w:pPr>
         <w:rPr>
           <w:b/>
           <w:bCs/>
           <w:sz w:val="24"/>
           <w:szCs w:val="24"/>
         </w:rPr>
-        <w:t>ersonas</w:t>
-      </w:r>
-    </w:p>
-    <w:p>
-      <w:r>
-        <w:t>Persona 1: Society Treasurer</w:t>
-      </w:r>
-    </w:p>
-    <w:p>
-      <w:r>
-        <w:t>Name: Mr Prakash Shinde</w:t>
-      </w:r>
-      <w:r>
-        <w:br/>
-        <w:t>Role: Society Treasurer</w:t>
-      </w:r>
-    </w:p>
-    <w:p>
-      <w:r>
-        <w:t>Goals</w:t>
-      </w:r>
-    </w:p>
-    <w:p>
-      <w:pPr>
-        <w:numPr>
-          <w:ilvl w:val="0"/>
-          <w:numId w:val="1"/>
-        </w:numPr>
-      </w:pPr>
-      <w:r>
-        <w:t xml:space="preserve">Maintain accurate resident records. </w:t>
-      </w:r>
-    </w:p>
-    <w:p>
-      <w:pPr>
-        <w:numPr>
-          <w:ilvl w:val="0"/>
-          <w:numId w:val="1"/>
-        </w:numPr>
-      </w:pPr>
-      <w:r>
-        <w:t xml:space="preserve">Record and track maintenance payments. </w:t>
-      </w:r>
-    </w:p>
-    <w:p>
-      <w:pPr>
-        <w:numPr>
-          <w:ilvl w:val="0"/>
-          <w:numId w:val="1"/>
-        </w:numPr>
-      </w:pPr>
-      <w:r>
-        <w:t xml:space="preserve">Generate financial statements and reports. </w:t>
-      </w:r>
-    </w:p>
-    <w:p>
-      <w:pPr>
-        <w:numPr>
-          <w:ilvl w:val="0"/>
-          <w:numId w:val="1"/>
-        </w:numPr>
-      </w:pPr>
-      <w:r>
-        <w:t xml:space="preserve">Monitor pending maintenance dues. </w:t>
-      </w:r>
-    </w:p>
-    <w:p>
-      <w:r>
-        <w:t>Frustrations</w:t>
-      </w:r>
-    </w:p>
-    <w:p>
-      <w:pPr>
-        <w:numPr>
-          <w:ilvl w:val="0"/>
-          <w:numId w:val="2"/>
-        </w:numPr>
-      </w:pPr>
-      <w:r>
-        <w:t xml:space="preserve">Resident and payment records are spread across Excel files and paper registers. </w:t>
-      </w:r>
-    </w:p>
-    <w:p>
-      <w:pPr>
-        <w:numPr>
-          <w:ilvl w:val="0"/>
-          <w:numId w:val="2"/>
-        </w:numPr>
-      </w:pPr>
-      <w:r>
-        <w:t xml:space="preserve">Preparing monthly financial reports is time-consuming. </w:t>
-      </w:r>
-    </w:p>
-    <w:p>
-      <w:pPr>
-        <w:numPr>
-          <w:ilvl w:val="0"/>
-          <w:numId w:val="2"/>
-        </w:numPr>
-      </w:pPr>
-      <w:r>
-        <w:t xml:space="preserve">Finding payment history takes longer than it should. </w:t>
-      </w:r>
-    </w:p>
-    <w:p>
-      <w:pPr>
-        <w:numPr>
-          <w:ilvl w:val="0"/>
-          <w:numId w:val="2"/>
-        </w:numPr>
-      </w:pPr>
-      <w:r>
-        <w:t xml:space="preserve">Manual calculations can lead to errors. </w:t>
-      </w:r>
-    </w:p>
-    <w:p>
-      <w:r>
-        <w:t>Context</w:t>
-      </w:r>
-    </w:p>
-    <w:p>
-      <w:r>
-        <w:t>My father manages the finances of a housing society with around 56 flats. He spends several hours each week updating Excel sheets, maintaining registers, and preparing financial reports.</w:t>
-      </w:r>
-    </w:p>
-    <w:p/>
-    <w:p>
-      <w:r>
-        <w:t>Persona 2: Society Secretary</w:t>
-      </w:r>
-    </w:p>
-    <w:p>
-      <w:pPr>
-        <w:rPr>
-          <w:b/>
-          <w:bCs/>
-        </w:rPr>
-      </w:pPr>
-      <w:r>
-        <w:t>Name</w:t>
-      </w:r>
-      <w:r>
-        <w:rPr>
-          <w:b/>
-          <w:bCs/>
-        </w:rPr>
-        <w:t>:</w:t>
-      </w:r>
-      <w:r>
-        <w:t xml:space="preserve"> Mr Bablu Blkhande</w:t>
-      </w:r>
-      <w:r>
-        <w:br/>
-      </w:r>
-      <w:r>
-        <w:t>Role: Society Secretary</w:t>
-      </w:r>
-    </w:p>
-    <w:p>
-      <w:r>
-        <w:t>Goals</w:t>
-      </w:r>
-    </w:p>
-    <w:p>
-      <w:pPr>
-        <w:numPr>
-          <w:ilvl w:val="0"/>
-          <w:numId w:val="3"/>
-        </w:numPr>
-      </w:pPr>
-      <w:r>
-        <w:t xml:space="preserve">Maintain resident information. </w:t>
-      </w:r>
-    </w:p>
-    <w:p>
-      <w:pPr>
-        <w:numPr>
-          <w:ilvl w:val="0"/>
-          <w:numId w:val="3"/>
-        </w:numPr>
-      </w:pPr>
-      <w:r>
-        <w:t xml:space="preserve">Publish society notices. </w:t>
-      </w:r>
-    </w:p>
-    <w:p>
-      <w:pPr>
-        <w:numPr>
-          <w:ilvl w:val="0"/>
-          <w:numId w:val="3"/>
-        </w:numPr>
-      </w:pPr>
-      <w:r>
-        <w:lastRenderedPageBreak/>
-        <w:t xml:space="preserve">Keep records organized. </w:t>
-      </w:r>
-    </w:p>
-    <w:p>
-      <w:pPr>
-        <w:numPr>
-          <w:ilvl w:val="0"/>
-          <w:numId w:val="3"/>
-        </w:numPr>
-      </w:pPr>
-      <w:r>
-        <w:t xml:space="preserve">Coordinate daily administrative tasks. </w:t>
-      </w:r>
-    </w:p>
-    <w:p>
-      <w:r>
-        <w:t>Frustrations</w:t>
-      </w:r>
-    </w:p>
-    <w:p>
-      <w:pPr>
-        <w:numPr>
-          <w:ilvl w:val="0"/>
-          <w:numId w:val="4"/>
-        </w:numPr>
-      </w:pPr>
-      <w:r>
-        <w:t xml:space="preserve">Notices are shared through WhatsApp and are difficult to track later. </w:t>
-      </w:r>
-    </w:p>
-    <w:p>
-      <w:pPr>
-        <w:numPr>
-          <w:ilvl w:val="0"/>
-          <w:numId w:val="4"/>
-        </w:numPr>
-      </w:pPr>
-      <w:r>
-        <w:t xml:space="preserve">Resident information is stored in multiple files. </w:t>
-      </w:r>
-    </w:p>
-    <w:p>
-      <w:pPr>
-        <w:numPr>
-          <w:ilvl w:val="0"/>
-          <w:numId w:val="4"/>
-        </w:numPr>
-      </w:pPr>
-      <w:r>
-        <w:t xml:space="preserve">Finding old notices or resident details takes time. </w:t>
-      </w:r>
-    </w:p>
-    <w:p>
-      <w:pPr>
-        <w:numPr>
-          <w:ilvl w:val="0"/>
-          <w:numId w:val="4"/>
-        </w:numPr>
-      </w:pPr>
-      <w:r>
-        <w:t xml:space="preserve">Managing records across different tools is confusing. </w:t>
-      </w:r>
-    </w:p>
-    <w:p>
-      <w:r>
-        <w:t>Context</w:t>
-      </w:r>
-    </w:p>
-    <w:p>
-      <w:r>
-        <w:t>Mr Dhangmale sir handles the day-to-day administration of the society. He updates resident information, shares announcements, and coordinates with the committee.</w:t>
-      </w:r>
-    </w:p>
-    <w:p/>
-    <w:p>
-      <w:r>
-        <w:t>Persona 3: Society Chairman</w:t>
-      </w:r>
-    </w:p>
-    <w:p>
-      <w:r>
-        <w:t>Name:</w:t>
-      </w:r>
-      <w:r>
-        <w:t xml:space="preserve"> Mr Bablu Blkhande</w:t>
-      </w:r>
-      <w:r>
-        <w:br/>
-      </w:r>
-      <w:r>
-        <w:t>Role:</w:t>
-      </w:r>
-      <w:r>
-        <w:t xml:space="preserve"> Society Chairman</w:t>
-      </w:r>
-    </w:p>
-    <w:p>
-      <w:r>
-        <w:t>Goals</w:t>
-      </w:r>
-    </w:p>
-    <w:p>
-      <w:pPr>
-        <w:numPr>
-          <w:ilvl w:val="0"/>
-          <w:numId w:val="5"/>
-        </w:numPr>
-      </w:pPr>
-      <w:r>
-        <w:t xml:space="preserve">Monitor society operations through a dashboard. </w:t>
-      </w:r>
-    </w:p>
-    <w:p>
-      <w:pPr>
-        <w:numPr>
-          <w:ilvl w:val="0"/>
-          <w:numId w:val="5"/>
-        </w:numPr>
-      </w:pPr>
-      <w:r>
-        <w:t xml:space="preserve">Review maintenance collections and financial summaries. </w:t>
-      </w:r>
-    </w:p>
-    <w:p>
-      <w:pPr>
-        <w:numPr>
-          <w:ilvl w:val="0"/>
-          <w:numId w:val="5"/>
-        </w:numPr>
-      </w:pPr>
-      <w:r>
-        <w:t xml:space="preserve">Access important reports quickly. </w:t>
-      </w:r>
-    </w:p>
-    <w:p>
-      <w:pPr>
-        <w:numPr>
-          <w:ilvl w:val="0"/>
-          <w:numId w:val="5"/>
-        </w:numPr>
-      </w:pPr>
-      <w:r>
-        <w:t xml:space="preserve">Make informed decisions during committee meetings. </w:t>
-      </w:r>
-    </w:p>
-    <w:p>
-      <w:r>
-        <w:t>Frustrations</w:t>
-      </w:r>
-    </w:p>
-    <w:p>
-      <w:pPr>
-        <w:numPr>
-          <w:ilvl w:val="0"/>
-          <w:numId w:val="6"/>
-        </w:numPr>
-      </w:pPr>
-      <w:r>
-        <w:t xml:space="preserve">Has to ask different committee members for updates. </w:t>
-      </w:r>
-    </w:p>
-    <w:p>
-      <w:pPr>
-        <w:numPr>
-          <w:ilvl w:val="0"/>
-          <w:numId w:val="6"/>
-        </w:numPr>
-      </w:pPr>
-      <w:r>
-        <w:t xml:space="preserve">Financial information is not available in one place. </w:t>
-      </w:r>
-    </w:p>
-    <w:p>
-      <w:pPr>
-        <w:numPr>
-          <w:ilvl w:val="0"/>
-          <w:numId w:val="6"/>
-        </w:numPr>
-      </w:pPr>
-      <w:r>
-        <w:t xml:space="preserve">Difficult to get an overall view of society operations. </w:t>
-      </w:r>
-    </w:p>
-    <w:p>
-      <w:pPr>
-        <w:numPr>
-          <w:ilvl w:val="0"/>
-          <w:numId w:val="6"/>
-        </w:numPr>
-      </w:pPr>
-      <w:r>
-        <w:t xml:space="preserve">Manual reports are not always up to date. </w:t>
-      </w:r>
-    </w:p>
-    <w:p>
-      <w:r>
-        <w:t>Context</w:t>
-      </w:r>
-    </w:p>
-    <w:p>
-      <w:pPr>
-        <w:rPr>
-          <w:b/>
-          <w:bCs/>
-        </w:rPr>
-      </w:pPr>
-      <w:r>
-        <w:t>Mr Bablu Blkhande oversees the overall functioning of the housing society. He wants quick access to accurate information about finances, residents, and administrative activities without relying on multiple spreadsheets or registers.</w:t>
-      </w:r>
-    </w:p>
-    <w:p/>
-    <w:p>
-      <w:pPr>
+      </w:pPr>
+      <w:r>
         <w:rPr>
           <w:b/>
           <w:bCs/>
           <w:sz w:val="24"/>
           <w:szCs w:val="24"/>
         </w:rPr>
-      </w:pPr>
+        <w:t xml:space="preserve">Value proposition: </w:t>
+      </w:r>
+    </w:p>
+    <w:p>
+      <w:r>
+        <w:t>For housing society committee members who need an efficient way to manage resident records, maintenance payments, financial statements, and society notices, our product provides a centralized management system that organizes all society information in one place, unlike Excel sheets, WhatsApp chats, and manual registers.</w:t>
+      </w:r>
     </w:p>
     <w:p>
       <w:pPr>
@@ -795,42 +807,173 @@
           <w:szCs w:val="24"/>
         </w:rPr>
       </w:pPr>
-      <w:r>
+    </w:p>
+    <w:p>
+      <w:pPr>
         <w:rPr>
           <w:b/>
           <w:bCs/>
           <w:sz w:val="24"/>
           <w:szCs w:val="24"/>
         </w:rPr>
-        <w:lastRenderedPageBreak/>
-        <w:t xml:space="preserve">Value proposition: </w:t>
-      </w:r>
-    </w:p>
-    <w:p>
-      <w:r>
-        <w:t>For housing society committee members who need an efficient way to manage resident records, maintenance payments, financial statements, and society notices, our product provides a centralized management system that organizes all society information in one place, unlike Excel sheets, WhatsApp chats, and manual registers.</w:t>
-      </w:r>
-    </w:p>
-    <w:p>
-      <w:pPr>
+      </w:pPr>
+      <w:r>
         <w:rPr>
           <w:b/>
           <w:bCs/>
           <w:sz w:val="24"/>
           <w:szCs w:val="24"/>
         </w:rPr>
-      </w:pPr>
-    </w:p>
-    <w:p>
-      <w:pPr>
+        <w:t>Competitor</w:t>
+      </w:r>
+      <w:r>
         <w:rPr>
           <w:b/>
           <w:bCs/>
           <w:sz w:val="24"/>
           <w:szCs w:val="24"/>
         </w:rPr>
-      </w:pPr>
-    </w:p>
+        <w:t xml:space="preserve"> Analysis</w:t>
+      </w:r>
+    </w:p>
+    <w:p>
+      <w:pPr>
+        <w:rPr>
+          <w:b/>
+          <w:bCs/>
+        </w:rPr>
+      </w:pPr>
+      <w:r>
+        <w:rPr>
+          <w:b/>
+          <w:bCs/>
+        </w:rPr>
+        <w:t>1) My Gate</w:t>
+      </w:r>
+    </w:p>
+    <w:p>
+      <w:r>
+        <w:t>What it offers:</w:t>
+      </w:r>
+    </w:p>
+    <w:p>
+      <w:r>
+        <w:t>Visitor management, resident communication, maintenance billing, notices, and community management.</w:t>
+      </w:r>
+    </w:p>
+    <w:p>
+      <w:r>
+        <w:t>Strength:</w:t>
+      </w:r>
+    </w:p>
+    <w:p>
+      <w:r>
+        <w:t>Popular, feature-rich, widely used in apartment societies.</w:t>
+      </w:r>
+    </w:p>
+    <w:p>
+      <w:r>
+        <w:t>Limitations:</w:t>
+      </w:r>
+    </w:p>
+    <w:p>
+      <w:r>
+        <w:t>Can be more complex and expensive for smaller societies.</w:t>
+      </w:r>
+    </w:p>
+    <w:p/>
+    <w:p>
+      <w:pPr>
+        <w:rPr>
+          <w:b/>
+          <w:bCs/>
+        </w:rPr>
+      </w:pPr>
+      <w:r>
+        <w:rPr>
+          <w:b/>
+          <w:bCs/>
+        </w:rPr>
+        <w:t>2) NoBrokerHood</w:t>
+      </w:r>
+    </w:p>
+    <w:p>
+      <w:r>
+        <w:t>What it offers:</w:t>
+      </w:r>
+    </w:p>
+    <w:p>
+      <w:r>
+        <w:t>Visitor management, maintenance billing, accounting, notices, and resident communication.</w:t>
+      </w:r>
+    </w:p>
+    <w:p>
+      <w:r>
+        <w:t>Strength:</w:t>
+      </w:r>
+    </w:p>
+    <w:p>
+      <w:r>
+        <w:t>Comprehensive solution with mobile app support.</w:t>
+      </w:r>
+    </w:p>
+    <w:p>
+      <w:r>
+        <w:t>Limitations:</w:t>
+      </w:r>
+    </w:p>
+    <w:p>
+      <w:r>
+        <w:t>Includes many advanced features that small societies may not need.</w:t>
+      </w:r>
+    </w:p>
+    <w:p/>
+    <w:p>
+      <w:pPr>
+        <w:rPr>
+          <w:b/>
+          <w:bCs/>
+        </w:rPr>
+      </w:pPr>
+      <w:r>
+        <w:rPr>
+          <w:b/>
+          <w:bCs/>
+        </w:rPr>
+        <w:t>3) ApartmentADDA</w:t>
+      </w:r>
+    </w:p>
+    <w:p>
+      <w:r>
+        <w:t>What it offers:</w:t>
+      </w:r>
+    </w:p>
+    <w:p>
+      <w:r>
+        <w:t>Resident management, accounting, maintenance billing, notices, helpdesk, and reports.</w:t>
+      </w:r>
+    </w:p>
+    <w:p>
+      <w:r>
+        <w:t>Strength:</w:t>
+      </w:r>
+    </w:p>
+    <w:p>
+      <w:r>
+        <w:t>Strong accounting and administrative features.</w:t>
+      </w:r>
+    </w:p>
+    <w:p>
+      <w:r>
+        <w:t>Limitations:</w:t>
+      </w:r>
+    </w:p>
+    <w:p>
+      <w:r>
+        <w:t>May require training because of its large feature set.</w:t>
+      </w:r>
+    </w:p>
+    <w:p/>
     <w:p>
       <w:pPr>
         <w:rPr>
@@ -850,164 +993,27 @@
           <w:szCs w:val="24"/>
         </w:rPr>
       </w:pPr>
-      <w:r>
+    </w:p>
+    <w:p>
+      <w:pPr>
         <w:rPr>
           <w:b/>
           <w:bCs/>
           <w:sz w:val="24"/>
           <w:szCs w:val="24"/>
         </w:rPr>
-        <w:t>Competitor</w:t>
-      </w:r>
-      <w:r>
+      </w:pPr>
+    </w:p>
+    <w:p>
+      <w:pPr>
         <w:rPr>
           <w:b/>
           <w:bCs/>
           <w:sz w:val="24"/>
           <w:szCs w:val="24"/>
         </w:rPr>
-        <w:t xml:space="preserve"> Analysis</w:t>
-      </w:r>
-    </w:p>
-    <w:p>
-      <w:pPr>
-        <w:rPr>
-          <w:b/>
-          <w:bCs/>
-        </w:rPr>
-      </w:pPr>
-      <w:r>
-        <w:rPr>
-          <w:b/>
-          <w:bCs/>
-        </w:rPr>
-        <w:t>1) My Gate</w:t>
-      </w:r>
-    </w:p>
-    <w:p>
-      <w:r>
-        <w:t>What it offers:</w:t>
-      </w:r>
-    </w:p>
-    <w:p>
-      <w:r>
-        <w:t>Visitor management, resident communication, maintenance billing, notices, and community management.</w:t>
-      </w:r>
-    </w:p>
-    <w:p>
-      <w:r>
-        <w:t>Strength:</w:t>
-      </w:r>
-    </w:p>
-    <w:p>
-      <w:r>
-        <w:t>Popular, feature-rich, widely used in apartment societies.</w:t>
-      </w:r>
-    </w:p>
-    <w:p>
-      <w:r>
-        <w:t>Limitations:</w:t>
-      </w:r>
-    </w:p>
-    <w:p>
-      <w:r>
-        <w:t>Can be more complex and expensive for smaller societies.</w:t>
-      </w:r>
-    </w:p>
-    <w:p/>
-    <w:p>
-      <w:pPr>
-        <w:rPr>
-          <w:b/>
-          <w:bCs/>
-        </w:rPr>
-      </w:pPr>
-      <w:r>
-        <w:rPr>
-          <w:b/>
-          <w:bCs/>
-        </w:rPr>
-        <w:t>2) NoBrokerHood</w:t>
-      </w:r>
-    </w:p>
-    <w:p>
-      <w:r>
-        <w:t>What it offers:</w:t>
-      </w:r>
-    </w:p>
-    <w:p>
-      <w:r>
-        <w:t>Visitor management, maintenance billing, accounting, notices, and resident communication.</w:t>
-      </w:r>
-    </w:p>
-    <w:p>
-      <w:r>
-        <w:t>Strength:</w:t>
-      </w:r>
-    </w:p>
-    <w:p>
-      <w:r>
-        <w:t>Comprehensive solution with mobile app support.</w:t>
-      </w:r>
-    </w:p>
-    <w:p>
-      <w:r>
-        <w:t>Limitations:</w:t>
-      </w:r>
-    </w:p>
-    <w:p>
-      <w:r>
-        <w:t>Includes many advanced features that small societies may not need.</w:t>
-      </w:r>
-    </w:p>
-    <w:p/>
-    <w:p>
-      <w:pPr>
-        <w:rPr>
-          <w:b/>
-          <w:bCs/>
-        </w:rPr>
-      </w:pPr>
-      <w:r>
-        <w:rPr>
-          <w:b/>
-          <w:bCs/>
-        </w:rPr>
-        <w:t>3) ApartmentADDA</w:t>
-      </w:r>
-    </w:p>
-    <w:p>
-      <w:r>
-        <w:t>What it offers:</w:t>
-      </w:r>
-    </w:p>
-    <w:p>
-      <w:r>
-        <w:t>Resident management, accounting, maintenance billing, notices, helpdesk, and reports.</w:t>
-      </w:r>
-    </w:p>
-    <w:p>
-      <w:r>
-        <w:t>Strength:</w:t>
-      </w:r>
-    </w:p>
-    <w:p>
-      <w:r>
-        <w:t>Strong accounting and administrative features.</w:t>
-      </w:r>
-    </w:p>
-    <w:p>
-      <w:r>
-        <w:t>Limitations:</w:t>
-      </w:r>
-    </w:p>
-    <w:p>
-      <w:r>
-        <w:lastRenderedPageBreak/>
-        <w:t>May require training because of its large feature set.</w:t>
-      </w:r>
-    </w:p>
-    <w:p/>
+      </w:pPr>
+    </w:p>
     <w:p>
       <w:pPr>
         <w:rPr>
@@ -1027,17 +1033,195 @@
           <w:szCs w:val="24"/>
         </w:rPr>
       </w:pPr>
-    </w:p>
-    <w:p>
-      <w:pPr>
+      <w:r>
         <w:rPr>
           <w:b/>
           <w:bCs/>
           <w:sz w:val="24"/>
           <w:szCs w:val="24"/>
         </w:rPr>
-      </w:pPr>
-    </w:p>
+        <w:t>Risks</w:t>
+      </w:r>
+    </w:p>
+    <w:p>
+      <w:pPr>
+        <w:pStyle w:val="ListParagraph"/>
+        <w:numPr>
+          <w:ilvl w:val="0"/>
+          <w:numId w:val="53"/>
+        </w:numPr>
+      </w:pPr>
+      <w:r>
+        <w:rPr>
+          <w:b/>
+          <w:bCs/>
+        </w:rPr>
+        <w:t>Data Migration Risk</w:t>
+      </w:r>
+      <w:r>
+        <w:br/>
+        <w:t xml:space="preserve">Existing resident and financial records stored in Excel sheets and manual registers may be incomplete or inconsistent, making migration difficult. </w:t>
+      </w:r>
+    </w:p>
+    <w:p>
+      <w:pPr>
+        <w:pStyle w:val="ListParagraph"/>
+        <w:numPr>
+          <w:ilvl w:val="0"/>
+          <w:numId w:val="53"/>
+        </w:numPr>
+      </w:pPr>
+      <w:r>
+        <w:rPr>
+          <w:b/>
+          <w:bCs/>
+        </w:rPr>
+        <w:t>Data Entry Errors</w:t>
+      </w:r>
+      <w:r>
+        <w:br/>
+        <w:t xml:space="preserve">Incorrect or incomplete information entered by committee members may affect the accuracy of resident records and financial reports. </w:t>
+      </w:r>
+    </w:p>
+    <w:p>
+      <w:pPr>
+        <w:pStyle w:val="ListParagraph"/>
+        <w:numPr>
+          <w:ilvl w:val="0"/>
+          <w:numId w:val="53"/>
+        </w:numPr>
+      </w:pPr>
+      <w:r>
+        <w:rPr>
+          <w:b/>
+          <w:bCs/>
+        </w:rPr>
+        <w:t>User Adoption Risk</w:t>
+      </w:r>
+      <w:r>
+        <w:br/>
+        <w:t xml:space="preserve">Committee members who are accustomed to manual processes may require time and basic training to use the new system effectively. </w:t>
+      </w:r>
+    </w:p>
+    <w:p>
+      <w:pPr>
+        <w:pStyle w:val="ListParagraph"/>
+        <w:numPr>
+          <w:ilvl w:val="0"/>
+          <w:numId w:val="53"/>
+        </w:numPr>
+      </w:pPr>
+      <w:r>
+        <w:rPr>
+          <w:b/>
+          <w:bCs/>
+        </w:rPr>
+        <w:t>Data Security Risk</w:t>
+      </w:r>
+      <w:r>
+        <w:br/>
+        <w:t xml:space="preserve">Unauthorized access to resident and financial information could compromise sensitive society data if proper authentication is not implemented. </w:t>
+      </w:r>
+    </w:p>
+    <w:p>
+      <w:pPr>
+        <w:pStyle w:val="ListParagraph"/>
+        <w:numPr>
+          <w:ilvl w:val="0"/>
+          <w:numId w:val="53"/>
+        </w:numPr>
+      </w:pPr>
+      <w:r>
+        <w:rPr>
+          <w:b/>
+          <w:bCs/>
+        </w:rPr>
+        <w:t>System Reliability Risk</w:t>
+      </w:r>
+      <w:r>
+        <w:br/>
+        <w:t xml:space="preserve">Software bugs or database issues may affect system performance or data availability during the initial release. </w:t>
+      </w:r>
+    </w:p>
+    <w:p>
+      <w:pPr>
+        <w:pStyle w:val="ListParagraph"/>
+        <w:numPr>
+          <w:ilvl w:val="0"/>
+          <w:numId w:val="53"/>
+        </w:numPr>
+      </w:pPr>
+      <w:r>
+        <w:rPr>
+          <w:b/>
+          <w:bCs/>
+        </w:rPr>
+        <w:t>Scalability Risk</w:t>
+      </w:r>
+      <w:r>
+        <w:br/>
+        <w:t xml:space="preserve">As the number of residents and financial records grows, the system may require performance optimization. </w:t>
+      </w:r>
+    </w:p>
+    <w:p>
+      <w:pPr>
+        <w:pStyle w:val="ListParagraph"/>
+        <w:numPr>
+          <w:ilvl w:val="0"/>
+          <w:numId w:val="53"/>
+        </w:numPr>
+      </w:pPr>
+      <w:r>
+        <w:rPr>
+          <w:b/>
+          <w:bCs/>
+        </w:rPr>
+        <w:t>Requirement Changes</w:t>
+      </w:r>
+      <w:r>
+        <w:br/>
+        <w:t>Committee members may request additional features or workflow changes duringdevelopment, which could impact the project timeline.</w:t>
+      </w:r>
+    </w:p>
+    <w:p>
+      <w:pPr>
+        <w:pStyle w:val="ListParagraph"/>
+        <w:numPr>
+          <w:ilvl w:val="0"/>
+          <w:numId w:val="53"/>
+        </w:numPr>
+      </w:pPr>
+      <w:r>
+        <w:rPr>
+          <w:b/>
+          <w:bCs/>
+        </w:rPr>
+        <w:t xml:space="preserve"> AI Response Accuracy: </w:t>
+      </w:r>
+      <w:r>
+        <w:t xml:space="preserve">The AI-generated notice may require manual review to ensure the information is accurate and appropriate before publishing. </w:t>
+      </w:r>
+    </w:p>
+    <w:p>
+      <w:pPr>
+        <w:pStyle w:val="ListParagraph"/>
+        <w:numPr>
+          <w:ilvl w:val="0"/>
+          <w:numId w:val="53"/>
+        </w:numPr>
+      </w:pPr>
+      <w:r>
+        <w:rPr>
+          <w:b/>
+          <w:bCs/>
+        </w:rPr>
+        <w:t>API Availability</w:t>
+      </w:r>
+      <w:r>
+        <w:t>: If the Anthropic API is unavailable or experiences delays, the AI Notice Generator may not function temporarily.</w:t>
+      </w:r>
+    </w:p>
+    <w:p/>
     <w:p>
       <w:pPr>
         <w:rPr>
@@ -1047,239 +1231,13 @@
           <w:szCs w:val="24"/>
         </w:rPr>
       </w:pPr>
-    </w:p>
-    <w:p>
-      <w:pPr>
+      <w:r>
         <w:rPr>
           <w:b/>
           <w:bCs/>
           <w:sz w:val="24"/>
           <w:szCs w:val="24"/>
         </w:rPr>
-      </w:pPr>
-    </w:p>
-    <w:p>
-      <w:pPr>
-        <w:rPr>
-          <w:b/>
-          <w:bCs/>
-          <w:sz w:val="24"/>
-          <w:szCs w:val="24"/>
-        </w:rPr>
-      </w:pPr>
-      <w:r>
-        <w:rPr>
-          <w:b/>
-          <w:bCs/>
-          <w:sz w:val="24"/>
-          <w:szCs w:val="24"/>
-        </w:rPr>
-        <w:t>Risks</w:t>
-      </w:r>
-    </w:p>
-    <w:p>
-      <w:pPr>
-        <w:pStyle w:val="ListParagraph"/>
-        <w:numPr>
-          <w:ilvl w:val="0"/>
-          <w:numId w:val="53"/>
-        </w:numPr>
-      </w:pPr>
-      <w:r>
-        <w:rPr>
-          <w:b/>
-          <w:bCs/>
-        </w:rPr>
-        <w:t>Data Migration Risk</w:t>
-      </w:r>
-      <w:r>
-        <w:br/>
-        <w:t xml:space="preserve">Existing resident and financial records stored in Excel sheets and manual registers may be incomplete or inconsistent, making migration difficult. </w:t>
-      </w:r>
-    </w:p>
-    <w:p>
-      <w:pPr>
-        <w:pStyle w:val="ListParagraph"/>
-        <w:numPr>
-          <w:ilvl w:val="0"/>
-          <w:numId w:val="53"/>
-        </w:numPr>
-      </w:pPr>
-      <w:r>
-        <w:rPr>
-          <w:b/>
-          <w:bCs/>
-        </w:rPr>
-        <w:t>Data Entry Errors</w:t>
-      </w:r>
-      <w:r>
-        <w:br/>
-        <w:t xml:space="preserve">Incorrect or incomplete information entered by committee members may affect the accuracy of resident records and financial reports. </w:t>
-      </w:r>
-    </w:p>
-    <w:p>
-      <w:pPr>
-        <w:pStyle w:val="ListParagraph"/>
-        <w:numPr>
-          <w:ilvl w:val="0"/>
-          <w:numId w:val="53"/>
-        </w:numPr>
-      </w:pPr>
-      <w:r>
-        <w:rPr>
-          <w:b/>
-          <w:bCs/>
-        </w:rPr>
-        <w:t>User Adoption Risk</w:t>
-      </w:r>
-      <w:r>
-        <w:br/>
-        <w:t xml:space="preserve">Committee members who are accustomed to manual processes may require time and basic training to use the new system effectively. </w:t>
-      </w:r>
-    </w:p>
-    <w:p>
-      <w:pPr>
-        <w:pStyle w:val="ListParagraph"/>
-        <w:numPr>
-          <w:ilvl w:val="0"/>
-          <w:numId w:val="53"/>
-        </w:numPr>
-      </w:pPr>
-      <w:r>
-        <w:rPr>
-          <w:b/>
-          <w:bCs/>
-        </w:rPr>
-        <w:t>Data Security Risk</w:t>
-      </w:r>
-      <w:r>
-        <w:br/>
-        <w:t xml:space="preserve">Unauthorized access to resident and financial information could compromise sensitive society data if proper authentication is not implemented. </w:t>
-      </w:r>
-    </w:p>
-    <w:p>
-      <w:pPr>
-        <w:pStyle w:val="ListParagraph"/>
-        <w:numPr>
-          <w:ilvl w:val="0"/>
-          <w:numId w:val="53"/>
-        </w:numPr>
-      </w:pPr>
-      <w:r>
-        <w:rPr>
-          <w:b/>
-          <w:bCs/>
-        </w:rPr>
-        <w:t>System Reliability Risk</w:t>
-      </w:r>
-      <w:r>
-        <w:br/>
-        <w:t xml:space="preserve">Software bugs or database issues may affect system performance or data availability during the initial release. </w:t>
-      </w:r>
-    </w:p>
-    <w:p>
-      <w:pPr>
-        <w:pStyle w:val="ListParagraph"/>
-        <w:numPr>
-          <w:ilvl w:val="0"/>
-          <w:numId w:val="53"/>
-        </w:numPr>
-      </w:pPr>
-      <w:r>
-        <w:rPr>
-          <w:b/>
-          <w:bCs/>
-        </w:rPr>
-        <w:t>Scalability Risk</w:t>
-      </w:r>
-      <w:r>
-        <w:br/>
-        <w:t xml:space="preserve">As the number of residents and financial records grows, the system may require performance optimization. </w:t>
-      </w:r>
-    </w:p>
-    <w:p>
-      <w:pPr>
-        <w:pStyle w:val="ListParagraph"/>
-        <w:numPr>
-          <w:ilvl w:val="0"/>
-          <w:numId w:val="53"/>
-        </w:numPr>
-      </w:pPr>
-      <w:r>
-        <w:rPr>
-          <w:b/>
-          <w:bCs/>
-        </w:rPr>
-        <w:t>Requirement Changes</w:t>
-      </w:r>
-      <w:r>
-        <w:br/>
-        <w:t xml:space="preserve">Committee members may request additional features or workflow changes </w:t>
-      </w:r>
-      <w:proofErr w:type="spellStart"/>
-      <w:r>
-        <w:t>duringdevelopment</w:t>
-      </w:r>
-      <w:proofErr w:type="spellEnd"/>
-      <w:r>
-        <w:t>, which could impact the project timeline.</w:t>
-      </w:r>
-    </w:p>
-    <w:p>
-      <w:pPr>
-        <w:pStyle w:val="ListParagraph"/>
-        <w:numPr>
-          <w:ilvl w:val="0"/>
-          <w:numId w:val="53"/>
-        </w:numPr>
-      </w:pPr>
-      <w:r>
-        <w:rPr>
-          <w:b/>
-          <w:bCs/>
-        </w:rPr>
-        <w:t xml:space="preserve"> AI Response Accuracy: </w:t>
-      </w:r>
-      <w:r>
-        <w:t xml:space="preserve">The AI-generated notice may require manual review to ensure the information is accurate and appropriate before publishing. </w:t>
-      </w:r>
-    </w:p>
-    <w:p>
-      <w:pPr>
-        <w:pStyle w:val="ListParagraph"/>
-        <w:numPr>
-          <w:ilvl w:val="0"/>
-          <w:numId w:val="53"/>
-        </w:numPr>
-      </w:pPr>
-      <w:r>
-        <w:rPr>
-          <w:b/>
-          <w:bCs/>
-        </w:rPr>
-        <w:t>API Availability</w:t>
-      </w:r>
-      <w:r>
-        <w:t>: If the Anthropic API is unavailable or experiences delays, the AI Notice Generator may not function temporarily.</w:t>
-      </w:r>
-    </w:p>
-    <w:p/>
-    <w:p>
-      <w:pPr>
-        <w:rPr>
-          <w:b/>
-          <w:bCs/>
-          <w:sz w:val="24"/>
-          <w:szCs w:val="24"/>
-        </w:rPr>
-      </w:pPr>
-      <w:r>
-        <w:rPr>
-          <w:b/>
-          <w:bCs/>
-          <w:sz w:val="24"/>
-          <w:szCs w:val="24"/>
-        </w:rPr>
         <w:t>MVP SCOPE</w:t>
       </w:r>
     </w:p>
@@ -1337,51 +1295,51 @@
         <w:rPr>
           <w:rFonts w:ascii="Segoe UI Emoji" w:hAnsi="Segoe UI Emoji" w:cs="Segoe UI Emoji"/>
         </w:rPr>
+        <w:t>2)</w:t>
+      </w:r>
+      <w:r>
+        <w:t xml:space="preserve"> Maintenance Management</w:t>
+      </w:r>
+    </w:p>
+    <w:p>
+      <w:pPr>
+        <w:numPr>
+          <w:ilvl w:val="0"/>
+          <w:numId w:val="8"/>
+        </w:numPr>
+      </w:pPr>
+      <w:r>
+        <w:t xml:space="preserve">Record maintenance payments </w:t>
+      </w:r>
+    </w:p>
+    <w:p>
+      <w:pPr>
+        <w:numPr>
+          <w:ilvl w:val="0"/>
+          <w:numId w:val="8"/>
+        </w:numPr>
+      </w:pPr>
+      <w:r>
+        <w:t xml:space="preserve">View payment history </w:t>
+      </w:r>
+    </w:p>
+    <w:p>
+      <w:pPr>
+        <w:numPr>
+          <w:ilvl w:val="0"/>
+          <w:numId w:val="8"/>
+        </w:numPr>
+      </w:pPr>
+      <w:r>
+        <w:t xml:space="preserve">Track paid and pending dues </w:t>
+      </w:r>
+    </w:p>
+    <w:p>
+      <w:r>
+        <w:rPr>
+          <w:rFonts w:ascii="Segoe UI Emoji" w:hAnsi="Segoe UI Emoji" w:cs="Segoe UI Emoji"/>
+        </w:rPr>
         <w:lastRenderedPageBreak/>
-        <w:t>2)</w:t>
-      </w:r>
-      <w:r>
-        <w:t xml:space="preserve"> Maintenance Management</w:t>
-      </w:r>
-    </w:p>
-    <w:p>
-      <w:pPr>
-        <w:numPr>
-          <w:ilvl w:val="0"/>
-          <w:numId w:val="8"/>
-        </w:numPr>
-      </w:pPr>
-      <w:r>
-        <w:t xml:space="preserve">Record maintenance payments </w:t>
-      </w:r>
-    </w:p>
-    <w:p>
-      <w:pPr>
-        <w:numPr>
-          <w:ilvl w:val="0"/>
-          <w:numId w:val="8"/>
-        </w:numPr>
-      </w:pPr>
-      <w:r>
-        <w:t xml:space="preserve">View payment history </w:t>
-      </w:r>
-    </w:p>
-    <w:p>
-      <w:pPr>
-        <w:numPr>
-          <w:ilvl w:val="0"/>
-          <w:numId w:val="8"/>
-        </w:numPr>
-      </w:pPr>
-      <w:r>
-        <w:t xml:space="preserve">Track paid and pending dues </w:t>
-      </w:r>
-    </w:p>
-    <w:p>
-      <w:r>
-        <w:rPr>
-          <w:rFonts w:ascii="Segoe UI Emoji" w:hAnsi="Segoe UI Emoji" w:cs="Segoe UI Emoji"/>
-        </w:rPr>
         <w:t>3)</w:t>
       </w:r>
       <w:r>
@@ -1680,7 +1638,6 @@
         <w:rPr>
           <w:rFonts w:ascii="Segoe UI Emoji" w:hAnsi="Segoe UI Emoji" w:cs="Segoe UI Emoji"/>
         </w:rPr>
-        <w:lastRenderedPageBreak/>
         <w:t>4)</w:t>
       </w:r>
       <w:r>
@@ -2037,55 +1994,55 @@
         </w:numPr>
       </w:pPr>
       <w:r>
+        <w:t xml:space="preserve">The interface should be simple and easy to use. </w:t>
+      </w:r>
+    </w:p>
+    <w:p>
+      <w:pPr>
+        <w:numPr>
+          <w:ilvl w:val="0"/>
+          <w:numId w:val="13"/>
+        </w:numPr>
+      </w:pPr>
+      <w:r>
+        <w:t xml:space="preserve">Navigation should be clear and intuitive. </w:t>
+      </w:r>
+    </w:p>
+    <w:p>
+      <w:pPr>
+        <w:rPr>
+          <w:b/>
+          <w:bCs/>
+        </w:rPr>
+      </w:pPr>
+      <w:r>
+        <w:rPr>
+          <w:b/>
+          <w:bCs/>
+        </w:rPr>
+        <w:t>Security</w:t>
+      </w:r>
+    </w:p>
+    <w:p>
+      <w:pPr>
+        <w:numPr>
+          <w:ilvl w:val="0"/>
+          <w:numId w:val="14"/>
+        </w:numPr>
+      </w:pPr>
+      <w:r>
+        <w:t xml:space="preserve">Only authorized committee members should be able to log in. </w:t>
+      </w:r>
+    </w:p>
+    <w:p>
+      <w:pPr>
+        <w:numPr>
+          <w:ilvl w:val="0"/>
+          <w:numId w:val="14"/>
+        </w:numPr>
+      </w:pPr>
+      <w:r>
         <w:lastRenderedPageBreak/>
-        <w:t xml:space="preserve">The interface should be simple and easy to use. </w:t>
-      </w:r>
-    </w:p>
-    <w:p>
-      <w:pPr>
-        <w:numPr>
-          <w:ilvl w:val="0"/>
-          <w:numId w:val="13"/>
-        </w:numPr>
-      </w:pPr>
-      <w:r>
-        <w:t xml:space="preserve">Navigation should be clear and intuitive. </w:t>
-      </w:r>
-    </w:p>
-    <w:p>
-      <w:pPr>
-        <w:rPr>
-          <w:b/>
-          <w:bCs/>
-        </w:rPr>
-      </w:pPr>
-      <w:r>
-        <w:rPr>
-          <w:b/>
-          <w:bCs/>
-        </w:rPr>
-        <w:t>Security</w:t>
-      </w:r>
-    </w:p>
-    <w:p>
-      <w:pPr>
-        <w:numPr>
-          <w:ilvl w:val="0"/>
-          <w:numId w:val="14"/>
-        </w:numPr>
-      </w:pPr>
-      <w:r>
-        <w:t xml:space="preserve">Only authorized committee members should be able to log in. </w:t>
-      </w:r>
-    </w:p>
-    <w:p>
-      <w:pPr>
-        <w:numPr>
-          <w:ilvl w:val="0"/>
-          <w:numId w:val="14"/>
-        </w:numPr>
-      </w:pPr>
-      <w:r>
         <w:t xml:space="preserve">Passwords should be stored securely. </w:t>
       </w:r>
     </w:p>
@@ -2519,69 +2476,69 @@
           <w:b/>
           <w:bCs/>
         </w:rPr>
+        <w:t>When</w:t>
+      </w:r>
+      <w:r>
+        <w:t xml:space="preserve"> I enter a valid email/username and password and click </w:t>
+      </w:r>
+      <w:r>
+        <w:rPr>
+          <w:b/>
+          <w:bCs/>
+        </w:rPr>
+        <w:t>Login</w:t>
+      </w:r>
+      <w:r>
+        <w:t xml:space="preserve">, </w:t>
+      </w:r>
+    </w:p>
+    <w:p>
+      <w:pPr>
+        <w:numPr>
+          <w:ilvl w:val="0"/>
+          <w:numId w:val="21"/>
+        </w:numPr>
+      </w:pPr>
+      <w:r>
+        <w:rPr>
+          <w:b/>
+          <w:bCs/>
+        </w:rPr>
+        <w:t>Then</w:t>
+      </w:r>
+      <w:r>
+        <w:t xml:space="preserve"> I should be redirected to the dashboard. </w:t>
+      </w:r>
+    </w:p>
+    <w:p/>
+    <w:p>
+      <w:pPr>
+        <w:rPr>
+          <w:b/>
+          <w:bCs/>
+        </w:rPr>
+      </w:pPr>
+      <w:r>
+        <w:rPr>
+          <w:b/>
+          <w:bCs/>
+        </w:rPr>
+        <w:t>3) Invalid Login</w:t>
+      </w:r>
+    </w:p>
+    <w:p>
+      <w:pPr>
+        <w:rPr>
+          <w:b/>
+          <w:bCs/>
+        </w:rPr>
+      </w:pPr>
+      <w:r>
+        <w:rPr>
+          <w:b/>
+          <w:bCs/>
+        </w:rPr>
         <w:lastRenderedPageBreak/>
-        <w:t>When</w:t>
-      </w:r>
-      <w:r>
-        <w:t xml:space="preserve"> I enter a valid email/username and password and click </w:t>
-      </w:r>
-      <w:r>
-        <w:rPr>
-          <w:b/>
-          <w:bCs/>
-        </w:rPr>
-        <w:t>Login</w:t>
-      </w:r>
-      <w:r>
-        <w:t xml:space="preserve">, </w:t>
-      </w:r>
-    </w:p>
-    <w:p>
-      <w:pPr>
-        <w:numPr>
-          <w:ilvl w:val="0"/>
-          <w:numId w:val="21"/>
-        </w:numPr>
-      </w:pPr>
-      <w:r>
-        <w:rPr>
-          <w:b/>
-          <w:bCs/>
-        </w:rPr>
-        <w:t>Then</w:t>
-      </w:r>
-      <w:r>
-        <w:t xml:space="preserve"> I should be redirected to the dashboard. </w:t>
-      </w:r>
-    </w:p>
-    <w:p/>
-    <w:p>
-      <w:pPr>
-        <w:rPr>
-          <w:b/>
-          <w:bCs/>
-        </w:rPr>
-      </w:pPr>
-      <w:r>
-        <w:rPr>
-          <w:b/>
-          <w:bCs/>
-        </w:rPr>
-        <w:t>3) Invalid Login</w:t>
-      </w:r>
-    </w:p>
-    <w:p>
-      <w:pPr>
-        <w:rPr>
-          <w:b/>
-          <w:bCs/>
-        </w:rPr>
-      </w:pPr>
-      <w:r>
-        <w:rPr>
-          <w:b/>
-          <w:bCs/>
-        </w:rPr>
         <w:t>User Story</w:t>
       </w:r>
     </w:p>
@@ -2910,426 +2867,426 @@
           <w:b/>
           <w:bCs/>
         </w:rPr>
+        <w:t>User Story:</w:t>
+      </w:r>
+      <w:r>
+        <w:br/>
+        <w:t>As a Society Treasurer, I want to search for resident records so that I can quickly find the required information.</w:t>
+      </w:r>
+    </w:p>
+    <w:p>
+      <w:r>
+        <w:rPr>
+          <w:b/>
+          <w:bCs/>
+        </w:rPr>
+        <w:t>Acceptance Criteria</w:t>
+      </w:r>
+    </w:p>
+    <w:p>
+      <w:pPr>
+        <w:numPr>
+          <w:ilvl w:val="0"/>
+          <w:numId w:val="25"/>
+        </w:numPr>
+      </w:pPr>
+      <w:r>
+        <w:rPr>
+          <w:b/>
+          <w:bCs/>
+        </w:rPr>
+        <w:t>Given</w:t>
+      </w:r>
+      <w:r>
+        <w:t xml:space="preserve"> resident records are available, </w:t>
+      </w:r>
+    </w:p>
+    <w:p>
+      <w:pPr>
+        <w:numPr>
+          <w:ilvl w:val="0"/>
+          <w:numId w:val="25"/>
+        </w:numPr>
+      </w:pPr>
+      <w:r>
+        <w:rPr>
+          <w:b/>
+          <w:bCs/>
+        </w:rPr>
+        <w:t>When</w:t>
+      </w:r>
+      <w:r>
+        <w:t xml:space="preserve"> I search by name or flat number, </w:t>
+      </w:r>
+    </w:p>
+    <w:p>
+      <w:pPr>
+        <w:numPr>
+          <w:ilvl w:val="0"/>
+          <w:numId w:val="25"/>
+        </w:numPr>
+      </w:pPr>
+      <w:r>
+        <w:rPr>
+          <w:b/>
+          <w:bCs/>
+        </w:rPr>
+        <w:lastRenderedPageBreak/>
+        <w:t>Then</w:t>
+      </w:r>
+      <w:r>
+        <w:t xml:space="preserve"> the matching resident details should be displayed. </w:t>
+      </w:r>
+    </w:p>
+    <w:p/>
+    <w:p>
+      <w:pPr>
+        <w:rPr>
+          <w:b/>
+          <w:bCs/>
+        </w:rPr>
+      </w:pPr>
+      <w:r>
+        <w:rPr>
+          <w:rFonts w:ascii="Segoe UI Emoji" w:hAnsi="Segoe UI Emoji" w:cs="Segoe UI Emoji"/>
+          <w:b/>
+          <w:bCs/>
+        </w:rPr>
+        <w:t>5)</w:t>
+      </w:r>
+      <w:r>
+        <w:rPr>
+          <w:b/>
+          <w:bCs/>
+        </w:rPr>
+        <w:t xml:space="preserve"> Maintenance Management</w:t>
+      </w:r>
+    </w:p>
+    <w:p>
+      <w:pPr>
+        <w:rPr>
+          <w:b/>
+          <w:bCs/>
+        </w:rPr>
+      </w:pPr>
+      <w:r>
+        <w:rPr>
+          <w:b/>
+          <w:bCs/>
+        </w:rPr>
+        <w:t>1. Record Maintenance Payment</w:t>
+      </w:r>
+    </w:p>
+    <w:p>
+      <w:r>
+        <w:rPr>
+          <w:b/>
+          <w:bCs/>
+        </w:rPr>
+        <w:t>User Story:</w:t>
+      </w:r>
+      <w:r>
+        <w:br/>
+        <w:t>As a Society Treasurer, I want to record maintenance payments so that I can keep track of residents' payments.</w:t>
+      </w:r>
+    </w:p>
+    <w:p>
+      <w:r>
+        <w:rPr>
+          <w:b/>
+          <w:bCs/>
+        </w:rPr>
+        <w:t>Acceptance Criteria</w:t>
+      </w:r>
+    </w:p>
+    <w:p>
+      <w:pPr>
+        <w:numPr>
+          <w:ilvl w:val="0"/>
+          <w:numId w:val="26"/>
+        </w:numPr>
+      </w:pPr>
+      <w:r>
+        <w:rPr>
+          <w:b/>
+          <w:bCs/>
+        </w:rPr>
+        <w:t>Given</w:t>
+      </w:r>
+      <w:r>
+        <w:t xml:space="preserve"> a resident exists, </w:t>
+      </w:r>
+    </w:p>
+    <w:p>
+      <w:pPr>
+        <w:numPr>
+          <w:ilvl w:val="0"/>
+          <w:numId w:val="26"/>
+        </w:numPr>
+      </w:pPr>
+      <w:r>
+        <w:rPr>
+          <w:b/>
+          <w:bCs/>
+        </w:rPr>
+        <w:t>When</w:t>
+      </w:r>
+      <w:r>
+        <w:t xml:space="preserve"> I record a maintenance payment, </w:t>
+      </w:r>
+    </w:p>
+    <w:p>
+      <w:pPr>
+        <w:numPr>
+          <w:ilvl w:val="0"/>
+          <w:numId w:val="26"/>
+        </w:numPr>
+      </w:pPr>
+      <w:r>
+        <w:rPr>
+          <w:b/>
+          <w:bCs/>
+        </w:rPr>
+        <w:t>Then</w:t>
+      </w:r>
+      <w:r>
+        <w:t xml:space="preserve"> the payment should be saved successfully. </w:t>
+      </w:r>
+    </w:p>
+    <w:p/>
+    <w:p>
+      <w:pPr>
+        <w:rPr>
+          <w:b/>
+          <w:bCs/>
+        </w:rPr>
+      </w:pPr>
+      <w:r>
+        <w:rPr>
+          <w:b/>
+          <w:bCs/>
+        </w:rPr>
+        <w:t>2. View Payment History</w:t>
+      </w:r>
+    </w:p>
+    <w:p>
+      <w:r>
+        <w:rPr>
+          <w:b/>
+          <w:bCs/>
+        </w:rPr>
+        <w:t>User Story:</w:t>
+      </w:r>
+      <w:r>
+        <w:br/>
+        <w:t>As a Society Treasurer, I want to view payment history so that I can verify previous maintenance transactions.</w:t>
+      </w:r>
+    </w:p>
+    <w:p>
+      <w:r>
+        <w:rPr>
+          <w:b/>
+          <w:bCs/>
+        </w:rPr>
+        <w:t>Acceptance Criteria</w:t>
+      </w:r>
+    </w:p>
+    <w:p>
+      <w:pPr>
+        <w:numPr>
+          <w:ilvl w:val="0"/>
+          <w:numId w:val="27"/>
+        </w:numPr>
+      </w:pPr>
+      <w:r>
+        <w:rPr>
+          <w:b/>
+          <w:bCs/>
+        </w:rPr>
+        <w:t>Given</w:t>
+      </w:r>
+      <w:r>
+        <w:t xml:space="preserve"> payment records are available, </w:t>
+      </w:r>
+    </w:p>
+    <w:p>
+      <w:pPr>
+        <w:numPr>
+          <w:ilvl w:val="0"/>
+          <w:numId w:val="27"/>
+        </w:numPr>
+      </w:pPr>
+      <w:r>
+        <w:rPr>
+          <w:b/>
+          <w:bCs/>
+        </w:rPr>
+        <w:t>When</w:t>
+      </w:r>
+      <w:r>
+        <w:t xml:space="preserve"> I open the payment history, </w:t>
+      </w:r>
+    </w:p>
+    <w:p>
+      <w:pPr>
+        <w:numPr>
+          <w:ilvl w:val="0"/>
+          <w:numId w:val="27"/>
+        </w:numPr>
+      </w:pPr>
+      <w:r>
+        <w:rPr>
+          <w:b/>
+          <w:bCs/>
+        </w:rPr>
+        <w:t>Then</w:t>
+      </w:r>
+      <w:r>
+        <w:t xml:space="preserve"> all maintenance transactions should be displayed. </w:t>
+      </w:r>
+    </w:p>
+    <w:p/>
+    <w:p>
+      <w:pPr>
+        <w:rPr>
+          <w:b/>
+          <w:bCs/>
+        </w:rPr>
+      </w:pPr>
+      <w:r>
+        <w:rPr>
+          <w:b/>
+          <w:bCs/>
+        </w:rPr>
+        <w:t>3. Track Pending Dues</w:t>
+      </w:r>
+    </w:p>
+    <w:p>
+      <w:r>
+        <w:rPr>
+          <w:b/>
+          <w:bCs/>
+        </w:rPr>
+        <w:t>User Story:</w:t>
+      </w:r>
+      <w:r>
+        <w:br/>
+        <w:t>As a Society Treasurer, I want to identify pending maintenance dues so that I can follow up with residents.</w:t>
+      </w:r>
+    </w:p>
+    <w:p>
+      <w:r>
+        <w:rPr>
+          <w:b/>
+          <w:bCs/>
+        </w:rPr>
+        <w:t>Acceptance Criteria</w:t>
+      </w:r>
+    </w:p>
+    <w:p>
+      <w:pPr>
+        <w:numPr>
+          <w:ilvl w:val="0"/>
+          <w:numId w:val="28"/>
+        </w:numPr>
+      </w:pPr>
+      <w:r>
+        <w:rPr>
+          <w:b/>
+          <w:bCs/>
+        </w:rPr>
+        <w:t>Given</w:t>
+      </w:r>
+      <w:r>
+        <w:t xml:space="preserve"> some residents have unpaid maintenance, </w:t>
+      </w:r>
+    </w:p>
+    <w:p>
+      <w:pPr>
+        <w:numPr>
+          <w:ilvl w:val="0"/>
+          <w:numId w:val="28"/>
+        </w:numPr>
+      </w:pPr>
+      <w:r>
+        <w:rPr>
+          <w:b/>
+          <w:bCs/>
+        </w:rPr>
+        <w:t>When</w:t>
+      </w:r>
+      <w:r>
+        <w:t xml:space="preserve"> I view pending dues, </w:t>
+      </w:r>
+    </w:p>
+    <w:p>
+      <w:pPr>
+        <w:numPr>
+          <w:ilvl w:val="0"/>
+          <w:numId w:val="28"/>
+        </w:numPr>
+      </w:pPr>
+      <w:r>
+        <w:rPr>
+          <w:b/>
+          <w:bCs/>
+        </w:rPr>
+        <w:t>Then</w:t>
+      </w:r>
+      <w:r>
+        <w:t xml:space="preserve"> the system should display all pending payments. </w:t>
+      </w:r>
+    </w:p>
+    <w:p/>
+    <w:p>
+      <w:pPr>
+        <w:rPr>
+          <w:b/>
+          <w:bCs/>
+        </w:rPr>
+      </w:pPr>
+      <w:r>
+        <w:rPr>
+          <w:rFonts w:ascii="Segoe UI Emoji" w:hAnsi="Segoe UI Emoji" w:cs="Segoe UI Emoji"/>
+          <w:b/>
+          <w:bCs/>
+        </w:rPr>
+        <w:t>6)</w:t>
+      </w:r>
+      <w:r>
+        <w:rPr>
+          <w:b/>
+          <w:bCs/>
+        </w:rPr>
+        <w:t xml:space="preserve"> Accounting &amp; Financial Statements</w:t>
+      </w:r>
+    </w:p>
+    <w:p>
+      <w:pPr>
+        <w:rPr>
+          <w:b/>
+          <w:bCs/>
+        </w:rPr>
+      </w:pPr>
+      <w:r>
+        <w:rPr>
+          <w:b/>
+          <w:bCs/>
+        </w:rPr>
+        <w:t>1. Record Income &amp; Expenses</w:t>
+      </w:r>
+    </w:p>
+    <w:p>
+      <w:r>
+        <w:rPr>
+          <w:b/>
+          <w:bCs/>
+        </w:rPr>
         <w:lastRenderedPageBreak/>
         <w:t>User Story:</w:t>
       </w:r>
       <w:r>
         <w:br/>
-        <w:t>As a Society Treasurer, I want to search for resident records so that I can quickly find the required information.</w:t>
-      </w:r>
-    </w:p>
-    <w:p>
-      <w:r>
-        <w:rPr>
-          <w:b/>
-          <w:bCs/>
-        </w:rPr>
-        <w:t>Acceptance Criteria</w:t>
-      </w:r>
-    </w:p>
-    <w:p>
-      <w:pPr>
-        <w:numPr>
-          <w:ilvl w:val="0"/>
-          <w:numId w:val="25"/>
-        </w:numPr>
-      </w:pPr>
-      <w:r>
-        <w:rPr>
-          <w:b/>
-          <w:bCs/>
-        </w:rPr>
-        <w:t>Given</w:t>
-      </w:r>
-      <w:r>
-        <w:t xml:space="preserve"> resident records are available, </w:t>
-      </w:r>
-    </w:p>
-    <w:p>
-      <w:pPr>
-        <w:numPr>
-          <w:ilvl w:val="0"/>
-          <w:numId w:val="25"/>
-        </w:numPr>
-      </w:pPr>
-      <w:r>
-        <w:rPr>
-          <w:b/>
-          <w:bCs/>
-        </w:rPr>
-        <w:t>When</w:t>
-      </w:r>
-      <w:r>
-        <w:t xml:space="preserve"> I search by name or flat number, </w:t>
-      </w:r>
-    </w:p>
-    <w:p>
-      <w:pPr>
-        <w:numPr>
-          <w:ilvl w:val="0"/>
-          <w:numId w:val="25"/>
-        </w:numPr>
-      </w:pPr>
-      <w:r>
-        <w:rPr>
-          <w:b/>
-          <w:bCs/>
-        </w:rPr>
-        <w:t>Then</w:t>
-      </w:r>
-      <w:r>
-        <w:t xml:space="preserve"> the matching resident details should be displayed. </w:t>
-      </w:r>
-    </w:p>
-    <w:p/>
-    <w:p>
-      <w:pPr>
-        <w:rPr>
-          <w:b/>
-          <w:bCs/>
-        </w:rPr>
-      </w:pPr>
-      <w:r>
-        <w:rPr>
-          <w:rFonts w:ascii="Segoe UI Emoji" w:hAnsi="Segoe UI Emoji" w:cs="Segoe UI Emoji"/>
-          <w:b/>
-          <w:bCs/>
-        </w:rPr>
-        <w:t>5)</w:t>
-      </w:r>
-      <w:r>
-        <w:rPr>
-          <w:b/>
-          <w:bCs/>
-        </w:rPr>
-        <w:t xml:space="preserve"> Maintenance Management</w:t>
-      </w:r>
-    </w:p>
-    <w:p>
-      <w:pPr>
-        <w:rPr>
-          <w:b/>
-          <w:bCs/>
-        </w:rPr>
-      </w:pPr>
-      <w:r>
-        <w:rPr>
-          <w:b/>
-          <w:bCs/>
-        </w:rPr>
-        <w:t>1. Record Maintenance Payment</w:t>
-      </w:r>
-    </w:p>
-    <w:p>
-      <w:r>
-        <w:rPr>
-          <w:b/>
-          <w:bCs/>
-        </w:rPr>
-        <w:t>User Story:</w:t>
-      </w:r>
-      <w:r>
-        <w:br/>
-        <w:t>As a Society Treasurer, I want to record maintenance payments so that I can keep track of residents' payments.</w:t>
-      </w:r>
-    </w:p>
-    <w:p>
-      <w:r>
-        <w:rPr>
-          <w:b/>
-          <w:bCs/>
-        </w:rPr>
-        <w:t>Acceptance Criteria</w:t>
-      </w:r>
-    </w:p>
-    <w:p>
-      <w:pPr>
-        <w:numPr>
-          <w:ilvl w:val="0"/>
-          <w:numId w:val="26"/>
-        </w:numPr>
-      </w:pPr>
-      <w:r>
-        <w:rPr>
-          <w:b/>
-          <w:bCs/>
-        </w:rPr>
-        <w:t>Given</w:t>
-      </w:r>
-      <w:r>
-        <w:t xml:space="preserve"> a resident exists, </w:t>
-      </w:r>
-    </w:p>
-    <w:p>
-      <w:pPr>
-        <w:numPr>
-          <w:ilvl w:val="0"/>
-          <w:numId w:val="26"/>
-        </w:numPr>
-      </w:pPr>
-      <w:r>
-        <w:rPr>
-          <w:b/>
-          <w:bCs/>
-        </w:rPr>
-        <w:t>When</w:t>
-      </w:r>
-      <w:r>
-        <w:t xml:space="preserve"> I record a maintenance payment, </w:t>
-      </w:r>
-    </w:p>
-    <w:p>
-      <w:pPr>
-        <w:numPr>
-          <w:ilvl w:val="0"/>
-          <w:numId w:val="26"/>
-        </w:numPr>
-      </w:pPr>
-      <w:r>
-        <w:rPr>
-          <w:b/>
-          <w:bCs/>
-        </w:rPr>
-        <w:t>Then</w:t>
-      </w:r>
-      <w:r>
-        <w:t xml:space="preserve"> the payment should be saved successfully. </w:t>
-      </w:r>
-    </w:p>
-    <w:p/>
-    <w:p>
-      <w:pPr>
-        <w:rPr>
-          <w:b/>
-          <w:bCs/>
-        </w:rPr>
-      </w:pPr>
-      <w:r>
-        <w:rPr>
-          <w:b/>
-          <w:bCs/>
-        </w:rPr>
-        <w:t>2. View Payment History</w:t>
-      </w:r>
-    </w:p>
-    <w:p>
-      <w:r>
-        <w:rPr>
-          <w:b/>
-          <w:bCs/>
-        </w:rPr>
-        <w:t>User Story:</w:t>
-      </w:r>
-      <w:r>
-        <w:br/>
-        <w:t>As a Society Treasurer, I want to view payment history so that I can verify previous maintenance transactions.</w:t>
-      </w:r>
-    </w:p>
-    <w:p>
-      <w:r>
-        <w:rPr>
-          <w:b/>
-          <w:bCs/>
-        </w:rPr>
-        <w:t>Acceptance Criteria</w:t>
-      </w:r>
-    </w:p>
-    <w:p>
-      <w:pPr>
-        <w:numPr>
-          <w:ilvl w:val="0"/>
-          <w:numId w:val="27"/>
-        </w:numPr>
-      </w:pPr>
-      <w:r>
-        <w:rPr>
-          <w:b/>
-          <w:bCs/>
-        </w:rPr>
-        <w:t>Given</w:t>
-      </w:r>
-      <w:r>
-        <w:t xml:space="preserve"> payment records are available, </w:t>
-      </w:r>
-    </w:p>
-    <w:p>
-      <w:pPr>
-        <w:numPr>
-          <w:ilvl w:val="0"/>
-          <w:numId w:val="27"/>
-        </w:numPr>
-      </w:pPr>
-      <w:r>
-        <w:rPr>
-          <w:b/>
-          <w:bCs/>
-        </w:rPr>
-        <w:t>When</w:t>
-      </w:r>
-      <w:r>
-        <w:t xml:space="preserve"> I open the payment history, </w:t>
-      </w:r>
-    </w:p>
-    <w:p>
-      <w:pPr>
-        <w:numPr>
-          <w:ilvl w:val="0"/>
-          <w:numId w:val="27"/>
-        </w:numPr>
-      </w:pPr>
-      <w:r>
-        <w:rPr>
-          <w:b/>
-          <w:bCs/>
-        </w:rPr>
-        <w:t>Then</w:t>
-      </w:r>
-      <w:r>
-        <w:t xml:space="preserve"> all maintenance transactions should be displayed. </w:t>
-      </w:r>
-    </w:p>
-    <w:p/>
-    <w:p>
-      <w:pPr>
-        <w:rPr>
-          <w:b/>
-          <w:bCs/>
-        </w:rPr>
-      </w:pPr>
-      <w:r>
-        <w:rPr>
-          <w:b/>
-          <w:bCs/>
-        </w:rPr>
-        <w:t>3. Track Pending Dues</w:t>
-      </w:r>
-    </w:p>
-    <w:p>
-      <w:r>
-        <w:rPr>
-          <w:b/>
-          <w:bCs/>
-        </w:rPr>
-        <w:t>User Story:</w:t>
-      </w:r>
-      <w:r>
-        <w:br/>
-        <w:t>As a Society Treasurer, I want to identify pending maintenance dues so that I can follow up with residents.</w:t>
-      </w:r>
-    </w:p>
-    <w:p>
-      <w:r>
-        <w:rPr>
-          <w:b/>
-          <w:bCs/>
-        </w:rPr>
-        <w:t>Acceptance Criteria</w:t>
-      </w:r>
-    </w:p>
-    <w:p>
-      <w:pPr>
-        <w:numPr>
-          <w:ilvl w:val="0"/>
-          <w:numId w:val="28"/>
-        </w:numPr>
-      </w:pPr>
-      <w:r>
-        <w:rPr>
-          <w:b/>
-          <w:bCs/>
-        </w:rPr>
-        <w:t>Given</w:t>
-      </w:r>
-      <w:r>
-        <w:t xml:space="preserve"> some residents have unpaid maintenance, </w:t>
-      </w:r>
-    </w:p>
-    <w:p>
-      <w:pPr>
-        <w:numPr>
-          <w:ilvl w:val="0"/>
-          <w:numId w:val="28"/>
-        </w:numPr>
-      </w:pPr>
-      <w:r>
-        <w:rPr>
-          <w:b/>
-          <w:bCs/>
-        </w:rPr>
-        <w:t>When</w:t>
-      </w:r>
-      <w:r>
-        <w:t xml:space="preserve"> I view pending dues, </w:t>
-      </w:r>
-    </w:p>
-    <w:p>
-      <w:pPr>
-        <w:numPr>
-          <w:ilvl w:val="0"/>
-          <w:numId w:val="28"/>
-        </w:numPr>
-      </w:pPr>
-      <w:r>
-        <w:rPr>
-          <w:b/>
-          <w:bCs/>
-        </w:rPr>
-        <w:lastRenderedPageBreak/>
-        <w:t>Then</w:t>
-      </w:r>
-      <w:r>
-        <w:t xml:space="preserve"> the system should display all pending payments. </w:t>
-      </w:r>
-    </w:p>
-    <w:p/>
-    <w:p>
-      <w:pPr>
-        <w:rPr>
-          <w:b/>
-          <w:bCs/>
-        </w:rPr>
-      </w:pPr>
-      <w:r>
-        <w:rPr>
-          <w:rFonts w:ascii="Segoe UI Emoji" w:hAnsi="Segoe UI Emoji" w:cs="Segoe UI Emoji"/>
-          <w:b/>
-          <w:bCs/>
-        </w:rPr>
-        <w:t>6)</w:t>
-      </w:r>
-      <w:r>
-        <w:rPr>
-          <w:b/>
-          <w:bCs/>
-        </w:rPr>
-        <w:t xml:space="preserve"> Accounting &amp; Financial Statements</w:t>
-      </w:r>
-    </w:p>
-    <w:p>
-      <w:pPr>
-        <w:rPr>
-          <w:b/>
-          <w:bCs/>
-        </w:rPr>
-      </w:pPr>
-      <w:r>
-        <w:rPr>
-          <w:b/>
-          <w:bCs/>
-        </w:rPr>
-        <w:t>1. Record Income &amp; Expenses</w:t>
-      </w:r>
-    </w:p>
-    <w:p>
-      <w:r>
-        <w:rPr>
-          <w:b/>
-          <w:bCs/>
-        </w:rPr>
-        <w:t>User Story:</w:t>
-      </w:r>
-      <w:r>
-        <w:br/>
         <w:t>As a Society Treasurer, I want to record society income and expenses so that I can maintain accurate financial records.</w:t>
       </w:r>
     </w:p>
@@ -3625,7 +3582,6 @@
           <w:b/>
           <w:bCs/>
         </w:rPr>
-        <w:lastRenderedPageBreak/>
         <w:t>User Story:</w:t>
       </w:r>
       <w:r>
@@ -3690,6 +3646,7 @@
           <w:b/>
           <w:bCs/>
         </w:rPr>
+        <w:lastRenderedPageBreak/>
         <w:t>Then</w:t>
       </w:r>
       <w:r>
@@ -4033,7 +3990,6 @@
           <w:b/>
           <w:bCs/>
         </w:rPr>
-        <w:lastRenderedPageBreak/>
         <w:t xml:space="preserve">When </w:t>
       </w:r>
       <w:r>
@@ -4107,6 +4063,7 @@
           <w:b/>
           <w:bCs/>
         </w:rPr>
+        <w:lastRenderedPageBreak/>
         <w:t>Must Have</w:t>
       </w:r>
     </w:p>
@@ -4381,63 +4338,63 @@
         </w:numPr>
       </w:pPr>
       <w:r>
+        <w:t xml:space="preserve">Email/SMS/WhatsApp Notifications </w:t>
+      </w:r>
+    </w:p>
+    <w:p>
+      <w:pPr>
+        <w:numPr>
+          <w:ilvl w:val="0"/>
+          <w:numId w:val="38"/>
+        </w:numPr>
+      </w:pPr>
+      <w:r>
+        <w:t xml:space="preserve">Parking Management </w:t>
+      </w:r>
+    </w:p>
+    <w:p>
+      <w:pPr>
+        <w:numPr>
+          <w:ilvl w:val="0"/>
+          <w:numId w:val="38"/>
+        </w:numPr>
+      </w:pPr>
+      <w:r>
+        <w:t xml:space="preserve">Multi-Society Support </w:t>
+      </w:r>
+    </w:p>
+    <w:p>
+      <w:pPr>
+        <w:numPr>
+          <w:ilvl w:val="0"/>
+          <w:numId w:val="38"/>
+        </w:numPr>
+      </w:pPr>
+      <w:r>
+        <w:t>Role-Based Access Control</w:t>
+      </w:r>
+    </w:p>
+    <w:p>
+      <w:pPr>
+        <w:rPr>
+          <w:b/>
+          <w:bCs/>
+        </w:rPr>
+      </w:pPr>
+    </w:p>
+    <w:p>
+      <w:pPr>
+        <w:rPr>
+          <w:b/>
+          <w:bCs/>
+        </w:rPr>
+      </w:pPr>
+      <w:r>
+        <w:rPr>
+          <w:b/>
+          <w:bCs/>
+        </w:rPr>
         <w:lastRenderedPageBreak/>
-        <w:t xml:space="preserve">Email/SMS/WhatsApp Notifications </w:t>
-      </w:r>
-    </w:p>
-    <w:p>
-      <w:pPr>
-        <w:numPr>
-          <w:ilvl w:val="0"/>
-          <w:numId w:val="38"/>
-        </w:numPr>
-      </w:pPr>
-      <w:r>
-        <w:t xml:space="preserve">Parking Management </w:t>
-      </w:r>
-    </w:p>
-    <w:p>
-      <w:pPr>
-        <w:numPr>
-          <w:ilvl w:val="0"/>
-          <w:numId w:val="38"/>
-        </w:numPr>
-      </w:pPr>
-      <w:r>
-        <w:t xml:space="preserve">Multi-Society Support </w:t>
-      </w:r>
-    </w:p>
-    <w:p>
-      <w:pPr>
-        <w:numPr>
-          <w:ilvl w:val="0"/>
-          <w:numId w:val="38"/>
-        </w:numPr>
-      </w:pPr>
-      <w:r>
-        <w:t>Role-Based Access Control</w:t>
-      </w:r>
-    </w:p>
-    <w:p>
-      <w:pPr>
-        <w:rPr>
-          <w:b/>
-          <w:bCs/>
-        </w:rPr>
-      </w:pPr>
-    </w:p>
-    <w:p>
-      <w:pPr>
-        <w:rPr>
-          <w:b/>
-          <w:bCs/>
-        </w:rPr>
-      </w:pPr>
-      <w:r>
-        <w:rPr>
-          <w:b/>
-          <w:bCs/>
-        </w:rPr>
         <w:t>M</w:t>
       </w:r>
       <w:r>
@@ -4770,400 +4727,391 @@
         </w:numPr>
       </w:pPr>
       <w:r>
+        <w:t xml:space="preserve">Archive old notices. </w:t>
+      </w:r>
+    </w:p>
+    <w:p>
+      <w:pPr>
+        <w:rPr>
+          <w:b/>
+          <w:bCs/>
+        </w:rPr>
+      </w:pPr>
+      <w:r>
+        <w:rPr>
+          <w:b/>
+          <w:bCs/>
+        </w:rPr>
+        <w:t>Dashboard</w:t>
+      </w:r>
+    </w:p>
+    <w:p>
+      <w:pPr>
+        <w:numPr>
+          <w:ilvl w:val="0"/>
+          <w:numId w:val="44"/>
+        </w:numPr>
+      </w:pPr>
+      <w:r>
+        <w:t xml:space="preserve">Refresh dashboard automatically. </w:t>
+      </w:r>
+    </w:p>
+    <w:p>
+      <w:pPr>
+        <w:numPr>
+          <w:ilvl w:val="0"/>
+          <w:numId w:val="44"/>
+        </w:numPr>
+      </w:pPr>
+      <w:r>
+        <w:t xml:space="preserve">Display latest financial summary. </w:t>
+      </w:r>
+    </w:p>
+    <w:p>
+      <w:pPr>
+        <w:numPr>
+          <w:ilvl w:val="0"/>
+          <w:numId w:val="44"/>
+        </w:numPr>
+      </w:pPr>
+      <w:r>
+        <w:t xml:space="preserve">Display pending maintenance count. </w:t>
+      </w:r>
+    </w:p>
+    <w:p>
+      <w:pPr>
+        <w:rPr>
+          <w:b/>
+          <w:bCs/>
+        </w:rPr>
+      </w:pPr>
+    </w:p>
+    <w:p>
+      <w:pPr>
+        <w:rPr>
+          <w:b/>
+          <w:bCs/>
+        </w:rPr>
+      </w:pPr>
+    </w:p>
+    <w:p>
+      <w:pPr>
+        <w:rPr>
+          <w:b/>
+          <w:bCs/>
+        </w:rPr>
+      </w:pPr>
+      <w:r>
+        <w:rPr>
+          <w:b/>
+          <w:bCs/>
+        </w:rPr>
+        <w:t>AI Notice Generator</w:t>
+      </w:r>
+    </w:p>
+    <w:p>
+      <w:pPr>
+        <w:pStyle w:val="ListParagraph"/>
+        <w:numPr>
+          <w:ilvl w:val="0"/>
+          <w:numId w:val="57"/>
+        </w:numPr>
+      </w:pPr>
+      <w:r>
+        <w:t xml:space="preserve">Define what should happen if the AI fails to generate a notice. </w:t>
+      </w:r>
+    </w:p>
+    <w:p>
+      <w:pPr>
+        <w:pStyle w:val="ListParagraph"/>
+        <w:numPr>
+          <w:ilvl w:val="0"/>
+          <w:numId w:val="57"/>
+        </w:numPr>
+      </w:pPr>
+      <w:r>
+        <w:t>Specify the maximum prompt length and supported input format for AI-generated notices.</w:t>
+      </w:r>
+    </w:p>
+    <w:p/>
+    <w:p>
+      <w:pPr>
+        <w:rPr>
+          <w:b/>
+          <w:bCs/>
+        </w:rPr>
+      </w:pPr>
+      <w:r>
+        <w:rPr>
+          <w:b/>
+          <w:bCs/>
+        </w:rPr>
+        <w:t>2. Ambiguous Requirements</w:t>
+      </w:r>
+    </w:p>
+    <w:p>
+      <w:r>
+        <w:t>These requirements are unclear and should be clarified.</w:t>
+      </w:r>
+    </w:p>
+    <w:p>
+      <w:pPr>
+        <w:numPr>
+          <w:ilvl w:val="0"/>
+          <w:numId w:val="45"/>
+        </w:numPr>
+      </w:pPr>
+      <w:r>
+        <w:t xml:space="preserve">Who can add, edit, or delete residents? </w:t>
+      </w:r>
+    </w:p>
+    <w:p>
+      <w:pPr>
+        <w:numPr>
+          <w:ilvl w:val="0"/>
+          <w:numId w:val="45"/>
+        </w:numPr>
+      </w:pPr>
+      <w:r>
+        <w:t xml:space="preserve">Can multiple committee members use the system simultaneously? </w:t>
+      </w:r>
+    </w:p>
+    <w:p>
+      <w:pPr>
+        <w:numPr>
+          <w:ilvl w:val="0"/>
+          <w:numId w:val="45"/>
+        </w:numPr>
+      </w:pPr>
+      <w:r>
+        <w:t xml:space="preserve">Can one resident own multiple flats? </w:t>
+      </w:r>
+    </w:p>
+    <w:p>
+      <w:pPr>
+        <w:numPr>
+          <w:ilvl w:val="0"/>
+          <w:numId w:val="45"/>
+        </w:numPr>
+      </w:pPr>
+      <w:r>
+        <w:t xml:space="preserve">Can maintenance charges differ by flat type? </w:t>
+      </w:r>
+    </w:p>
+    <w:p>
+      <w:pPr>
+        <w:numPr>
+          <w:ilvl w:val="0"/>
+          <w:numId w:val="45"/>
+        </w:numPr>
+      </w:pPr>
+      <w:r>
+        <w:t xml:space="preserve">Can a resident pay maintenance in installments? </w:t>
+      </w:r>
+    </w:p>
+    <w:p>
+      <w:pPr>
+        <w:numPr>
+          <w:ilvl w:val="0"/>
+          <w:numId w:val="45"/>
+        </w:numPr>
+      </w:pPr>
+      <w:r>
+        <w:t xml:space="preserve">How is the current balance calculated? </w:t>
+      </w:r>
+    </w:p>
+    <w:p>
+      <w:pPr>
+        <w:numPr>
+          <w:ilvl w:val="0"/>
+          <w:numId w:val="45"/>
+        </w:numPr>
+      </w:pPr>
+      <w:r>
+        <w:t xml:space="preserve">Are deleted records permanently removed? </w:t>
+      </w:r>
+    </w:p>
+    <w:p>
+      <w:pPr>
+        <w:numPr>
+          <w:ilvl w:val="0"/>
+          <w:numId w:val="45"/>
+        </w:numPr>
+      </w:pPr>
+      <w:r>
+        <w:t xml:space="preserve">Can notices be edited after publishing? </w:t>
+      </w:r>
+    </w:p>
+    <w:p>
+      <w:pPr>
+        <w:numPr>
+          <w:ilvl w:val="0"/>
+          <w:numId w:val="45"/>
+        </w:numPr>
+      </w:pPr>
+      <w:r>
+        <w:t xml:space="preserve">How many financial years should be stored? </w:t>
+      </w:r>
+    </w:p>
+    <w:p>
+      <w:pPr>
+        <w:numPr>
+          <w:ilvl w:val="0"/>
+          <w:numId w:val="45"/>
+        </w:numPr>
+      </w:pPr>
+      <w:r>
+        <w:t xml:space="preserve">What happens if internet connectivity is lost while saving data? </w:t>
+      </w:r>
+    </w:p>
+    <w:p>
+      <w:pPr>
+        <w:numPr>
+          <w:ilvl w:val="0"/>
+          <w:numId w:val="45"/>
+        </w:numPr>
+      </w:pPr>
+      <w:r>
+        <w:t xml:space="preserve">Should AI-generated notices be saved automatically or only after user approval? </w:t>
+      </w:r>
+    </w:p>
+    <w:p>
+      <w:pPr>
+        <w:numPr>
+          <w:ilvl w:val="0"/>
+          <w:numId w:val="45"/>
+        </w:numPr>
+      </w:pPr>
+      <w:r>
+        <w:t>Can users edit the AI-generated notice before publishing?</w:t>
+      </w:r>
+    </w:p>
+    <w:p/>
+    <w:p>
+      <w:pPr>
+        <w:rPr>
+          <w:b/>
+          <w:bCs/>
+        </w:rPr>
+      </w:pPr>
+      <w:r>
+        <w:rPr>
+          <w:b/>
+          <w:bCs/>
+        </w:rPr>
+        <w:t>3. Edge Cases</w:t>
+      </w:r>
+    </w:p>
+    <w:p>
+      <w:r>
+        <w:t>These are unusual situations the system should handle correctly.</w:t>
+      </w:r>
+    </w:p>
+    <w:p>
+      <w:pPr>
+        <w:rPr>
+          <w:b/>
+          <w:bCs/>
+        </w:rPr>
+      </w:pPr>
+      <w:r>
+        <w:rPr>
+          <w:b/>
+          <w:bCs/>
+        </w:rPr>
+        <w:t>Authentication</w:t>
+      </w:r>
+    </w:p>
+    <w:p>
+      <w:pPr>
+        <w:numPr>
+          <w:ilvl w:val="0"/>
+          <w:numId w:val="46"/>
+        </w:numPr>
+      </w:pPr>
+      <w:r>
+        <w:t xml:space="preserve">Incorrect username or password. </w:t>
+      </w:r>
+    </w:p>
+    <w:p>
+      <w:pPr>
+        <w:numPr>
+          <w:ilvl w:val="0"/>
+          <w:numId w:val="46"/>
+        </w:numPr>
+      </w:pPr>
+      <w:r>
+        <w:t xml:space="preserve">Empty login fields. </w:t>
+      </w:r>
+    </w:p>
+    <w:p>
+      <w:pPr>
+        <w:numPr>
+          <w:ilvl w:val="0"/>
+          <w:numId w:val="46"/>
+        </w:numPr>
+      </w:pPr>
+      <w:r>
+        <w:t xml:space="preserve">Duplicate email during registration. </w:t>
+      </w:r>
+    </w:p>
+    <w:p>
+      <w:pPr>
+        <w:rPr>
+          <w:b/>
+          <w:bCs/>
+        </w:rPr>
+      </w:pPr>
+      <w:r>
+        <w:rPr>
+          <w:b/>
+          <w:bCs/>
+        </w:rPr>
+        <w:t>Resident Management</w:t>
+      </w:r>
+    </w:p>
+    <w:p>
+      <w:pPr>
+        <w:numPr>
+          <w:ilvl w:val="0"/>
+          <w:numId w:val="47"/>
+        </w:numPr>
+      </w:pPr>
+      <w:r>
+        <w:t xml:space="preserve">Duplicate flat number. </w:t>
+      </w:r>
+    </w:p>
+    <w:p>
+      <w:pPr>
+        <w:numPr>
+          <w:ilvl w:val="0"/>
+          <w:numId w:val="47"/>
+        </w:numPr>
+      </w:pPr>
+      <w:r>
+        <w:t xml:space="preserve">Duplicate phone number. </w:t>
+      </w:r>
+    </w:p>
+    <w:p>
+      <w:pPr>
+        <w:numPr>
+          <w:ilvl w:val="0"/>
+          <w:numId w:val="47"/>
+        </w:numPr>
+      </w:pPr>
+      <w:r>
+        <w:t xml:space="preserve">Empty resident name. </w:t>
+      </w:r>
+    </w:p>
+    <w:p>
+      <w:pPr>
+        <w:numPr>
+          <w:ilvl w:val="0"/>
+          <w:numId w:val="47"/>
+        </w:numPr>
+      </w:pPr>
+      <w:r>
         <w:lastRenderedPageBreak/>
-        <w:t xml:space="preserve">Archive old notices. </w:t>
-      </w:r>
-    </w:p>
-    <w:p>
-      <w:pPr>
-        <w:rPr>
-          <w:b/>
-          <w:bCs/>
-        </w:rPr>
-      </w:pPr>
-      <w:r>
-        <w:rPr>
-          <w:b/>
-          <w:bCs/>
-        </w:rPr>
-        <w:t>Dashboard</w:t>
-      </w:r>
-    </w:p>
-    <w:p>
-      <w:pPr>
-        <w:numPr>
-          <w:ilvl w:val="0"/>
-          <w:numId w:val="44"/>
-        </w:numPr>
-      </w:pPr>
-      <w:r>
-        <w:t xml:space="preserve">Refresh dashboard automatically. </w:t>
-      </w:r>
-    </w:p>
-    <w:p>
-      <w:pPr>
-        <w:numPr>
-          <w:ilvl w:val="0"/>
-          <w:numId w:val="44"/>
-        </w:numPr>
-      </w:pPr>
-      <w:r>
-        <w:t xml:space="preserve">Display latest financial summary. </w:t>
-      </w:r>
-    </w:p>
-    <w:p>
-      <w:pPr>
-        <w:numPr>
-          <w:ilvl w:val="0"/>
-          <w:numId w:val="44"/>
-        </w:numPr>
-      </w:pPr>
-      <w:r>
-        <w:t xml:space="preserve">Display pending maintenance count. </w:t>
-      </w:r>
-    </w:p>
-    <w:p>
-      <w:pPr>
-        <w:rPr>
-          <w:b/>
-          <w:bCs/>
-        </w:rPr>
-      </w:pPr>
-    </w:p>
-    <w:p>
-      <w:pPr>
-        <w:rPr>
-          <w:b/>
-          <w:bCs/>
-        </w:rPr>
-      </w:pPr>
-    </w:p>
-    <w:p>
-      <w:pPr>
-        <w:rPr>
-          <w:b/>
-          <w:bCs/>
-        </w:rPr>
-      </w:pPr>
-      <w:r>
-        <w:rPr>
-          <w:b/>
-          <w:bCs/>
-        </w:rPr>
-        <w:t>AI Notice Generator</w:t>
-      </w:r>
-    </w:p>
-    <w:p>
-      <w:pPr>
-        <w:pStyle w:val="ListParagraph"/>
-        <w:numPr>
-          <w:ilvl w:val="0"/>
-          <w:numId w:val="57"/>
-        </w:numPr>
-      </w:pPr>
-      <w:r>
-        <w:t xml:space="preserve">Define what should happen if the AI fails to generate a notice. </w:t>
-      </w:r>
-    </w:p>
-    <w:p>
-      <w:pPr>
-        <w:pStyle w:val="ListParagraph"/>
-        <w:numPr>
-          <w:ilvl w:val="0"/>
-          <w:numId w:val="57"/>
-        </w:numPr>
-      </w:pPr>
-      <w:r>
-        <w:t>Specify the maximum prompt length and supported input format for AI-generated notices.</w:t>
-      </w:r>
-    </w:p>
-    <w:p/>
-    <w:p>
-      <w:pPr>
-        <w:rPr>
-          <w:b/>
-          <w:bCs/>
-        </w:rPr>
-      </w:pPr>
-      <w:r>
-        <w:rPr>
-          <w:b/>
-          <w:bCs/>
-        </w:rPr>
-        <w:t>2. Ambiguous Requirements</w:t>
-      </w:r>
-    </w:p>
-    <w:p>
-      <w:r>
-        <w:t>These requirements are unclear and should be clarified.</w:t>
-      </w:r>
-    </w:p>
-    <w:p>
-      <w:pPr>
-        <w:numPr>
-          <w:ilvl w:val="0"/>
-          <w:numId w:val="45"/>
-        </w:numPr>
-      </w:pPr>
-      <w:r>
-        <w:t xml:space="preserve">Who can add, edit, or delete residents? </w:t>
-      </w:r>
-    </w:p>
-    <w:p>
-      <w:pPr>
-        <w:numPr>
-          <w:ilvl w:val="0"/>
-          <w:numId w:val="45"/>
-        </w:numPr>
-      </w:pPr>
-      <w:r>
-        <w:t xml:space="preserve">Can multiple committee members use the system simultaneously? </w:t>
-      </w:r>
-    </w:p>
-    <w:p>
-      <w:pPr>
-        <w:numPr>
-          <w:ilvl w:val="0"/>
-          <w:numId w:val="45"/>
-        </w:numPr>
-      </w:pPr>
-      <w:r>
-        <w:t xml:space="preserve">Can one resident own multiple flats? </w:t>
-      </w:r>
-    </w:p>
-    <w:p>
-      <w:pPr>
-        <w:numPr>
-          <w:ilvl w:val="0"/>
-          <w:numId w:val="45"/>
-        </w:numPr>
-      </w:pPr>
-      <w:r>
-        <w:t xml:space="preserve">Can maintenance charges differ by flat type? </w:t>
-      </w:r>
-    </w:p>
-    <w:p>
-      <w:pPr>
-        <w:numPr>
-          <w:ilvl w:val="0"/>
-          <w:numId w:val="45"/>
-        </w:numPr>
-      </w:pPr>
-      <w:r>
-        <w:t xml:space="preserve">Can a resident pay maintenance in </w:t>
-      </w:r>
-      <w:proofErr w:type="spellStart"/>
-      <w:r>
-        <w:t>installments</w:t>
-      </w:r>
-      <w:proofErr w:type="spellEnd"/>
-      <w:r>
-        <w:t xml:space="preserve">? </w:t>
-      </w:r>
-    </w:p>
-    <w:p>
-      <w:pPr>
-        <w:numPr>
-          <w:ilvl w:val="0"/>
-          <w:numId w:val="45"/>
-        </w:numPr>
-      </w:pPr>
-      <w:r>
-        <w:t xml:space="preserve">How is the current balance calculated? </w:t>
-      </w:r>
-    </w:p>
-    <w:p>
-      <w:pPr>
-        <w:numPr>
-          <w:ilvl w:val="0"/>
-          <w:numId w:val="45"/>
-        </w:numPr>
-      </w:pPr>
-      <w:r>
-        <w:t xml:space="preserve">Are deleted records permanently removed? </w:t>
-      </w:r>
-    </w:p>
-    <w:p>
-      <w:pPr>
-        <w:numPr>
-          <w:ilvl w:val="0"/>
-          <w:numId w:val="45"/>
-        </w:numPr>
-      </w:pPr>
-      <w:r>
-        <w:t xml:space="preserve">Can notices be edited after publishing? </w:t>
-      </w:r>
-    </w:p>
-    <w:p>
-      <w:pPr>
-        <w:numPr>
-          <w:ilvl w:val="0"/>
-          <w:numId w:val="45"/>
-        </w:numPr>
-      </w:pPr>
-      <w:r>
-        <w:t xml:space="preserve">How many financial years should be stored? </w:t>
-      </w:r>
-    </w:p>
-    <w:p>
-      <w:pPr>
-        <w:numPr>
-          <w:ilvl w:val="0"/>
-          <w:numId w:val="45"/>
-        </w:numPr>
-      </w:pPr>
-      <w:r>
-        <w:t xml:space="preserve">What happens if internet connectivity is lost while saving data? </w:t>
-      </w:r>
-    </w:p>
-    <w:p>
-      <w:pPr>
-        <w:numPr>
-          <w:ilvl w:val="0"/>
-          <w:numId w:val="45"/>
-        </w:numPr>
-      </w:pPr>
-      <w:r>
-        <w:t xml:space="preserve">Should AI-generated notices be saved automatically or only after user approval? </w:t>
-      </w:r>
-    </w:p>
-    <w:p>
-      <w:pPr>
-        <w:numPr>
-          <w:ilvl w:val="0"/>
-          <w:numId w:val="45"/>
-        </w:numPr>
-      </w:pPr>
-      <w:r>
-        <w:t>Can users edit the AI-generated notice before publishing?</w:t>
-      </w:r>
-    </w:p>
-    <w:p/>
-    <w:p>
-      <w:pPr>
-        <w:rPr>
-          <w:b/>
-          <w:bCs/>
-        </w:rPr>
-      </w:pPr>
-      <w:r>
-        <w:rPr>
-          <w:b/>
-          <w:bCs/>
-        </w:rPr>
-        <w:t>3. Edge Cases</w:t>
-      </w:r>
-    </w:p>
-    <w:p>
-      <w:r>
-        <w:t>These are unusual situations the system should handle correctly.</w:t>
-      </w:r>
-    </w:p>
-    <w:p>
-      <w:pPr>
-        <w:rPr>
-          <w:b/>
-          <w:bCs/>
-        </w:rPr>
-      </w:pPr>
-      <w:r>
-        <w:rPr>
-          <w:b/>
-          <w:bCs/>
-        </w:rPr>
-        <w:t>Authentication</w:t>
-      </w:r>
-    </w:p>
-    <w:p>
-      <w:pPr>
-        <w:numPr>
-          <w:ilvl w:val="0"/>
-          <w:numId w:val="46"/>
-        </w:numPr>
-      </w:pPr>
-      <w:r>
-        <w:t xml:space="preserve">Incorrect username or password. </w:t>
-      </w:r>
-    </w:p>
-    <w:p>
-      <w:pPr>
-        <w:numPr>
-          <w:ilvl w:val="0"/>
-          <w:numId w:val="46"/>
-        </w:numPr>
-      </w:pPr>
-      <w:r>
-        <w:t xml:space="preserve">Empty login fields. </w:t>
-      </w:r>
-    </w:p>
-    <w:p>
-      <w:pPr>
-        <w:numPr>
-          <w:ilvl w:val="0"/>
-          <w:numId w:val="46"/>
-        </w:numPr>
-      </w:pPr>
-      <w:r>
-        <w:lastRenderedPageBreak/>
-        <w:t xml:space="preserve">Duplicate email during registration. </w:t>
-      </w:r>
-    </w:p>
-    <w:p>
-      <w:pPr>
-        <w:rPr>
-          <w:b/>
-          <w:bCs/>
-        </w:rPr>
-      </w:pPr>
-      <w:r>
-        <w:rPr>
-          <w:b/>
-          <w:bCs/>
-        </w:rPr>
-        <w:t>Resident Management</w:t>
-      </w:r>
-    </w:p>
-    <w:p>
-      <w:pPr>
-        <w:numPr>
-          <w:ilvl w:val="0"/>
-          <w:numId w:val="47"/>
-        </w:numPr>
-      </w:pPr>
-      <w:r>
-        <w:t xml:space="preserve">Duplicate flat number. </w:t>
-      </w:r>
-    </w:p>
-    <w:p>
-      <w:pPr>
-        <w:numPr>
-          <w:ilvl w:val="0"/>
-          <w:numId w:val="47"/>
-        </w:numPr>
-      </w:pPr>
-      <w:r>
-        <w:t xml:space="preserve">Duplicate phone number. </w:t>
-      </w:r>
-    </w:p>
-    <w:p>
-      <w:pPr>
-        <w:numPr>
-          <w:ilvl w:val="0"/>
-          <w:numId w:val="47"/>
-        </w:numPr>
-      </w:pPr>
-      <w:r>
-        <w:t xml:space="preserve">Empty resident name. </w:t>
-      </w:r>
-    </w:p>
-    <w:p>
-      <w:pPr>
-        <w:numPr>
-          <w:ilvl w:val="0"/>
-          <w:numId w:val="47"/>
-        </w:numPr>
-      </w:pPr>
-      <w:r>
         <w:t xml:space="preserve">Searching for a resident who does not exist. </w:t>
       </w:r>
     </w:p>
@@ -5487,92 +5435,42 @@
         </w:numPr>
       </w:pPr>
       <w:r>
+        <w:t xml:space="preserve">Anthropic API does not return a response due to a network or service issue. </w:t>
+      </w:r>
+    </w:p>
+    <w:p>
+      <w:pPr>
+        <w:numPr>
+          <w:ilvl w:val="0"/>
+          <w:numId w:val="51"/>
+        </w:numPr>
+      </w:pPr>
+      <w:r>
+        <w:t xml:space="preserve"> AI generates incomplete or irrelevant content, requiring manual editing.</w:t>
+      </w:r>
+    </w:p>
+    <w:p>
+      <w:pPr>
+        <w:rPr>
+          <w:b/>
+          <w:bCs/>
+        </w:rPr>
+      </w:pPr>
+      <w:r>
+        <w:rPr>
+          <w:b/>
+          <w:bCs/>
+        </w:rPr>
+        <w:t>Conclusion</w:t>
+      </w:r>
+    </w:p>
+    <w:p>
+      <w:r>
+        <w:t xml:space="preserve">Smart Society ERP is designed to simplify the management of housing societies by replacing manual processes with a centralized digital platform. The MVP focuses on core features such as resident management, maintenance tracking, accounting, notice management, an AI-powered Notice </w:t>
+      </w:r>
+      <w:r>
         <w:lastRenderedPageBreak/>
-        <w:t xml:space="preserve">Anthropic API does not return a response due to a network or service issue. </w:t>
-      </w:r>
-    </w:p>
-    <w:p>
-      <w:pPr>
-        <w:numPr>
-          <w:ilvl w:val="0"/>
-          <w:numId w:val="51"/>
-        </w:numPr>
-      </w:pPr>
-      <w:r>
-        <w:t xml:space="preserve"> AI generates incomplete or irrelevant content, requiring manual editing.</w:t>
-      </w:r>
-    </w:p>
-    <w:p>
-      <w:pPr>
-        <w:ind w:left="360"/>
-      </w:pPr>
-    </w:p>
-    <w:p>
-      <w:pPr>
-        <w:rPr>
-          <w:b/>
-          <w:bCs/>
-        </w:rPr>
-      </w:pPr>
-    </w:p>
-    <w:p>
-      <w:pPr>
-        <w:rPr>
-          <w:b/>
-          <w:bCs/>
-        </w:rPr>
-      </w:pPr>
-    </w:p>
-    <w:p>
-      <w:pPr>
-        <w:rPr>
-          <w:b/>
-          <w:bCs/>
-        </w:rPr>
-      </w:pPr>
-    </w:p>
-    <w:p>
-      <w:pPr>
-        <w:rPr>
-          <w:b/>
-          <w:bCs/>
-        </w:rPr>
-      </w:pPr>
-    </w:p>
-    <w:p>
-      <w:pPr>
-        <w:rPr>
-          <w:b/>
-          <w:bCs/>
-        </w:rPr>
-      </w:pPr>
-    </w:p>
-    <w:p>
-      <w:pPr>
-        <w:rPr>
-          <w:b/>
-          <w:bCs/>
-        </w:rPr>
-      </w:pPr>
-    </w:p>
-    <w:p>
-      <w:pPr>
-        <w:rPr>
-          <w:b/>
-          <w:bCs/>
-        </w:rPr>
-      </w:pPr>
-      <w:r>
-        <w:rPr>
-          <w:b/>
-          <w:bCs/>
-        </w:rPr>
-        <w:t>Conclusion</w:t>
-      </w:r>
-    </w:p>
-    <w:p>
-      <w:r>
-        <w:t>Smart Society ERP is designed to simplify the management of housing societies by replacing manual processes with a centralized digital platform. The MVP focuses on core features such as resident management, maintenance tracking, accounting, notice management, an AI-powered Notice Generator, and a dashboard to improve efficiency, organization, and communication. In the future, the system can be enhanced with additional features such as complaint management, visitor management, AI financial insights and reports, and a resident portal to provide a more comprehensive society management solution.</w:t>
+        <w:t>Generator, and a dashboard to improve efficiency, organization, and communication. In the future, the system can be enhanced with additional features such as complaint management, visitor management, AI financial insights and reports, and a resident portal to provide a more comprehensive society management solution.</w:t>
       </w:r>
     </w:p>
     <w:p/>

--- a/Day4/Product_prd.docx
+++ b/Day4/Product_prd.docx
@@ -1180,7 +1180,15 @@
       </w:r>
       <w:r>
         <w:br/>
-        <w:t>Committee members may request additional features or workflow changes duringdevelopment, which could impact the project timeline.</w:t>
+        <w:t xml:space="preserve">Committee members may request additional features or workflow changes </w:t>
+      </w:r>
+      <w:proofErr w:type="spellStart"/>
+      <w:r>
+        <w:t>duringdevelopment</w:t>
+      </w:r>
+      <w:proofErr w:type="spellEnd"/>
+      <w:r>
+        <w:t>, which could impact the project timeline.</w:t>
       </w:r>
     </w:p>
     <w:p>
@@ -4906,7 +4914,15 @@
         </w:numPr>
       </w:pPr>
       <w:r>
-        <w:t xml:space="preserve">Can a resident pay maintenance in installments? </w:t>
+        <w:t xml:space="preserve">Can a resident pay maintenance in </w:t>
+      </w:r>
+      <w:proofErr w:type="spellStart"/>
+      <w:r>
+        <w:t>installments</w:t>
+      </w:r>
+      <w:proofErr w:type="spellEnd"/>
+      <w:r>
+        <w:t xml:space="preserve">? </w:t>
       </w:r>
     </w:p>
     <w:p>
@@ -5456,21 +5472,42 @@
           <w:bCs/>
         </w:rPr>
       </w:pPr>
-      <w:r>
-        <w:rPr>
-          <w:b/>
-          <w:bCs/>
-        </w:rPr>
+    </w:p>
+    <w:p>
+      <w:pPr>
+        <w:rPr>
+          <w:b/>
+          <w:bCs/>
+        </w:rPr>
+      </w:pPr>
+    </w:p>
+    <w:p>
+      <w:pPr>
+        <w:rPr>
+          <w:b/>
+          <w:bCs/>
+        </w:rPr>
+      </w:pPr>
+    </w:p>
+    <w:p>
+      <w:pPr>
+        <w:rPr>
+          <w:b/>
+          <w:bCs/>
+        </w:rPr>
+      </w:pPr>
+      <w:r>
+        <w:rPr>
+          <w:b/>
+          <w:bCs/>
+        </w:rPr>
+        <w:lastRenderedPageBreak/>
         <w:t>Conclusion</w:t>
       </w:r>
     </w:p>
     <w:p>
       <w:r>
-        <w:t xml:space="preserve">Smart Society ERP is designed to simplify the management of housing societies by replacing manual processes with a centralized digital platform. The MVP focuses on core features such as resident management, maintenance tracking, accounting, notice management, an AI-powered Notice </w:t>
-      </w:r>
-      <w:r>
-        <w:lastRenderedPageBreak/>
-        <w:t>Generator, and a dashboard to improve efficiency, organization, and communication. In the future, the system can be enhanced with additional features such as complaint management, visitor management, AI financial insights and reports, and a resident portal to provide a more comprehensive society management solution.</w:t>
+        <w:t>Smart Society ERP is designed to simplify the management of housing societies by replacing manual processes with a centralized digital platform. The MVP focuses on core features such as resident management, maintenance tracking, accounting, notice management, an AI-powered Notice Generator, and a dashboard to improve efficiency, organization, and communication. In the future, the system can be enhanced with additional features such as complaint management, visitor management, AI financial insights and reports, and a resident portal to provide a more comprehensive society management solution.</w:t>
       </w:r>
     </w:p>
     <w:p/>

--- a/Day4/Product_prd.docx
+++ b/Day4/Product_prd.docx
@@ -1180,15 +1180,7 @@
       </w:r>
       <w:r>
         <w:br/>
-        <w:t xml:space="preserve">Committee members may request additional features or workflow changes </w:t>
-      </w:r>
-      <w:proofErr w:type="spellStart"/>
-      <w:r>
-        <w:t>duringdevelopment</w:t>
-      </w:r>
-      <w:proofErr w:type="spellEnd"/>
-      <w:r>
-        <w:t>, which could impact the project timeline.</w:t>
+        <w:t>Committee members may request additional features or workflow changes duringdevelopment, which could impact the project timeline.</w:t>
       </w:r>
     </w:p>
     <w:p>
@@ -1418,6 +1410,17 @@
       </w:pPr>
       <w:r>
         <w:t xml:space="preserve">View all notices </w:t>
+      </w:r>
+    </w:p>
+    <w:p>
+      <w:pPr>
+        <w:numPr>
+          <w:ilvl w:val="0"/>
+          <w:numId w:val="10"/>
+        </w:numPr>
+      </w:pPr>
+      <w:r>
+        <w:t>AI Notice Generator</w:t>
       </w:r>
     </w:p>
     <w:p>
@@ -1500,6 +1503,7 @@
     </w:p>
     <w:p/>
     <w:p/>
+    <w:p/>
     <w:p>
       <w:pPr>
         <w:rPr>
@@ -2028,6 +2032,7 @@
           <w:b/>
           <w:bCs/>
         </w:rPr>
+        <w:lastRenderedPageBreak/>
         <w:t>Security</w:t>
       </w:r>
     </w:p>
@@ -2050,7 +2055,6 @@
         </w:numPr>
       </w:pPr>
       <w:r>
-        <w:lastRenderedPageBreak/>
         <w:t xml:space="preserve">Passwords should be stored securely. </w:t>
       </w:r>
     </w:p>
@@ -2546,7 +2550,6 @@
           <w:b/>
           <w:bCs/>
         </w:rPr>
-        <w:lastRenderedPageBreak/>
         <w:t>User Story</w:t>
       </w:r>
     </w:p>
@@ -2903,6 +2906,7 @@
           <w:b/>
           <w:bCs/>
         </w:rPr>
+        <w:lastRenderedPageBreak/>
         <w:t>Given</w:t>
       </w:r>
       <w:r>
@@ -2939,7 +2943,6 @@
           <w:b/>
           <w:bCs/>
         </w:rPr>
-        <w:lastRenderedPageBreak/>
         <w:t>Then</w:t>
       </w:r>
       <w:r>
@@ -3281,6 +3284,7 @@
           <w:b/>
           <w:bCs/>
         </w:rPr>
+        <w:lastRenderedPageBreak/>
         <w:t>1. Record Income &amp; Expenses</w:t>
       </w:r>
     </w:p>
@@ -3290,7 +3294,6 @@
           <w:b/>
           <w:bCs/>
         </w:rPr>
-        <w:lastRenderedPageBreak/>
         <w:t>User Story:</w:t>
       </w:r>
       <w:r>
@@ -3636,6 +3639,7 @@
           <w:b/>
           <w:bCs/>
         </w:rPr>
+        <w:lastRenderedPageBreak/>
         <w:t>When</w:t>
       </w:r>
       <w:r>
@@ -3654,7 +3658,6 @@
           <w:b/>
           <w:bCs/>
         </w:rPr>
-        <w:lastRenderedPageBreak/>
         <w:t>Then</w:t>
       </w:r>
       <w:r>
@@ -4047,6 +4050,7 @@
           <w:sz w:val="28"/>
           <w:szCs w:val="28"/>
         </w:rPr>
+        <w:lastRenderedPageBreak/>
         <w:t>MoSCoW Prioritization (</w:t>
       </w:r>
       <w:r>
@@ -4071,1019 +4075,1044 @@
           <w:b/>
           <w:bCs/>
         </w:rPr>
+        <w:t>Must Have</w:t>
+      </w:r>
+    </w:p>
+    <w:p>
+      <w:r>
+        <w:t>These are the essential features required for the MVP to function.</w:t>
+      </w:r>
+    </w:p>
+    <w:p>
+      <w:pPr>
+        <w:numPr>
+          <w:ilvl w:val="0"/>
+          <w:numId w:val="35"/>
+        </w:numPr>
+      </w:pPr>
+      <w:r>
+        <w:t xml:space="preserve">Login </w:t>
+      </w:r>
+    </w:p>
+    <w:p>
+      <w:pPr>
+        <w:numPr>
+          <w:ilvl w:val="0"/>
+          <w:numId w:val="35"/>
+        </w:numPr>
+      </w:pPr>
+      <w:r>
+        <w:t xml:space="preserve">Resident Management </w:t>
+      </w:r>
+    </w:p>
+    <w:p>
+      <w:pPr>
+        <w:numPr>
+          <w:ilvl w:val="0"/>
+          <w:numId w:val="35"/>
+        </w:numPr>
+      </w:pPr>
+      <w:r>
+        <w:t xml:space="preserve">Maintenance Management </w:t>
+      </w:r>
+    </w:p>
+    <w:p>
+      <w:pPr>
+        <w:numPr>
+          <w:ilvl w:val="0"/>
+          <w:numId w:val="35"/>
+        </w:numPr>
+      </w:pPr>
+      <w:r>
+        <w:t xml:space="preserve">Accounting &amp; Financial Statements </w:t>
+      </w:r>
+    </w:p>
+    <w:p>
+      <w:pPr>
+        <w:numPr>
+          <w:ilvl w:val="0"/>
+          <w:numId w:val="35"/>
+        </w:numPr>
+      </w:pPr>
+      <w:r>
+        <w:t xml:space="preserve">Notice Management </w:t>
+      </w:r>
+    </w:p>
+    <w:p>
+      <w:pPr>
+        <w:numPr>
+          <w:ilvl w:val="0"/>
+          <w:numId w:val="35"/>
+        </w:numPr>
+      </w:pPr>
+      <w:r>
+        <w:t xml:space="preserve">Dashboard </w:t>
+      </w:r>
+    </w:p>
+    <w:p>
+      <w:pPr>
+        <w:numPr>
+          <w:ilvl w:val="0"/>
+          <w:numId w:val="35"/>
+        </w:numPr>
+      </w:pPr>
+      <w:r>
+        <w:t>AI Notice Generator</w:t>
+      </w:r>
+    </w:p>
+    <w:p>
+      <w:pPr>
+        <w:rPr>
+          <w:b/>
+          <w:bCs/>
+        </w:rPr>
+      </w:pPr>
+      <w:r>
+        <w:rPr>
+          <w:b/>
+          <w:bCs/>
+        </w:rPr>
+        <w:t>Should Have</w:t>
+      </w:r>
+    </w:p>
+    <w:p>
+      <w:r>
+        <w:t>These features improve the user experience but are not essential for the first release.</w:t>
+      </w:r>
+    </w:p>
+    <w:p>
+      <w:pPr>
+        <w:numPr>
+          <w:ilvl w:val="0"/>
+          <w:numId w:val="36"/>
+        </w:numPr>
+      </w:pPr>
+      <w:r>
+        <w:t xml:space="preserve">Search Residents </w:t>
+      </w:r>
+    </w:p>
+    <w:p>
+      <w:pPr>
+        <w:numPr>
+          <w:ilvl w:val="0"/>
+          <w:numId w:val="36"/>
+        </w:numPr>
+      </w:pPr>
+      <w:r>
+        <w:t xml:space="preserve">Payment History </w:t>
+      </w:r>
+    </w:p>
+    <w:p>
+      <w:pPr>
+        <w:numPr>
+          <w:ilvl w:val="0"/>
+          <w:numId w:val="36"/>
+        </w:numPr>
+      </w:pPr>
+      <w:r>
+        <w:t xml:space="preserve">Monthly Financial Reports </w:t>
+      </w:r>
+    </w:p>
+    <w:p>
+      <w:pPr>
+        <w:numPr>
+          <w:ilvl w:val="0"/>
+          <w:numId w:val="36"/>
+        </w:numPr>
+      </w:pPr>
+      <w:r>
+        <w:t xml:space="preserve">Dashboard Summary Cards </w:t>
+      </w:r>
+    </w:p>
+    <w:p>
+      <w:pPr>
+        <w:rPr>
+          <w:b/>
+          <w:bCs/>
+        </w:rPr>
+      </w:pPr>
+      <w:r>
+        <w:rPr>
+          <w:b/>
+          <w:bCs/>
+        </w:rPr>
+        <w:t>Could Have</w:t>
+      </w:r>
+    </w:p>
+    <w:p>
+      <w:r>
+        <w:t>These are optional features that can be added in future versions if time and resources permit.</w:t>
+      </w:r>
+    </w:p>
+    <w:p>
+      <w:pPr>
+        <w:numPr>
+          <w:ilvl w:val="0"/>
+          <w:numId w:val="37"/>
+        </w:numPr>
+      </w:pPr>
+      <w:r>
+        <w:t xml:space="preserve">Complaint Management </w:t>
+      </w:r>
+    </w:p>
+    <w:p>
+      <w:pPr>
+        <w:numPr>
+          <w:ilvl w:val="0"/>
+          <w:numId w:val="37"/>
+        </w:numPr>
+      </w:pPr>
+      <w:r>
+        <w:t xml:space="preserve">Visitor Management </w:t>
+      </w:r>
+    </w:p>
+    <w:p>
+      <w:pPr>
+        <w:numPr>
+          <w:ilvl w:val="0"/>
+          <w:numId w:val="37"/>
+        </w:numPr>
+      </w:pPr>
+      <w:r>
+        <w:t xml:space="preserve">Resident Portal </w:t>
+      </w:r>
+    </w:p>
+    <w:p>
+      <w:pPr>
+        <w:numPr>
+          <w:ilvl w:val="0"/>
+          <w:numId w:val="37"/>
+        </w:numPr>
+      </w:pPr>
+      <w:r>
+        <w:t xml:space="preserve">Vendor Management </w:t>
+      </w:r>
+    </w:p>
+    <w:p>
+      <w:pPr>
+        <w:numPr>
+          <w:ilvl w:val="0"/>
+          <w:numId w:val="37"/>
+        </w:numPr>
+      </w:pPr>
+      <w:r>
+        <w:t xml:space="preserve">AI Insights &amp; Reports </w:t>
+      </w:r>
+    </w:p>
+    <w:p>
+      <w:pPr>
+        <w:rPr>
+          <w:b/>
+          <w:bCs/>
+        </w:rPr>
+      </w:pPr>
+      <w:r>
+        <w:rPr>
+          <w:b/>
+          <w:bCs/>
+        </w:rPr>
+        <w:t>Won't Have (MVP)</w:t>
+      </w:r>
+    </w:p>
+    <w:p>
+      <w:r>
+        <w:t>These features are intentionally excluded from the MVP and will be considered for future releases.</w:t>
+      </w:r>
+    </w:p>
+    <w:p>
+      <w:pPr>
+        <w:numPr>
+          <w:ilvl w:val="0"/>
+          <w:numId w:val="38"/>
+        </w:numPr>
+      </w:pPr>
+      <w:r>
+        <w:t xml:space="preserve">Online Payment Gateway </w:t>
+      </w:r>
+    </w:p>
+    <w:p>
+      <w:pPr>
+        <w:numPr>
+          <w:ilvl w:val="0"/>
+          <w:numId w:val="38"/>
+        </w:numPr>
+      </w:pPr>
+      <w:r>
+        <w:t xml:space="preserve">Mobile Application </w:t>
+      </w:r>
+    </w:p>
+    <w:p>
+      <w:pPr>
+        <w:numPr>
+          <w:ilvl w:val="0"/>
+          <w:numId w:val="38"/>
+        </w:numPr>
+      </w:pPr>
+      <w:r>
+        <w:t xml:space="preserve">Email/SMS/WhatsApp Notifications </w:t>
+      </w:r>
+    </w:p>
+    <w:p>
+      <w:pPr>
+        <w:numPr>
+          <w:ilvl w:val="0"/>
+          <w:numId w:val="38"/>
+        </w:numPr>
+      </w:pPr>
+      <w:r>
+        <w:t xml:space="preserve">Parking Management </w:t>
+      </w:r>
+    </w:p>
+    <w:p>
+      <w:pPr>
+        <w:numPr>
+          <w:ilvl w:val="0"/>
+          <w:numId w:val="38"/>
+        </w:numPr>
+      </w:pPr>
+      <w:r>
+        <w:t xml:space="preserve">Multi-Society Support </w:t>
+      </w:r>
+    </w:p>
+    <w:p>
+      <w:pPr>
+        <w:numPr>
+          <w:ilvl w:val="0"/>
+          <w:numId w:val="38"/>
+        </w:numPr>
+      </w:pPr>
+      <w:r>
+        <w:t>Role-Based Access Control</w:t>
+      </w:r>
+    </w:p>
+    <w:p>
+      <w:pPr>
+        <w:rPr>
+          <w:b/>
+          <w:bCs/>
+        </w:rPr>
+      </w:pPr>
+    </w:p>
+    <w:p>
+      <w:pPr>
+        <w:rPr>
+          <w:b/>
+          <w:bCs/>
+        </w:rPr>
+      </w:pPr>
+      <w:r>
+        <w:rPr>
+          <w:b/>
+          <w:bCs/>
+        </w:rPr>
+        <w:t>M</w:t>
+      </w:r>
+      <w:r>
+        <w:rPr>
+          <w:b/>
+          <w:bCs/>
+        </w:rPr>
+        <w:t>issing/</w:t>
+      </w:r>
+      <w:r>
+        <w:rPr>
+          <w:b/>
+          <w:bCs/>
+        </w:rPr>
+        <w:t>A</w:t>
+      </w:r>
+      <w:r>
+        <w:rPr>
+          <w:b/>
+          <w:bCs/>
+        </w:rPr>
+        <w:t>mbiguous requirements and edge cases</w:t>
+      </w:r>
+      <w:r>
+        <w:rPr>
+          <w:b/>
+          <w:bCs/>
+        </w:rPr>
+        <w:t>.</w:t>
+      </w:r>
+    </w:p>
+    <w:p>
+      <w:pPr>
+        <w:rPr>
+          <w:b/>
+          <w:bCs/>
+        </w:rPr>
+      </w:pPr>
+      <w:r>
+        <w:rPr>
+          <w:b/>
+          <w:bCs/>
+        </w:rPr>
+        <w:t>1. Missing Requirements</w:t>
+      </w:r>
+    </w:p>
+    <w:p>
+      <w:r>
+        <w:t>These are requirements that should be defined but are currently missing.</w:t>
+      </w:r>
+    </w:p>
+    <w:p>
+      <w:pPr>
+        <w:rPr>
+          <w:b/>
+          <w:bCs/>
+        </w:rPr>
+      </w:pPr>
+      <w:r>
+        <w:rPr>
+          <w:b/>
+          <w:bCs/>
+        </w:rPr>
+        <w:t>Authentication</w:t>
+      </w:r>
+    </w:p>
+    <w:p>
+      <w:pPr>
+        <w:numPr>
+          <w:ilvl w:val="0"/>
+          <w:numId w:val="39"/>
+        </w:numPr>
+      </w:pPr>
+      <w:r>
+        <w:t xml:space="preserve">User registration. </w:t>
+      </w:r>
+    </w:p>
+    <w:p>
+      <w:pPr>
+        <w:numPr>
+          <w:ilvl w:val="0"/>
+          <w:numId w:val="39"/>
+        </w:numPr>
+      </w:pPr>
+      <w:r>
+        <w:t xml:space="preserve">Password reset functionality. </w:t>
+      </w:r>
+    </w:p>
+    <w:p>
+      <w:pPr>
+        <w:numPr>
+          <w:ilvl w:val="0"/>
+          <w:numId w:val="39"/>
+        </w:numPr>
+      </w:pPr>
+      <w:r>
+        <w:t xml:space="preserve">Change password feature. </w:t>
+      </w:r>
+    </w:p>
+    <w:p>
+      <w:pPr>
+        <w:numPr>
+          <w:ilvl w:val="0"/>
+          <w:numId w:val="39"/>
+        </w:numPr>
+      </w:pPr>
+      <w:r>
+        <w:t xml:space="preserve">Logout functionality. </w:t>
+      </w:r>
+    </w:p>
+    <w:p>
+      <w:pPr>
+        <w:rPr>
+          <w:b/>
+          <w:bCs/>
+        </w:rPr>
+      </w:pPr>
+      <w:r>
+        <w:rPr>
+          <w:b/>
+          <w:bCs/>
+        </w:rPr>
+        <w:t>Resident Management</w:t>
+      </w:r>
+    </w:p>
+    <w:p>
+      <w:pPr>
+        <w:numPr>
+          <w:ilvl w:val="0"/>
+          <w:numId w:val="40"/>
+        </w:numPr>
+      </w:pPr>
+      <w:r>
+        <w:t xml:space="preserve">Validation for duplicate flat numbers. </w:t>
+      </w:r>
+    </w:p>
+    <w:p>
+      <w:pPr>
+        <w:numPr>
+          <w:ilvl w:val="0"/>
+          <w:numId w:val="40"/>
+        </w:numPr>
+      </w:pPr>
+      <w:r>
+        <w:t xml:space="preserve">Mandatory fields for resident details. </w:t>
+      </w:r>
+    </w:p>
+    <w:p>
+      <w:pPr>
+        <w:numPr>
+          <w:ilvl w:val="0"/>
+          <w:numId w:val="40"/>
+        </w:numPr>
+      </w:pPr>
+      <w:r>
+        <w:t xml:space="preserve">Search and filter residents. </w:t>
+      </w:r>
+    </w:p>
+    <w:p>
+      <w:pPr>
+        <w:numPr>
+          <w:ilvl w:val="0"/>
+          <w:numId w:val="40"/>
+        </w:numPr>
+      </w:pPr>
+      <w:r>
+        <w:t xml:space="preserve">View resident history. </w:t>
+      </w:r>
+    </w:p>
+    <w:p>
+      <w:pPr>
+        <w:rPr>
+          <w:b/>
+          <w:bCs/>
+        </w:rPr>
+      </w:pPr>
+      <w:r>
+        <w:rPr>
+          <w:b/>
+          <w:bCs/>
+        </w:rPr>
+        <w:t>Maintenance Management</w:t>
+      </w:r>
+    </w:p>
+    <w:p>
+      <w:pPr>
+        <w:numPr>
+          <w:ilvl w:val="0"/>
+          <w:numId w:val="41"/>
+        </w:numPr>
+      </w:pPr>
+      <w:r>
+        <w:t xml:space="preserve">Define maintenance amount for each resident. </w:t>
+      </w:r>
+    </w:p>
+    <w:p>
+      <w:pPr>
+        <w:numPr>
+          <w:ilvl w:val="0"/>
+          <w:numId w:val="41"/>
+        </w:numPr>
+      </w:pPr>
+      <w:r>
+        <w:t xml:space="preserve">Record partial maintenance payments. </w:t>
+      </w:r>
+    </w:p>
+    <w:p>
+      <w:pPr>
+        <w:numPr>
+          <w:ilvl w:val="0"/>
+          <w:numId w:val="41"/>
+        </w:numPr>
+      </w:pPr>
+      <w:r>
+        <w:t xml:space="preserve">Generate maintenance receipts. </w:t>
+      </w:r>
+    </w:p>
+    <w:p>
+      <w:pPr>
+        <w:numPr>
+          <w:ilvl w:val="0"/>
+          <w:numId w:val="41"/>
+        </w:numPr>
+      </w:pPr>
+      <w:r>
+        <w:t xml:space="preserve">Filter payments by month or year. </w:t>
+      </w:r>
+    </w:p>
+    <w:p>
+      <w:pPr>
+        <w:rPr>
+          <w:b/>
+          <w:bCs/>
+        </w:rPr>
+      </w:pPr>
+      <w:r>
+        <w:rPr>
+          <w:b/>
+          <w:bCs/>
+        </w:rPr>
+        <w:t>Accounting &amp; Financial Statements</w:t>
+      </w:r>
+    </w:p>
+    <w:p>
+      <w:pPr>
+        <w:numPr>
+          <w:ilvl w:val="0"/>
+          <w:numId w:val="42"/>
+        </w:numPr>
+      </w:pPr>
+      <w:r>
+        <w:t xml:space="preserve">Edit or delete incorrect transactions. </w:t>
+      </w:r>
+    </w:p>
+    <w:p>
+      <w:pPr>
+        <w:numPr>
+          <w:ilvl w:val="0"/>
+          <w:numId w:val="42"/>
+        </w:numPr>
+      </w:pPr>
+      <w:r>
+        <w:t xml:space="preserve">Export financial reports (PDF/Excel). </w:t>
+      </w:r>
+    </w:p>
+    <w:p>
+      <w:pPr>
+        <w:numPr>
+          <w:ilvl w:val="0"/>
+          <w:numId w:val="42"/>
+        </w:numPr>
+      </w:pPr>
+      <w:r>
+        <w:t xml:space="preserve">Filter reports by date. </w:t>
+      </w:r>
+    </w:p>
+    <w:p>
+      <w:pPr>
+        <w:numPr>
+          <w:ilvl w:val="0"/>
+          <w:numId w:val="42"/>
+        </w:numPr>
+      </w:pPr>
+      <w:r>
+        <w:t xml:space="preserve">Categorize expenses (Electricity, Water, Security, etc.). </w:t>
+      </w:r>
+    </w:p>
+    <w:p>
+      <w:pPr>
+        <w:rPr>
+          <w:b/>
+          <w:bCs/>
+        </w:rPr>
+      </w:pPr>
+      <w:r>
+        <w:rPr>
+          <w:b/>
+          <w:bCs/>
+        </w:rPr>
+        <w:t>Notice Management</w:t>
+      </w:r>
+    </w:p>
+    <w:p>
+      <w:pPr>
+        <w:numPr>
+          <w:ilvl w:val="0"/>
+          <w:numId w:val="43"/>
+        </w:numPr>
+      </w:pPr>
+      <w:r>
+        <w:t xml:space="preserve">Notice expiry date. </w:t>
+      </w:r>
+    </w:p>
+    <w:p>
+      <w:pPr>
+        <w:numPr>
+          <w:ilvl w:val="0"/>
+          <w:numId w:val="43"/>
+        </w:numPr>
+      </w:pPr>
+      <w:r>
+        <w:t xml:space="preserve">Notice categories. </w:t>
+      </w:r>
+    </w:p>
+    <w:p>
+      <w:pPr>
+        <w:numPr>
+          <w:ilvl w:val="0"/>
+          <w:numId w:val="43"/>
+        </w:numPr>
+      </w:pPr>
+      <w:r>
+        <w:t xml:space="preserve">Archive old notices. </w:t>
+      </w:r>
+    </w:p>
+    <w:p>
+      <w:pPr>
+        <w:rPr>
+          <w:b/>
+          <w:bCs/>
+        </w:rPr>
+      </w:pPr>
+      <w:r>
+        <w:rPr>
+          <w:b/>
+          <w:bCs/>
+        </w:rPr>
+        <w:t>Dashboard</w:t>
+      </w:r>
+    </w:p>
+    <w:p>
+      <w:pPr>
+        <w:numPr>
+          <w:ilvl w:val="0"/>
+          <w:numId w:val="44"/>
+        </w:numPr>
+      </w:pPr>
+      <w:r>
+        <w:t xml:space="preserve">Refresh dashboard automatically. </w:t>
+      </w:r>
+    </w:p>
+    <w:p>
+      <w:pPr>
+        <w:numPr>
+          <w:ilvl w:val="0"/>
+          <w:numId w:val="44"/>
+        </w:numPr>
+      </w:pPr>
+      <w:r>
+        <w:t xml:space="preserve">Display latest financial summary. </w:t>
+      </w:r>
+    </w:p>
+    <w:p>
+      <w:pPr>
+        <w:numPr>
+          <w:ilvl w:val="0"/>
+          <w:numId w:val="44"/>
+        </w:numPr>
+      </w:pPr>
+      <w:r>
         <w:lastRenderedPageBreak/>
-        <w:t>Must Have</w:t>
-      </w:r>
-    </w:p>
-    <w:p>
-      <w:r>
-        <w:t>These are the essential features required for the MVP to function.</w:t>
-      </w:r>
-    </w:p>
-    <w:p>
-      <w:pPr>
-        <w:numPr>
-          <w:ilvl w:val="0"/>
-          <w:numId w:val="35"/>
-        </w:numPr>
-      </w:pPr>
-      <w:r>
-        <w:t xml:space="preserve">Login </w:t>
-      </w:r>
-    </w:p>
-    <w:p>
-      <w:pPr>
-        <w:numPr>
-          <w:ilvl w:val="0"/>
-          <w:numId w:val="35"/>
-        </w:numPr>
-      </w:pPr>
-      <w:r>
-        <w:t xml:space="preserve">Resident Management </w:t>
-      </w:r>
-    </w:p>
-    <w:p>
-      <w:pPr>
-        <w:numPr>
-          <w:ilvl w:val="0"/>
-          <w:numId w:val="35"/>
-        </w:numPr>
-      </w:pPr>
-      <w:r>
-        <w:t xml:space="preserve">Maintenance Management </w:t>
-      </w:r>
-    </w:p>
-    <w:p>
-      <w:pPr>
-        <w:numPr>
-          <w:ilvl w:val="0"/>
-          <w:numId w:val="35"/>
-        </w:numPr>
-      </w:pPr>
-      <w:r>
-        <w:t xml:space="preserve">Accounting &amp; Financial Statements </w:t>
-      </w:r>
-    </w:p>
-    <w:p>
-      <w:pPr>
-        <w:numPr>
-          <w:ilvl w:val="0"/>
-          <w:numId w:val="35"/>
-        </w:numPr>
-      </w:pPr>
-      <w:r>
-        <w:t xml:space="preserve">Notice Management </w:t>
-      </w:r>
-    </w:p>
-    <w:p>
-      <w:pPr>
-        <w:numPr>
-          <w:ilvl w:val="0"/>
-          <w:numId w:val="35"/>
-        </w:numPr>
-      </w:pPr>
-      <w:r>
-        <w:t xml:space="preserve">Dashboard </w:t>
-      </w:r>
-    </w:p>
-    <w:p>
-      <w:pPr>
-        <w:numPr>
-          <w:ilvl w:val="0"/>
-          <w:numId w:val="35"/>
-        </w:numPr>
-      </w:pPr>
-      <w:r>
+        <w:t xml:space="preserve">Display pending maintenance count. </w:t>
+      </w:r>
+    </w:p>
+    <w:p>
+      <w:pPr>
+        <w:rPr>
+          <w:b/>
+          <w:bCs/>
+        </w:rPr>
+      </w:pPr>
+    </w:p>
+    <w:p>
+      <w:pPr>
+        <w:rPr>
+          <w:b/>
+          <w:bCs/>
+        </w:rPr>
+      </w:pPr>
+    </w:p>
+    <w:p>
+      <w:pPr>
+        <w:rPr>
+          <w:b/>
+          <w:bCs/>
+        </w:rPr>
+      </w:pPr>
+      <w:r>
+        <w:rPr>
+          <w:b/>
+          <w:bCs/>
+        </w:rPr>
         <w:t>AI Notice Generator</w:t>
       </w:r>
     </w:p>
     <w:p>
       <w:pPr>
-        <w:rPr>
-          <w:b/>
-          <w:bCs/>
-        </w:rPr>
-      </w:pPr>
-      <w:r>
-        <w:rPr>
-          <w:b/>
-          <w:bCs/>
-        </w:rPr>
-        <w:t>Should Have</w:t>
-      </w:r>
-    </w:p>
-    <w:p>
-      <w:r>
-        <w:t>These features improve the user experience but are not essential for the first release.</w:t>
-      </w:r>
-    </w:p>
-    <w:p>
-      <w:pPr>
-        <w:numPr>
-          <w:ilvl w:val="0"/>
-          <w:numId w:val="36"/>
-        </w:numPr>
-      </w:pPr>
-      <w:r>
-        <w:t xml:space="preserve">Search Residents </w:t>
-      </w:r>
-    </w:p>
-    <w:p>
-      <w:pPr>
-        <w:numPr>
-          <w:ilvl w:val="0"/>
-          <w:numId w:val="36"/>
-        </w:numPr>
-      </w:pPr>
-      <w:r>
-        <w:t xml:space="preserve">Payment History </w:t>
-      </w:r>
-    </w:p>
-    <w:p>
-      <w:pPr>
-        <w:numPr>
-          <w:ilvl w:val="0"/>
-          <w:numId w:val="36"/>
-        </w:numPr>
-      </w:pPr>
-      <w:r>
-        <w:t xml:space="preserve">Monthly Financial Reports </w:t>
-      </w:r>
-    </w:p>
-    <w:p>
-      <w:pPr>
-        <w:numPr>
-          <w:ilvl w:val="0"/>
-          <w:numId w:val="36"/>
-        </w:numPr>
-      </w:pPr>
-      <w:r>
-        <w:t xml:space="preserve">Dashboard Summary Cards </w:t>
-      </w:r>
-    </w:p>
-    <w:p>
-      <w:pPr>
-        <w:rPr>
-          <w:b/>
-          <w:bCs/>
-        </w:rPr>
-      </w:pPr>
-      <w:r>
-        <w:rPr>
-          <w:b/>
-          <w:bCs/>
-        </w:rPr>
-        <w:t>Could Have</w:t>
-      </w:r>
-    </w:p>
-    <w:p>
-      <w:r>
-        <w:t>These are optional features that can be added in future versions if time and resources permit.</w:t>
-      </w:r>
-    </w:p>
-    <w:p>
-      <w:pPr>
-        <w:numPr>
-          <w:ilvl w:val="0"/>
-          <w:numId w:val="37"/>
-        </w:numPr>
-      </w:pPr>
-      <w:r>
-        <w:t xml:space="preserve">Complaint Management </w:t>
-      </w:r>
-    </w:p>
-    <w:p>
-      <w:pPr>
-        <w:numPr>
-          <w:ilvl w:val="0"/>
-          <w:numId w:val="37"/>
-        </w:numPr>
-      </w:pPr>
-      <w:r>
-        <w:t xml:space="preserve">Visitor Management </w:t>
-      </w:r>
-    </w:p>
-    <w:p>
-      <w:pPr>
-        <w:numPr>
-          <w:ilvl w:val="0"/>
-          <w:numId w:val="37"/>
-        </w:numPr>
-      </w:pPr>
-      <w:r>
-        <w:t xml:space="preserve">Resident Portal </w:t>
-      </w:r>
-    </w:p>
-    <w:p>
-      <w:pPr>
-        <w:numPr>
-          <w:ilvl w:val="0"/>
-          <w:numId w:val="37"/>
-        </w:numPr>
-      </w:pPr>
-      <w:r>
-        <w:t xml:space="preserve">Vendor Management </w:t>
-      </w:r>
-    </w:p>
-    <w:p>
-      <w:pPr>
-        <w:numPr>
-          <w:ilvl w:val="0"/>
-          <w:numId w:val="37"/>
-        </w:numPr>
-      </w:pPr>
-      <w:r>
-        <w:t xml:space="preserve">AI Insights &amp; Reports </w:t>
-      </w:r>
-    </w:p>
-    <w:p>
-      <w:pPr>
-        <w:rPr>
-          <w:b/>
-          <w:bCs/>
-        </w:rPr>
-      </w:pPr>
-      <w:r>
-        <w:rPr>
-          <w:b/>
-          <w:bCs/>
-        </w:rPr>
-        <w:t>Won't Have (MVP)</w:t>
-      </w:r>
-    </w:p>
-    <w:p>
-      <w:r>
-        <w:t>These features are intentionally excluded from the MVP and will be considered for future releases.</w:t>
-      </w:r>
-    </w:p>
-    <w:p>
-      <w:pPr>
-        <w:numPr>
-          <w:ilvl w:val="0"/>
-          <w:numId w:val="38"/>
-        </w:numPr>
-      </w:pPr>
-      <w:r>
-        <w:t xml:space="preserve">Online Payment Gateway </w:t>
-      </w:r>
-    </w:p>
-    <w:p>
-      <w:pPr>
-        <w:numPr>
-          <w:ilvl w:val="0"/>
-          <w:numId w:val="38"/>
-        </w:numPr>
-      </w:pPr>
-      <w:r>
-        <w:t xml:space="preserve">Mobile Application </w:t>
-      </w:r>
-    </w:p>
-    <w:p>
-      <w:pPr>
-        <w:numPr>
-          <w:ilvl w:val="0"/>
-          <w:numId w:val="38"/>
-        </w:numPr>
-      </w:pPr>
-      <w:r>
-        <w:t xml:space="preserve">Email/SMS/WhatsApp Notifications </w:t>
-      </w:r>
-    </w:p>
-    <w:p>
-      <w:pPr>
-        <w:numPr>
-          <w:ilvl w:val="0"/>
-          <w:numId w:val="38"/>
-        </w:numPr>
-      </w:pPr>
-      <w:r>
-        <w:t xml:space="preserve">Parking Management </w:t>
-      </w:r>
-    </w:p>
-    <w:p>
-      <w:pPr>
-        <w:numPr>
-          <w:ilvl w:val="0"/>
-          <w:numId w:val="38"/>
-        </w:numPr>
-      </w:pPr>
-      <w:r>
-        <w:t xml:space="preserve">Multi-Society Support </w:t>
-      </w:r>
-    </w:p>
-    <w:p>
-      <w:pPr>
-        <w:numPr>
-          <w:ilvl w:val="0"/>
-          <w:numId w:val="38"/>
-        </w:numPr>
-      </w:pPr>
-      <w:r>
-        <w:t>Role-Based Access Control</w:t>
-      </w:r>
-    </w:p>
-    <w:p>
-      <w:pPr>
-        <w:rPr>
-          <w:b/>
-          <w:bCs/>
-        </w:rPr>
-      </w:pPr>
-    </w:p>
-    <w:p>
-      <w:pPr>
-        <w:rPr>
-          <w:b/>
-          <w:bCs/>
-        </w:rPr>
-      </w:pPr>
-      <w:r>
-        <w:rPr>
-          <w:b/>
-          <w:bCs/>
-        </w:rPr>
+        <w:pStyle w:val="ListParagraph"/>
+        <w:numPr>
+          <w:ilvl w:val="0"/>
+          <w:numId w:val="57"/>
+        </w:numPr>
+      </w:pPr>
+      <w:r>
+        <w:t xml:space="preserve">Define what should happen if the AI fails to generate a notice. </w:t>
+      </w:r>
+    </w:p>
+    <w:p>
+      <w:pPr>
+        <w:pStyle w:val="ListParagraph"/>
+        <w:numPr>
+          <w:ilvl w:val="0"/>
+          <w:numId w:val="57"/>
+        </w:numPr>
+      </w:pPr>
+      <w:r>
+        <w:t>Specify the maximum prompt length and supported input format for AI-generated notices.</w:t>
+      </w:r>
+    </w:p>
+    <w:p/>
+    <w:p>
+      <w:pPr>
+        <w:rPr>
+          <w:b/>
+          <w:bCs/>
+        </w:rPr>
+      </w:pPr>
+      <w:r>
+        <w:rPr>
+          <w:b/>
+          <w:bCs/>
+        </w:rPr>
+        <w:t>2. Ambiguous Requirements</w:t>
+      </w:r>
+    </w:p>
+    <w:p>
+      <w:r>
+        <w:t>These requirements are unclear and should be clarified.</w:t>
+      </w:r>
+    </w:p>
+    <w:p>
+      <w:pPr>
+        <w:numPr>
+          <w:ilvl w:val="0"/>
+          <w:numId w:val="45"/>
+        </w:numPr>
+      </w:pPr>
+      <w:r>
+        <w:t xml:space="preserve">Who can add, edit, or delete residents? </w:t>
+      </w:r>
+    </w:p>
+    <w:p>
+      <w:pPr>
+        <w:numPr>
+          <w:ilvl w:val="0"/>
+          <w:numId w:val="45"/>
+        </w:numPr>
+      </w:pPr>
+      <w:r>
+        <w:t xml:space="preserve">Can multiple committee members use the system simultaneously? </w:t>
+      </w:r>
+    </w:p>
+    <w:p>
+      <w:pPr>
+        <w:numPr>
+          <w:ilvl w:val="0"/>
+          <w:numId w:val="45"/>
+        </w:numPr>
+      </w:pPr>
+      <w:r>
+        <w:t xml:space="preserve">Can one resident own multiple flats? </w:t>
+      </w:r>
+    </w:p>
+    <w:p>
+      <w:pPr>
+        <w:numPr>
+          <w:ilvl w:val="0"/>
+          <w:numId w:val="45"/>
+        </w:numPr>
+      </w:pPr>
+      <w:r>
+        <w:t xml:space="preserve">Can maintenance charges differ by flat type? </w:t>
+      </w:r>
+    </w:p>
+    <w:p>
+      <w:pPr>
+        <w:numPr>
+          <w:ilvl w:val="0"/>
+          <w:numId w:val="45"/>
+        </w:numPr>
+      </w:pPr>
+      <w:r>
+        <w:t xml:space="preserve">Can a resident pay maintenance in installments? </w:t>
+      </w:r>
+    </w:p>
+    <w:p>
+      <w:pPr>
+        <w:numPr>
+          <w:ilvl w:val="0"/>
+          <w:numId w:val="45"/>
+        </w:numPr>
+      </w:pPr>
+      <w:r>
+        <w:t xml:space="preserve">How is the current balance calculated? </w:t>
+      </w:r>
+    </w:p>
+    <w:p>
+      <w:pPr>
+        <w:numPr>
+          <w:ilvl w:val="0"/>
+          <w:numId w:val="45"/>
+        </w:numPr>
+      </w:pPr>
+      <w:r>
+        <w:t xml:space="preserve">Are deleted records permanently removed? </w:t>
+      </w:r>
+    </w:p>
+    <w:p>
+      <w:pPr>
+        <w:numPr>
+          <w:ilvl w:val="0"/>
+          <w:numId w:val="45"/>
+        </w:numPr>
+      </w:pPr>
+      <w:r>
+        <w:t xml:space="preserve">Can notices be edited after publishing? </w:t>
+      </w:r>
+    </w:p>
+    <w:p>
+      <w:pPr>
+        <w:numPr>
+          <w:ilvl w:val="0"/>
+          <w:numId w:val="45"/>
+        </w:numPr>
+      </w:pPr>
+      <w:r>
+        <w:t xml:space="preserve">How many financial years should be stored? </w:t>
+      </w:r>
+    </w:p>
+    <w:p>
+      <w:pPr>
+        <w:numPr>
+          <w:ilvl w:val="0"/>
+          <w:numId w:val="45"/>
+        </w:numPr>
+      </w:pPr>
+      <w:r>
+        <w:t xml:space="preserve">What happens if internet connectivity is lost while saving data? </w:t>
+      </w:r>
+    </w:p>
+    <w:p>
+      <w:pPr>
+        <w:numPr>
+          <w:ilvl w:val="0"/>
+          <w:numId w:val="45"/>
+        </w:numPr>
+      </w:pPr>
+      <w:r>
+        <w:t xml:space="preserve">Should AI-generated notices be saved automatically or only after user approval? </w:t>
+      </w:r>
+    </w:p>
+    <w:p>
+      <w:pPr>
+        <w:numPr>
+          <w:ilvl w:val="0"/>
+          <w:numId w:val="45"/>
+        </w:numPr>
+      </w:pPr>
+      <w:r>
+        <w:t>Can users edit the AI-generated notice before publishing?</w:t>
+      </w:r>
+    </w:p>
+    <w:p/>
+    <w:p>
+      <w:pPr>
+        <w:rPr>
+          <w:b/>
+          <w:bCs/>
+        </w:rPr>
+      </w:pPr>
+      <w:r>
+        <w:rPr>
+          <w:b/>
+          <w:bCs/>
+        </w:rPr>
+        <w:t>3. Edge Cases</w:t>
+      </w:r>
+    </w:p>
+    <w:p>
+      <w:r>
+        <w:t>These are unusual situations the system should handle correctly.</w:t>
+      </w:r>
+    </w:p>
+    <w:p>
+      <w:pPr>
+        <w:rPr>
+          <w:b/>
+          <w:bCs/>
+        </w:rPr>
+      </w:pPr>
+      <w:r>
+        <w:rPr>
+          <w:b/>
+          <w:bCs/>
+        </w:rPr>
+        <w:t>Authentication</w:t>
+      </w:r>
+    </w:p>
+    <w:p>
+      <w:pPr>
+        <w:numPr>
+          <w:ilvl w:val="0"/>
+          <w:numId w:val="46"/>
+        </w:numPr>
+      </w:pPr>
+      <w:r>
+        <w:t xml:space="preserve">Incorrect username or password. </w:t>
+      </w:r>
+    </w:p>
+    <w:p>
+      <w:pPr>
+        <w:numPr>
+          <w:ilvl w:val="0"/>
+          <w:numId w:val="46"/>
+        </w:numPr>
+      </w:pPr>
+      <w:r>
+        <w:t xml:space="preserve">Empty login fields. </w:t>
+      </w:r>
+    </w:p>
+    <w:p>
+      <w:pPr>
+        <w:numPr>
+          <w:ilvl w:val="0"/>
+          <w:numId w:val="46"/>
+        </w:numPr>
+      </w:pPr>
+      <w:r>
+        <w:t xml:space="preserve">Duplicate email during registration. </w:t>
+      </w:r>
+    </w:p>
+    <w:p>
+      <w:pPr>
+        <w:rPr>
+          <w:b/>
+          <w:bCs/>
+        </w:rPr>
+      </w:pPr>
+      <w:r>
+        <w:rPr>
+          <w:b/>
+          <w:bCs/>
+        </w:rPr>
+        <w:t>Resident Management</w:t>
+      </w:r>
+    </w:p>
+    <w:p>
+      <w:pPr>
+        <w:numPr>
+          <w:ilvl w:val="0"/>
+          <w:numId w:val="47"/>
+        </w:numPr>
+      </w:pPr>
+      <w:r>
+        <w:t xml:space="preserve">Duplicate flat number. </w:t>
+      </w:r>
+    </w:p>
+    <w:p>
+      <w:pPr>
+        <w:numPr>
+          <w:ilvl w:val="0"/>
+          <w:numId w:val="47"/>
+        </w:numPr>
+      </w:pPr>
+      <w:r>
+        <w:t xml:space="preserve">Duplicate phone number. </w:t>
+      </w:r>
+    </w:p>
+    <w:p>
+      <w:pPr>
+        <w:numPr>
+          <w:ilvl w:val="0"/>
+          <w:numId w:val="47"/>
+        </w:numPr>
+      </w:pPr>
+      <w:r>
         <w:lastRenderedPageBreak/>
-        <w:t>M</w:t>
-      </w:r>
-      <w:r>
-        <w:rPr>
-          <w:b/>
-          <w:bCs/>
-        </w:rPr>
-        <w:t>issing/</w:t>
-      </w:r>
-      <w:r>
-        <w:rPr>
-          <w:b/>
-          <w:bCs/>
-        </w:rPr>
-        <w:t>A</w:t>
-      </w:r>
-      <w:r>
-        <w:rPr>
-          <w:b/>
-          <w:bCs/>
-        </w:rPr>
-        <w:t>mbiguous requirements and edge cases</w:t>
-      </w:r>
-      <w:r>
-        <w:rPr>
-          <w:b/>
-          <w:bCs/>
-        </w:rPr>
-        <w:t>.</w:t>
-      </w:r>
-    </w:p>
-    <w:p>
-      <w:pPr>
-        <w:rPr>
-          <w:b/>
-          <w:bCs/>
-        </w:rPr>
-      </w:pPr>
-      <w:r>
-        <w:rPr>
-          <w:b/>
-          <w:bCs/>
-        </w:rPr>
-        <w:t>1. Missing Requirements</w:t>
-      </w:r>
-    </w:p>
-    <w:p>
-      <w:r>
-        <w:t>These are requirements that should be defined but are currently missing.</w:t>
-      </w:r>
-    </w:p>
-    <w:p>
-      <w:pPr>
-        <w:rPr>
-          <w:b/>
-          <w:bCs/>
-        </w:rPr>
-      </w:pPr>
-      <w:r>
-        <w:rPr>
-          <w:b/>
-          <w:bCs/>
-        </w:rPr>
-        <w:t>Authentication</w:t>
-      </w:r>
-    </w:p>
-    <w:p>
-      <w:pPr>
-        <w:numPr>
-          <w:ilvl w:val="0"/>
-          <w:numId w:val="39"/>
-        </w:numPr>
-      </w:pPr>
-      <w:r>
-        <w:t xml:space="preserve">User registration. </w:t>
-      </w:r>
-    </w:p>
-    <w:p>
-      <w:pPr>
-        <w:numPr>
-          <w:ilvl w:val="0"/>
-          <w:numId w:val="39"/>
-        </w:numPr>
-      </w:pPr>
-      <w:r>
-        <w:t xml:space="preserve">Password reset functionality. </w:t>
-      </w:r>
-    </w:p>
-    <w:p>
-      <w:pPr>
-        <w:numPr>
-          <w:ilvl w:val="0"/>
-          <w:numId w:val="39"/>
-        </w:numPr>
-      </w:pPr>
-      <w:r>
-        <w:t xml:space="preserve">Change password feature. </w:t>
-      </w:r>
-    </w:p>
-    <w:p>
-      <w:pPr>
-        <w:numPr>
-          <w:ilvl w:val="0"/>
-          <w:numId w:val="39"/>
-        </w:numPr>
-      </w:pPr>
-      <w:r>
-        <w:t xml:space="preserve">Logout functionality. </w:t>
-      </w:r>
-    </w:p>
-    <w:p>
-      <w:pPr>
-        <w:rPr>
-          <w:b/>
-          <w:bCs/>
-        </w:rPr>
-      </w:pPr>
-      <w:r>
-        <w:rPr>
-          <w:b/>
-          <w:bCs/>
-        </w:rPr>
-        <w:t>Resident Management</w:t>
-      </w:r>
-    </w:p>
-    <w:p>
-      <w:pPr>
-        <w:numPr>
-          <w:ilvl w:val="0"/>
-          <w:numId w:val="40"/>
-        </w:numPr>
-      </w:pPr>
-      <w:r>
-        <w:t xml:space="preserve">Validation for duplicate flat numbers. </w:t>
-      </w:r>
-    </w:p>
-    <w:p>
-      <w:pPr>
-        <w:numPr>
-          <w:ilvl w:val="0"/>
-          <w:numId w:val="40"/>
-        </w:numPr>
-      </w:pPr>
-      <w:r>
-        <w:t xml:space="preserve">Mandatory fields for resident details. </w:t>
-      </w:r>
-    </w:p>
-    <w:p>
-      <w:pPr>
-        <w:numPr>
-          <w:ilvl w:val="0"/>
-          <w:numId w:val="40"/>
-        </w:numPr>
-      </w:pPr>
-      <w:r>
-        <w:t xml:space="preserve">Search and filter residents. </w:t>
-      </w:r>
-    </w:p>
-    <w:p>
-      <w:pPr>
-        <w:numPr>
-          <w:ilvl w:val="0"/>
-          <w:numId w:val="40"/>
-        </w:numPr>
-      </w:pPr>
-      <w:r>
-        <w:t xml:space="preserve">View resident history. </w:t>
-      </w:r>
-    </w:p>
-    <w:p>
-      <w:pPr>
-        <w:rPr>
-          <w:b/>
-          <w:bCs/>
-        </w:rPr>
-      </w:pPr>
-      <w:r>
-        <w:rPr>
-          <w:b/>
-          <w:bCs/>
-        </w:rPr>
-        <w:t>Maintenance Management</w:t>
-      </w:r>
-    </w:p>
-    <w:p>
-      <w:pPr>
-        <w:numPr>
-          <w:ilvl w:val="0"/>
-          <w:numId w:val="41"/>
-        </w:numPr>
-      </w:pPr>
-      <w:r>
-        <w:t xml:space="preserve">Define maintenance amount for each resident. </w:t>
-      </w:r>
-    </w:p>
-    <w:p>
-      <w:pPr>
-        <w:numPr>
-          <w:ilvl w:val="0"/>
-          <w:numId w:val="41"/>
-        </w:numPr>
-      </w:pPr>
-      <w:r>
-        <w:t xml:space="preserve">Record partial maintenance payments. </w:t>
-      </w:r>
-    </w:p>
-    <w:p>
-      <w:pPr>
-        <w:numPr>
-          <w:ilvl w:val="0"/>
-          <w:numId w:val="41"/>
-        </w:numPr>
-      </w:pPr>
-      <w:r>
-        <w:t xml:space="preserve">Generate maintenance receipts. </w:t>
-      </w:r>
-    </w:p>
-    <w:p>
-      <w:pPr>
-        <w:numPr>
-          <w:ilvl w:val="0"/>
-          <w:numId w:val="41"/>
-        </w:numPr>
-      </w:pPr>
-      <w:r>
-        <w:t xml:space="preserve">Filter payments by month or year. </w:t>
-      </w:r>
-    </w:p>
-    <w:p>
-      <w:pPr>
-        <w:rPr>
-          <w:b/>
-          <w:bCs/>
-        </w:rPr>
-      </w:pPr>
-      <w:r>
-        <w:rPr>
-          <w:b/>
-          <w:bCs/>
-        </w:rPr>
-        <w:t>Accounting &amp; Financial Statements</w:t>
-      </w:r>
-    </w:p>
-    <w:p>
-      <w:pPr>
-        <w:numPr>
-          <w:ilvl w:val="0"/>
-          <w:numId w:val="42"/>
-        </w:numPr>
-      </w:pPr>
-      <w:r>
-        <w:t xml:space="preserve">Edit or delete incorrect transactions. </w:t>
-      </w:r>
-    </w:p>
-    <w:p>
-      <w:pPr>
-        <w:numPr>
-          <w:ilvl w:val="0"/>
-          <w:numId w:val="42"/>
-        </w:numPr>
-      </w:pPr>
-      <w:r>
-        <w:t xml:space="preserve">Export financial reports (PDF/Excel). </w:t>
-      </w:r>
-    </w:p>
-    <w:p>
-      <w:pPr>
-        <w:numPr>
-          <w:ilvl w:val="0"/>
-          <w:numId w:val="42"/>
-        </w:numPr>
-      </w:pPr>
-      <w:r>
-        <w:t xml:space="preserve">Filter reports by date. </w:t>
-      </w:r>
-    </w:p>
-    <w:p>
-      <w:pPr>
-        <w:numPr>
-          <w:ilvl w:val="0"/>
-          <w:numId w:val="42"/>
-        </w:numPr>
-      </w:pPr>
-      <w:r>
-        <w:t xml:space="preserve">Categorize expenses (Electricity, Water, Security, etc.). </w:t>
-      </w:r>
-    </w:p>
-    <w:p>
-      <w:pPr>
-        <w:rPr>
-          <w:b/>
-          <w:bCs/>
-        </w:rPr>
-      </w:pPr>
-      <w:r>
-        <w:rPr>
-          <w:b/>
-          <w:bCs/>
-        </w:rPr>
-        <w:t>Notice Management</w:t>
-      </w:r>
-    </w:p>
-    <w:p>
-      <w:pPr>
-        <w:numPr>
-          <w:ilvl w:val="0"/>
-          <w:numId w:val="43"/>
-        </w:numPr>
-      </w:pPr>
-      <w:r>
-        <w:t xml:space="preserve">Notice expiry date. </w:t>
-      </w:r>
-    </w:p>
-    <w:p>
-      <w:pPr>
-        <w:numPr>
-          <w:ilvl w:val="0"/>
-          <w:numId w:val="43"/>
-        </w:numPr>
-      </w:pPr>
-      <w:r>
-        <w:t xml:space="preserve">Notice categories. </w:t>
-      </w:r>
-    </w:p>
-    <w:p>
-      <w:pPr>
-        <w:numPr>
-          <w:ilvl w:val="0"/>
-          <w:numId w:val="43"/>
-        </w:numPr>
-      </w:pPr>
-      <w:r>
-        <w:t xml:space="preserve">Archive old notices. </w:t>
-      </w:r>
-    </w:p>
-    <w:p>
-      <w:pPr>
-        <w:rPr>
-          <w:b/>
-          <w:bCs/>
-        </w:rPr>
-      </w:pPr>
-      <w:r>
-        <w:rPr>
-          <w:b/>
-          <w:bCs/>
-        </w:rPr>
-        <w:t>Dashboard</w:t>
-      </w:r>
-    </w:p>
-    <w:p>
-      <w:pPr>
-        <w:numPr>
-          <w:ilvl w:val="0"/>
-          <w:numId w:val="44"/>
-        </w:numPr>
-      </w:pPr>
-      <w:r>
-        <w:t xml:space="preserve">Refresh dashboard automatically. </w:t>
-      </w:r>
-    </w:p>
-    <w:p>
-      <w:pPr>
-        <w:numPr>
-          <w:ilvl w:val="0"/>
-          <w:numId w:val="44"/>
-        </w:numPr>
-      </w:pPr>
-      <w:r>
-        <w:t xml:space="preserve">Display latest financial summary. </w:t>
-      </w:r>
-    </w:p>
-    <w:p>
-      <w:pPr>
-        <w:numPr>
-          <w:ilvl w:val="0"/>
-          <w:numId w:val="44"/>
-        </w:numPr>
-      </w:pPr>
-      <w:r>
-        <w:t xml:space="preserve">Display pending maintenance count. </w:t>
-      </w:r>
-    </w:p>
-    <w:p>
-      <w:pPr>
-        <w:rPr>
-          <w:b/>
-          <w:bCs/>
-        </w:rPr>
-      </w:pPr>
-    </w:p>
-    <w:p>
-      <w:pPr>
-        <w:rPr>
-          <w:b/>
-          <w:bCs/>
-        </w:rPr>
-      </w:pPr>
-    </w:p>
-    <w:p>
-      <w:pPr>
-        <w:rPr>
-          <w:b/>
-          <w:bCs/>
-        </w:rPr>
-      </w:pPr>
-      <w:r>
-        <w:rPr>
-          <w:b/>
-          <w:bCs/>
-        </w:rPr>
-        <w:t>AI Notice Generator</w:t>
-      </w:r>
-    </w:p>
-    <w:p>
-      <w:pPr>
-        <w:pStyle w:val="ListParagraph"/>
-        <w:numPr>
-          <w:ilvl w:val="0"/>
-          <w:numId w:val="57"/>
-        </w:numPr>
-      </w:pPr>
-      <w:r>
-        <w:t xml:space="preserve">Define what should happen if the AI fails to generate a notice. </w:t>
-      </w:r>
-    </w:p>
-    <w:p>
-      <w:pPr>
-        <w:pStyle w:val="ListParagraph"/>
-        <w:numPr>
-          <w:ilvl w:val="0"/>
-          <w:numId w:val="57"/>
-        </w:numPr>
-      </w:pPr>
-      <w:r>
-        <w:t>Specify the maximum prompt length and supported input format for AI-generated notices.</w:t>
-      </w:r>
-    </w:p>
-    <w:p/>
-    <w:p>
-      <w:pPr>
-        <w:rPr>
-          <w:b/>
-          <w:bCs/>
-        </w:rPr>
-      </w:pPr>
-      <w:r>
-        <w:rPr>
-          <w:b/>
-          <w:bCs/>
-        </w:rPr>
-        <w:t>2. Ambiguous Requirements</w:t>
-      </w:r>
-    </w:p>
-    <w:p>
-      <w:r>
-        <w:t>These requirements are unclear and should be clarified.</w:t>
-      </w:r>
-    </w:p>
-    <w:p>
-      <w:pPr>
-        <w:numPr>
-          <w:ilvl w:val="0"/>
-          <w:numId w:val="45"/>
-        </w:numPr>
-      </w:pPr>
-      <w:r>
-        <w:t xml:space="preserve">Who can add, edit, or delete residents? </w:t>
-      </w:r>
-    </w:p>
-    <w:p>
-      <w:pPr>
-        <w:numPr>
-          <w:ilvl w:val="0"/>
-          <w:numId w:val="45"/>
-        </w:numPr>
-      </w:pPr>
-      <w:r>
-        <w:t xml:space="preserve">Can multiple committee members use the system simultaneously? </w:t>
-      </w:r>
-    </w:p>
-    <w:p>
-      <w:pPr>
-        <w:numPr>
-          <w:ilvl w:val="0"/>
-          <w:numId w:val="45"/>
-        </w:numPr>
-      </w:pPr>
-      <w:r>
-        <w:t xml:space="preserve">Can one resident own multiple flats? </w:t>
-      </w:r>
-    </w:p>
-    <w:p>
-      <w:pPr>
-        <w:numPr>
-          <w:ilvl w:val="0"/>
-          <w:numId w:val="45"/>
-        </w:numPr>
-      </w:pPr>
-      <w:r>
-        <w:t xml:space="preserve">Can maintenance charges differ by flat type? </w:t>
-      </w:r>
-    </w:p>
-    <w:p>
-      <w:pPr>
-        <w:numPr>
-          <w:ilvl w:val="0"/>
-          <w:numId w:val="45"/>
-        </w:numPr>
-      </w:pPr>
-      <w:r>
-        <w:t xml:space="preserve">Can a resident pay maintenance in </w:t>
-      </w:r>
-      <w:proofErr w:type="spellStart"/>
-      <w:r>
-        <w:t>installments</w:t>
-      </w:r>
-      <w:proofErr w:type="spellEnd"/>
-      <w:r>
-        <w:t xml:space="preserve">? </w:t>
-      </w:r>
-    </w:p>
-    <w:p>
-      <w:pPr>
-        <w:numPr>
-          <w:ilvl w:val="0"/>
-          <w:numId w:val="45"/>
-        </w:numPr>
-      </w:pPr>
-      <w:r>
-        <w:t xml:space="preserve">How is the current balance calculated? </w:t>
-      </w:r>
-    </w:p>
-    <w:p>
-      <w:pPr>
-        <w:numPr>
-          <w:ilvl w:val="0"/>
-          <w:numId w:val="45"/>
-        </w:numPr>
-      </w:pPr>
-      <w:r>
-        <w:t xml:space="preserve">Are deleted records permanently removed? </w:t>
-      </w:r>
-    </w:p>
-    <w:p>
-      <w:pPr>
-        <w:numPr>
-          <w:ilvl w:val="0"/>
-          <w:numId w:val="45"/>
-        </w:numPr>
-      </w:pPr>
-      <w:r>
-        <w:t xml:space="preserve">Can notices be edited after publishing? </w:t>
-      </w:r>
-    </w:p>
-    <w:p>
-      <w:pPr>
-        <w:numPr>
-          <w:ilvl w:val="0"/>
-          <w:numId w:val="45"/>
-        </w:numPr>
-      </w:pPr>
-      <w:r>
-        <w:t xml:space="preserve">How many financial years should be stored? </w:t>
-      </w:r>
-    </w:p>
-    <w:p>
-      <w:pPr>
-        <w:numPr>
-          <w:ilvl w:val="0"/>
-          <w:numId w:val="45"/>
-        </w:numPr>
-      </w:pPr>
-      <w:r>
-        <w:t xml:space="preserve">What happens if internet connectivity is lost while saving data? </w:t>
-      </w:r>
-    </w:p>
-    <w:p>
-      <w:pPr>
-        <w:numPr>
-          <w:ilvl w:val="0"/>
-          <w:numId w:val="45"/>
-        </w:numPr>
-      </w:pPr>
-      <w:r>
-        <w:t xml:space="preserve">Should AI-generated notices be saved automatically or only after user approval? </w:t>
-      </w:r>
-    </w:p>
-    <w:p>
-      <w:pPr>
-        <w:numPr>
-          <w:ilvl w:val="0"/>
-          <w:numId w:val="45"/>
-        </w:numPr>
-      </w:pPr>
-      <w:r>
-        <w:t>Can users edit the AI-generated notice before publishing?</w:t>
-      </w:r>
-    </w:p>
-    <w:p/>
-    <w:p>
-      <w:pPr>
-        <w:rPr>
-          <w:b/>
-          <w:bCs/>
-        </w:rPr>
-      </w:pPr>
-      <w:r>
-        <w:rPr>
-          <w:b/>
-          <w:bCs/>
-        </w:rPr>
-        <w:t>3. Edge Cases</w:t>
-      </w:r>
-    </w:p>
-    <w:p>
-      <w:r>
-        <w:t>These are unusual situations the system should handle correctly.</w:t>
-      </w:r>
-    </w:p>
-    <w:p>
-      <w:pPr>
-        <w:rPr>
-          <w:b/>
-          <w:bCs/>
-        </w:rPr>
-      </w:pPr>
-      <w:r>
-        <w:rPr>
-          <w:b/>
-          <w:bCs/>
-        </w:rPr>
-        <w:t>Authentication</w:t>
-      </w:r>
-    </w:p>
-    <w:p>
-      <w:pPr>
-        <w:numPr>
-          <w:ilvl w:val="0"/>
-          <w:numId w:val="46"/>
-        </w:numPr>
-      </w:pPr>
-      <w:r>
-        <w:t xml:space="preserve">Incorrect username or password. </w:t>
-      </w:r>
-    </w:p>
-    <w:p>
-      <w:pPr>
-        <w:numPr>
-          <w:ilvl w:val="0"/>
-          <w:numId w:val="46"/>
-        </w:numPr>
-      </w:pPr>
-      <w:r>
-        <w:t xml:space="preserve">Empty login fields. </w:t>
-      </w:r>
-    </w:p>
-    <w:p>
-      <w:pPr>
-        <w:numPr>
-          <w:ilvl w:val="0"/>
-          <w:numId w:val="46"/>
-        </w:numPr>
-      </w:pPr>
-      <w:r>
-        <w:t xml:space="preserve">Duplicate email during registration. </w:t>
-      </w:r>
-    </w:p>
-    <w:p>
-      <w:pPr>
-        <w:rPr>
-          <w:b/>
-          <w:bCs/>
-        </w:rPr>
-      </w:pPr>
-      <w:r>
-        <w:rPr>
-          <w:b/>
-          <w:bCs/>
-        </w:rPr>
-        <w:t>Resident Management</w:t>
+        <w:t xml:space="preserve">Empty resident name. </w:t>
       </w:r>
     </w:p>
     <w:p>
@@ -5094,40 +5123,6 @@
         </w:numPr>
       </w:pPr>
       <w:r>
-        <w:t xml:space="preserve">Duplicate flat number. </w:t>
-      </w:r>
-    </w:p>
-    <w:p>
-      <w:pPr>
-        <w:numPr>
-          <w:ilvl w:val="0"/>
-          <w:numId w:val="47"/>
-        </w:numPr>
-      </w:pPr>
-      <w:r>
-        <w:t xml:space="preserve">Duplicate phone number. </w:t>
-      </w:r>
-    </w:p>
-    <w:p>
-      <w:pPr>
-        <w:numPr>
-          <w:ilvl w:val="0"/>
-          <w:numId w:val="47"/>
-        </w:numPr>
-      </w:pPr>
-      <w:r>
-        <w:t xml:space="preserve">Empty resident name. </w:t>
-      </w:r>
-    </w:p>
-    <w:p>
-      <w:pPr>
-        <w:numPr>
-          <w:ilvl w:val="0"/>
-          <w:numId w:val="47"/>
-        </w:numPr>
-      </w:pPr>
-      <w:r>
-        <w:lastRenderedPageBreak/>
         <w:t xml:space="preserve">Searching for a resident who does not exist. </w:t>
       </w:r>
     </w:p>
@@ -5501,7 +5496,6 @@
           <w:b/>
           <w:bCs/>
         </w:rPr>
-        <w:lastRenderedPageBreak/>
         <w:t>Conclusion</w:t>
       </w:r>
     </w:p>
